--- a/5sem/computer_architecture/lab1/lab1.docx
+++ b/5sem/computer_architecture/lab1/lab1.docx
@@ -402,16 +402,7 @@
           <w:sz w:val="28"/>
           <w:szCs w:val="28"/>
         </w:rPr>
-        <w:t xml:space="preserve">по дисциплине: </w:t>
-      </w:r>
-      <w:r>
-        <w:rPr>
-          <w:rFonts w:cs="Times New Roman" w:ascii="Times New Roman" w:hAnsi="Times New Roman"/>
-          <w:color w:val="000000"/>
-          <w:sz w:val="28"/>
-          <w:szCs w:val="28"/>
-        </w:rPr>
-        <w:t>Архитектура вычислительных систем</w:t>
+        <w:t>по дисциплине: Архитектура вычислительных систем</w:t>
       </w:r>
     </w:p>
     <w:p>
@@ -925,14 +916,6 @@
         </w:rPr>
         <w:t>Проверили:</w:t>
         <w:br/>
-      </w:r>
-      <w:r>
-        <w:rPr>
-          <w:rFonts w:cs="Times New Roman" w:ascii="Times New Roman" w:hAnsi="Times New Roman"/>
-          <w:color w:val="000000"/>
-          <w:sz w:val="28"/>
-          <w:szCs w:val="28"/>
-        </w:rPr>
         <w:t>Осипов О.В.</w:t>
       </w:r>
     </w:p>
@@ -1131,7 +1114,6 @@
       <w:r>
         <w:rPr>
           <w:rFonts w:cs="Times New Roman" w:ascii="Times New Roman" w:hAnsi="Times New Roman"/>
-          <w:color w:val="000000"/>
           <w:sz w:val="28"/>
           <w:szCs w:val="28"/>
         </w:rPr>
@@ -1183,42 +1165,1269 @@
       <w:r>
         <w:rPr>
           <w:rFonts w:cs="Times New Roman" w:ascii="Times New Roman" w:hAnsi="Times New Roman"/>
-          <w:color w:val="000000"/>
-          <w:sz w:val="28"/>
-          <w:szCs w:val="28"/>
-        </w:rPr>
-      </w:r>
-    </w:p>
-    <w:p>
-      <w:pPr>
-        <w:pStyle w:val="Normal"/>
-        <w:bidi w:val="0"/>
-        <w:jc w:val="start"/>
-        <w:rPr>
-          <w:rFonts w:ascii="Times New Roman" w:hAnsi="Times New Roman" w:cs="Times New Roman"/>
-          <w:sz w:val="28"/>
-          <w:szCs w:val="28"/>
-        </w:rPr>
-      </w:pPr>
-      <w:r>
-        <w:rPr>
-          <w:rFonts w:cs="Times New Roman" w:ascii="Times New Roman" w:hAnsi="Times New Roman"/>
+          <w:sz w:val="28"/>
+          <w:szCs w:val="28"/>
+        </w:rPr>
+      </w:r>
+    </w:p>
+    <w:p>
+      <w:pPr>
+        <w:pStyle w:val="Normal"/>
+        <w:bidi w:val="0"/>
+        <w:jc w:val="start"/>
+        <w:rPr>
+          <w:rFonts w:ascii="Times New Roman" w:hAnsi="Times New Roman" w:cs="Times New Roman"/>
+          <w:sz w:val="28"/>
+          <w:szCs w:val="28"/>
+        </w:rPr>
+      </w:pPr>
+      <w:r>
+        <w:rPr>
+          <w:rFonts w:cs="Times New Roman" w:ascii="Times New Roman" w:hAnsi="Times New Roman"/>
+          <w:sz w:val="28"/>
+          <w:szCs w:val="28"/>
+        </w:rPr>
+      </w:r>
+    </w:p>
+    <w:p>
+      <w:pPr>
+        <w:pStyle w:val="Normal"/>
+        <w:bidi w:val="0"/>
+        <w:jc w:val="start"/>
+        <w:rPr>
+          <w:rFonts w:ascii="Times New Roman" w:hAnsi="Times New Roman" w:cs="Times New Roman"/>
+          <w:sz w:val="28"/>
+          <w:szCs w:val="28"/>
+        </w:rPr>
+      </w:pPr>
+      <w:r>
+        <w:rPr>
+          <w:rFonts w:cs="Times New Roman" w:ascii="Times New Roman" w:hAnsi="Times New Roman"/>
+          <w:sz w:val="28"/>
+          <w:szCs w:val="28"/>
+        </w:rPr>
+      </w:r>
+    </w:p>
+    <w:p>
+      <w:pPr>
+        <w:pStyle w:val="Normal"/>
+        <w:bidi w:val="0"/>
+        <w:jc w:val="start"/>
+        <w:rPr>
+          <w:rFonts w:ascii="Times New Roman" w:hAnsi="Times New Roman" w:cs="Times New Roman"/>
+          <w:sz w:val="28"/>
+          <w:szCs w:val="28"/>
+        </w:rPr>
+      </w:pPr>
+      <w:r>
+        <w:rPr>
+          <w:rFonts w:cs="Times New Roman" w:ascii="Times New Roman" w:hAnsi="Times New Roman"/>
+          <w:sz w:val="28"/>
+          <w:szCs w:val="28"/>
+        </w:rPr>
+      </w:r>
+    </w:p>
+    <w:p>
+      <w:pPr>
+        <w:pStyle w:val="Normal"/>
+        <w:bidi w:val="0"/>
+        <w:jc w:val="start"/>
+        <w:rPr>
+          <w:rFonts w:ascii="Times New Roman" w:hAnsi="Times New Roman" w:cs="Times New Roman"/>
+          <w:sz w:val="28"/>
+          <w:szCs w:val="28"/>
+        </w:rPr>
+      </w:pPr>
+      <w:r>
+        <w:rPr>
+          <w:rFonts w:cs="Times New Roman" w:ascii="Times New Roman" w:hAnsi="Times New Roman"/>
+          <w:sz w:val="28"/>
+          <w:szCs w:val="28"/>
+        </w:rPr>
+      </w:r>
+    </w:p>
+    <w:p>
+      <w:pPr>
+        <w:pStyle w:val="Normal"/>
+        <w:bidi w:val="0"/>
+        <w:jc w:val="start"/>
+        <w:rPr>
+          <w:rFonts w:ascii="Times New Roman" w:hAnsi="Times New Roman" w:cs="Times New Roman"/>
+          <w:sz w:val="28"/>
+          <w:szCs w:val="28"/>
+        </w:rPr>
+      </w:pPr>
+      <w:r>
+        <w:rPr>
+          <w:rFonts w:cs="Times New Roman" w:ascii="Times New Roman" w:hAnsi="Times New Roman"/>
+          <w:sz w:val="28"/>
+          <w:szCs w:val="28"/>
+        </w:rPr>
+      </w:r>
+    </w:p>
+    <w:p>
+      <w:pPr>
+        <w:pStyle w:val="Normal"/>
+        <w:bidi w:val="0"/>
+        <w:jc w:val="start"/>
+        <w:rPr>
+          <w:rFonts w:ascii="Times New Roman" w:hAnsi="Times New Roman" w:cs="Times New Roman"/>
+          <w:sz w:val="28"/>
+          <w:szCs w:val="28"/>
+        </w:rPr>
+      </w:pPr>
+      <w:r>
+        <w:rPr>
+          <w:rFonts w:cs="Times New Roman" w:ascii="Times New Roman" w:hAnsi="Times New Roman"/>
+          <w:sz w:val="28"/>
+          <w:szCs w:val="28"/>
+        </w:rPr>
+      </w:r>
+    </w:p>
+    <w:p>
+      <w:pPr>
+        <w:pStyle w:val="Normal"/>
+        <w:bidi w:val="0"/>
+        <w:jc w:val="start"/>
+        <w:rPr>
+          <w:rFonts w:ascii="Times New Roman" w:hAnsi="Times New Roman" w:cs="Times New Roman"/>
+          <w:sz w:val="28"/>
+          <w:szCs w:val="28"/>
+        </w:rPr>
+      </w:pPr>
+      <w:r>
+        <w:rPr>
+          <w:rFonts w:cs="Times New Roman" w:ascii="Times New Roman" w:hAnsi="Times New Roman"/>
+          <w:sz w:val="28"/>
+          <w:szCs w:val="28"/>
+        </w:rPr>
+      </w:r>
+    </w:p>
+    <w:p>
+      <w:pPr>
+        <w:pStyle w:val="Normal"/>
+        <w:bidi w:val="0"/>
+        <w:jc w:val="start"/>
+        <w:rPr>
+          <w:rFonts w:ascii="Times New Roman" w:hAnsi="Times New Roman" w:cs="Times New Roman"/>
+          <w:sz w:val="28"/>
+          <w:szCs w:val="28"/>
+        </w:rPr>
+      </w:pPr>
+      <w:r>
+        <w:rPr>
+          <w:rFonts w:cs="Times New Roman" w:ascii="Times New Roman" w:hAnsi="Times New Roman"/>
+          <w:sz w:val="28"/>
+          <w:szCs w:val="28"/>
+        </w:rPr>
+      </w:r>
+    </w:p>
+    <w:p>
+      <w:pPr>
+        <w:pStyle w:val="Normal"/>
+        <w:bidi w:val="0"/>
+        <w:jc w:val="start"/>
+        <w:rPr>
+          <w:rFonts w:ascii="Times New Roman" w:hAnsi="Times New Roman" w:cs="Times New Roman"/>
+          <w:sz w:val="28"/>
+          <w:szCs w:val="28"/>
+        </w:rPr>
+      </w:pPr>
+      <w:r>
+        <w:rPr>
+          <w:rFonts w:cs="Times New Roman" w:ascii="Times New Roman" w:hAnsi="Times New Roman"/>
+          <w:sz w:val="28"/>
+          <w:szCs w:val="28"/>
+        </w:rPr>
+      </w:r>
+    </w:p>
+    <w:p>
+      <w:pPr>
+        <w:pStyle w:val="Normal"/>
+        <w:bidi w:val="0"/>
+        <w:jc w:val="start"/>
+        <w:rPr>
+          <w:rFonts w:ascii="Times New Roman" w:hAnsi="Times New Roman" w:cs="Times New Roman"/>
+          <w:sz w:val="28"/>
+          <w:szCs w:val="28"/>
+        </w:rPr>
+      </w:pPr>
+      <w:r>
+        <w:rPr>
+          <w:rFonts w:cs="Times New Roman" w:ascii="Times New Roman" w:hAnsi="Times New Roman"/>
+          <w:sz w:val="28"/>
+          <w:szCs w:val="28"/>
+        </w:rPr>
+      </w:r>
+    </w:p>
+    <w:p>
+      <w:pPr>
+        <w:pStyle w:val="Normal"/>
+        <w:bidi w:val="0"/>
+        <w:jc w:val="start"/>
+        <w:rPr>
+          <w:rFonts w:ascii="Times New Roman" w:hAnsi="Times New Roman" w:cs="Times New Roman"/>
+          <w:sz w:val="28"/>
+          <w:szCs w:val="28"/>
+        </w:rPr>
+      </w:pPr>
+      <w:r>
+        <w:rPr>
+          <w:rFonts w:cs="Times New Roman" w:ascii="Times New Roman" w:hAnsi="Times New Roman"/>
+          <w:sz w:val="28"/>
+          <w:szCs w:val="28"/>
+        </w:rPr>
+      </w:r>
+    </w:p>
+    <w:p>
+      <w:pPr>
+        <w:pStyle w:val="Normal"/>
+        <w:bidi w:val="0"/>
+        <w:jc w:val="start"/>
+        <w:rPr>
+          <w:rFonts w:ascii="Times New Roman" w:hAnsi="Times New Roman" w:cs="Times New Roman"/>
+          <w:sz w:val="28"/>
+          <w:szCs w:val="28"/>
+        </w:rPr>
+      </w:pPr>
+      <w:r>
+        <w:rPr>
+          <w:rFonts w:cs="Times New Roman" w:ascii="Times New Roman" w:hAnsi="Times New Roman"/>
+          <w:sz w:val="28"/>
+          <w:szCs w:val="28"/>
+        </w:rPr>
+      </w:r>
+    </w:p>
+    <w:p>
+      <w:pPr>
+        <w:pStyle w:val="Normal"/>
+        <w:bidi w:val="0"/>
+        <w:jc w:val="start"/>
+        <w:rPr>
+          <w:rFonts w:ascii="Times New Roman" w:hAnsi="Times New Roman" w:cs="Times New Roman"/>
+          <w:sz w:val="28"/>
+          <w:szCs w:val="28"/>
+        </w:rPr>
+      </w:pPr>
+      <w:r>
+        <w:rPr>
+          <w:rFonts w:cs="Times New Roman" w:ascii="Times New Roman" w:hAnsi="Times New Roman"/>
+          <w:sz w:val="28"/>
+          <w:szCs w:val="28"/>
+        </w:rPr>
+      </w:r>
+    </w:p>
+    <w:p>
+      <w:pPr>
+        <w:pStyle w:val="Normal"/>
+        <w:bidi w:val="0"/>
+        <w:jc w:val="start"/>
+        <w:rPr>
+          <w:rFonts w:ascii="Times New Roman" w:hAnsi="Times New Roman" w:cs="Times New Roman"/>
+          <w:sz w:val="28"/>
+          <w:szCs w:val="28"/>
+        </w:rPr>
+      </w:pPr>
+      <w:r>
+        <w:rPr>
+          <w:rFonts w:cs="Times New Roman" w:ascii="Times New Roman" w:hAnsi="Times New Roman"/>
+          <w:sz w:val="28"/>
+          <w:szCs w:val="28"/>
+        </w:rPr>
+      </w:r>
+    </w:p>
+    <w:p>
+      <w:pPr>
+        <w:pStyle w:val="Normal"/>
+        <w:bidi w:val="0"/>
+        <w:jc w:val="start"/>
+        <w:rPr>
+          <w:rFonts w:ascii="Times New Roman" w:hAnsi="Times New Roman" w:cs="Times New Roman"/>
+          <w:sz w:val="28"/>
+          <w:szCs w:val="28"/>
+        </w:rPr>
+      </w:pPr>
+      <w:r>
+        <w:rPr>
+          <w:rFonts w:cs="Times New Roman" w:ascii="Times New Roman" w:hAnsi="Times New Roman"/>
+          <w:sz w:val="28"/>
+          <w:szCs w:val="28"/>
+        </w:rPr>
+      </w:r>
+    </w:p>
+    <w:p>
+      <w:pPr>
+        <w:pStyle w:val="Normal"/>
+        <w:bidi w:val="0"/>
+        <w:jc w:val="start"/>
+        <w:rPr>
+          <w:rFonts w:ascii="Times New Roman" w:hAnsi="Times New Roman" w:cs="Times New Roman"/>
+          <w:sz w:val="28"/>
+          <w:szCs w:val="28"/>
+        </w:rPr>
+      </w:pPr>
+      <w:r>
+        <w:rPr>
+          <w:rFonts w:cs="Times New Roman" w:ascii="Times New Roman" w:hAnsi="Times New Roman"/>
+          <w:sz w:val="28"/>
+          <w:szCs w:val="28"/>
+        </w:rPr>
+      </w:r>
+    </w:p>
+    <w:p>
+      <w:pPr>
+        <w:pStyle w:val="Normal"/>
+        <w:bidi w:val="0"/>
+        <w:jc w:val="start"/>
+        <w:rPr>
+          <w:rFonts w:ascii="Times New Roman" w:hAnsi="Times New Roman" w:cs="Times New Roman"/>
+          <w:sz w:val="28"/>
+          <w:szCs w:val="28"/>
+        </w:rPr>
+      </w:pPr>
+      <w:r>
+        <w:rPr>
+          <w:rFonts w:cs="Times New Roman" w:ascii="Times New Roman" w:hAnsi="Times New Roman"/>
+          <w:sz w:val="28"/>
+          <w:szCs w:val="28"/>
+        </w:rPr>
+      </w:r>
+    </w:p>
+    <w:p>
+      <w:pPr>
+        <w:pStyle w:val="Normal"/>
+        <w:bidi w:val="0"/>
+        <w:jc w:val="start"/>
+        <w:rPr>
+          <w:rFonts w:ascii="Times New Roman" w:hAnsi="Times New Roman" w:cs="Times New Roman"/>
+          <w:sz w:val="28"/>
+          <w:szCs w:val="28"/>
+        </w:rPr>
+      </w:pPr>
+      <w:r>
+        <w:rPr>
+          <w:rFonts w:cs="Times New Roman" w:ascii="Times New Roman" w:hAnsi="Times New Roman"/>
+          <w:sz w:val="28"/>
+          <w:szCs w:val="28"/>
+        </w:rPr>
+      </w:r>
+    </w:p>
+    <w:p>
+      <w:pPr>
+        <w:pStyle w:val="Normal"/>
+        <w:bidi w:val="0"/>
+        <w:jc w:val="start"/>
+        <w:rPr>
+          <w:rFonts w:ascii="Times New Roman" w:hAnsi="Times New Roman" w:cs="Times New Roman"/>
+          <w:sz w:val="28"/>
+          <w:szCs w:val="28"/>
+        </w:rPr>
+      </w:pPr>
+      <w:r>
+        <w:rPr>
+          <w:rFonts w:cs="Times New Roman" w:ascii="Times New Roman" w:hAnsi="Times New Roman"/>
+          <w:sz w:val="28"/>
+          <w:szCs w:val="28"/>
+        </w:rPr>
+      </w:r>
+    </w:p>
+    <w:p>
+      <w:pPr>
+        <w:pStyle w:val="Normal"/>
+        <w:bidi w:val="0"/>
+        <w:jc w:val="start"/>
+        <w:rPr>
+          <w:rFonts w:ascii="Times New Roman" w:hAnsi="Times New Roman" w:cs="Times New Roman"/>
+          <w:sz w:val="28"/>
+          <w:szCs w:val="28"/>
+        </w:rPr>
+      </w:pPr>
+      <w:r>
+        <w:rPr>
+          <w:rFonts w:cs="Times New Roman" w:ascii="Times New Roman" w:hAnsi="Times New Roman"/>
+          <w:sz w:val="28"/>
+          <w:szCs w:val="28"/>
+        </w:rPr>
+      </w:r>
+    </w:p>
+    <w:p>
+      <w:pPr>
+        <w:pStyle w:val="Normal"/>
+        <w:bidi w:val="0"/>
+        <w:jc w:val="start"/>
+        <w:rPr>
+          <w:rFonts w:ascii="Times New Roman" w:hAnsi="Times New Roman" w:cs="Times New Roman"/>
+          <w:sz w:val="28"/>
+          <w:szCs w:val="28"/>
+        </w:rPr>
+      </w:pPr>
+      <w:r>
+        <w:rPr>
+          <w:rFonts w:cs="Times New Roman" w:ascii="Times New Roman" w:hAnsi="Times New Roman"/>
+          <w:sz w:val="28"/>
+          <w:szCs w:val="28"/>
+        </w:rPr>
+      </w:r>
+    </w:p>
+    <w:p>
+      <w:pPr>
+        <w:pStyle w:val="Normal"/>
+        <w:bidi w:val="0"/>
+        <w:jc w:val="start"/>
+        <w:rPr>
+          <w:rFonts w:ascii="Times New Roman" w:hAnsi="Times New Roman" w:cs="Times New Roman"/>
+          <w:sz w:val="28"/>
+          <w:szCs w:val="28"/>
+        </w:rPr>
+      </w:pPr>
+      <w:r>
+        <w:rPr>
+          <w:rFonts w:cs="Times New Roman" w:ascii="Times New Roman" w:hAnsi="Times New Roman"/>
+          <w:sz w:val="28"/>
+          <w:szCs w:val="28"/>
+        </w:rPr>
+      </w:r>
+    </w:p>
+    <w:p>
+      <w:pPr>
+        <w:pStyle w:val="Normal"/>
+        <w:bidi w:val="0"/>
+        <w:jc w:val="start"/>
+        <w:rPr>
+          <w:rFonts w:ascii="Times New Roman" w:hAnsi="Times New Roman" w:cs="Times New Roman"/>
+          <w:sz w:val="28"/>
+          <w:szCs w:val="28"/>
+        </w:rPr>
+      </w:pPr>
+      <w:r>
+        <w:rPr>
+          <w:rFonts w:cs="Times New Roman" w:ascii="Times New Roman" w:hAnsi="Times New Roman"/>
+          <w:sz w:val="28"/>
+          <w:szCs w:val="28"/>
+        </w:rPr>
+      </w:r>
+    </w:p>
+    <w:p>
+      <w:pPr>
+        <w:pStyle w:val="Normal"/>
+        <w:bidi w:val="0"/>
+        <w:jc w:val="start"/>
+        <w:rPr>
+          <w:rFonts w:ascii="Times New Roman" w:hAnsi="Times New Roman" w:cs="Times New Roman"/>
+          <w:sz w:val="28"/>
+          <w:szCs w:val="28"/>
+        </w:rPr>
+      </w:pPr>
+      <w:r>
+        <w:rPr>
+          <w:rFonts w:cs="Times New Roman" w:ascii="Times New Roman" w:hAnsi="Times New Roman"/>
+          <w:sz w:val="28"/>
+          <w:szCs w:val="28"/>
+        </w:rPr>
+      </w:r>
+    </w:p>
+    <w:p>
+      <w:pPr>
+        <w:pStyle w:val="Normal"/>
+        <w:bidi w:val="0"/>
+        <w:jc w:val="start"/>
+        <w:rPr>
+          <w:rFonts w:ascii="Times New Roman" w:hAnsi="Times New Roman" w:cs="Times New Roman"/>
+          <w:sz w:val="28"/>
+          <w:szCs w:val="28"/>
+        </w:rPr>
+      </w:pPr>
+      <w:r>
+        <w:rPr>
+          <w:rFonts w:cs="Times New Roman" w:ascii="Times New Roman" w:hAnsi="Times New Roman"/>
+          <w:sz w:val="28"/>
+          <w:szCs w:val="28"/>
+        </w:rPr>
+      </w:r>
+    </w:p>
+    <w:p>
+      <w:pPr>
+        <w:pStyle w:val="Normal"/>
+        <w:bidi w:val="0"/>
+        <w:jc w:val="start"/>
+        <w:rPr>
+          <w:rFonts w:ascii="Times New Roman" w:hAnsi="Times New Roman" w:cs="Times New Roman"/>
+          <w:sz w:val="28"/>
+          <w:szCs w:val="28"/>
+        </w:rPr>
+      </w:pPr>
+      <w:r>
+        <w:rPr>
+          <w:rFonts w:cs="Times New Roman" w:ascii="Times New Roman" w:hAnsi="Times New Roman"/>
+          <w:sz w:val="28"/>
+          <w:szCs w:val="28"/>
+        </w:rPr>
+      </w:r>
+    </w:p>
+    <w:p>
+      <w:pPr>
+        <w:pStyle w:val="Normal"/>
+        <w:bidi w:val="0"/>
+        <w:jc w:val="start"/>
+        <w:rPr>
+          <w:rFonts w:ascii="Times New Roman" w:hAnsi="Times New Roman" w:cs="Times New Roman"/>
+          <w:sz w:val="28"/>
+          <w:szCs w:val="28"/>
+        </w:rPr>
+      </w:pPr>
+      <w:r>
+        <w:rPr>
+          <w:rFonts w:cs="Times New Roman" w:ascii="Times New Roman" w:hAnsi="Times New Roman"/>
+          <w:sz w:val="28"/>
+          <w:szCs w:val="28"/>
+        </w:rPr>
+      </w:r>
+    </w:p>
+    <w:p>
+      <w:pPr>
+        <w:pStyle w:val="Normal"/>
+        <w:bidi w:val="0"/>
+        <w:jc w:val="start"/>
+        <w:rPr>
+          <w:rFonts w:ascii="Times New Roman" w:hAnsi="Times New Roman" w:cs="Times New Roman"/>
+          <w:sz w:val="28"/>
+          <w:szCs w:val="28"/>
+        </w:rPr>
+      </w:pPr>
+      <w:r>
+        <w:rPr>
+          <w:rFonts w:cs="Times New Roman" w:ascii="Times New Roman" w:hAnsi="Times New Roman"/>
+          <w:sz w:val="28"/>
+          <w:szCs w:val="28"/>
+        </w:rPr>
+      </w:r>
+    </w:p>
+    <w:p>
+      <w:pPr>
+        <w:pStyle w:val="Normal"/>
+        <w:bidi w:val="0"/>
+        <w:jc w:val="start"/>
+        <w:rPr>
+          <w:rFonts w:ascii="Times New Roman" w:hAnsi="Times New Roman" w:cs="Times New Roman"/>
+          <w:sz w:val="28"/>
+          <w:szCs w:val="28"/>
+        </w:rPr>
+      </w:pPr>
+      <w:r>
+        <w:rPr>
+          <w:rFonts w:cs="Times New Roman" w:ascii="Times New Roman" w:hAnsi="Times New Roman"/>
+          <w:sz w:val="28"/>
+          <w:szCs w:val="28"/>
+        </w:rPr>
+      </w:r>
+    </w:p>
+    <w:p>
+      <w:pPr>
+        <w:pStyle w:val="Normal"/>
+        <w:bidi w:val="0"/>
+        <w:jc w:val="start"/>
+        <w:rPr>
+          <w:rFonts w:ascii="Times New Roman" w:hAnsi="Times New Roman" w:cs="Times New Roman"/>
+          <w:sz w:val="28"/>
+          <w:szCs w:val="28"/>
+        </w:rPr>
+      </w:pPr>
+      <w:r>
+        <w:rPr>
+          <w:rFonts w:cs="Times New Roman" w:ascii="Times New Roman" w:hAnsi="Times New Roman"/>
+          <w:sz w:val="28"/>
+          <w:szCs w:val="28"/>
+        </w:rPr>
+      </w:r>
+    </w:p>
+    <w:p>
+      <w:pPr>
+        <w:pStyle w:val="Normal"/>
+        <w:bidi w:val="0"/>
+        <w:jc w:val="start"/>
+        <w:rPr>
+          <w:rFonts w:ascii="Times New Roman" w:hAnsi="Times New Roman" w:cs="Times New Roman"/>
+          <w:sz w:val="28"/>
+          <w:szCs w:val="28"/>
+        </w:rPr>
+      </w:pPr>
+      <w:r>
+        <w:rPr>
+          <w:rFonts w:cs="Times New Roman" w:ascii="Times New Roman" w:hAnsi="Times New Roman"/>
+          <w:sz w:val="28"/>
+          <w:szCs w:val="28"/>
+        </w:rPr>
+      </w:r>
+    </w:p>
+    <w:p>
+      <w:pPr>
+        <w:pStyle w:val="Normal"/>
+        <w:bidi w:val="0"/>
+        <w:jc w:val="start"/>
+        <w:rPr>
+          <w:rFonts w:ascii="Times New Roman" w:hAnsi="Times New Roman" w:cs="Times New Roman"/>
+          <w:sz w:val="28"/>
+          <w:szCs w:val="28"/>
+        </w:rPr>
+      </w:pPr>
+      <w:r>
+        <w:rPr>
+          <w:rFonts w:cs="Times New Roman" w:ascii="Times New Roman" w:hAnsi="Times New Roman"/>
+          <w:sz w:val="28"/>
+          <w:szCs w:val="28"/>
+        </w:rPr>
+      </w:r>
+    </w:p>
+    <w:p>
+      <w:pPr>
+        <w:pStyle w:val="Normal"/>
+        <w:bidi w:val="0"/>
+        <w:jc w:val="start"/>
+        <w:rPr>
+          <w:rFonts w:ascii="Times New Roman" w:hAnsi="Times New Roman" w:cs="Times New Roman"/>
+          <w:sz w:val="28"/>
+          <w:szCs w:val="28"/>
+        </w:rPr>
+      </w:pPr>
+      <w:r>
+        <w:rPr>
+          <w:rFonts w:cs="Times New Roman" w:ascii="Times New Roman" w:hAnsi="Times New Roman"/>
+          <w:sz w:val="28"/>
+          <w:szCs w:val="28"/>
+        </w:rPr>
+      </w:r>
+    </w:p>
+    <w:p>
+      <w:pPr>
+        <w:pStyle w:val="Normal"/>
+        <w:bidi w:val="0"/>
+        <w:jc w:val="start"/>
+        <w:rPr>
+          <w:rFonts w:ascii="Times New Roman" w:hAnsi="Times New Roman" w:cs="Times New Roman"/>
+          <w:sz w:val="28"/>
+          <w:szCs w:val="28"/>
+        </w:rPr>
+      </w:pPr>
+      <w:r>
+        <w:rPr>
+          <w:rFonts w:cs="Times New Roman" w:ascii="Times New Roman" w:hAnsi="Times New Roman"/>
+          <w:sz w:val="28"/>
+          <w:szCs w:val="28"/>
+        </w:rPr>
+      </w:r>
+    </w:p>
+    <w:p>
+      <w:pPr>
+        <w:pStyle w:val="Normal"/>
+        <w:bidi w:val="0"/>
+        <w:jc w:val="start"/>
+        <w:rPr>
+          <w:rFonts w:ascii="Times New Roman" w:hAnsi="Times New Roman" w:cs="Times New Roman"/>
+          <w:sz w:val="28"/>
+          <w:szCs w:val="28"/>
+        </w:rPr>
+      </w:pPr>
+      <w:r>
+        <w:rPr>
+          <w:rFonts w:cs="Times New Roman" w:ascii="Times New Roman" w:hAnsi="Times New Roman"/>
+          <w:sz w:val="28"/>
+          <w:szCs w:val="28"/>
+        </w:rPr>
+      </w:r>
+    </w:p>
+    <w:p>
+      <w:pPr>
+        <w:pStyle w:val="Normal"/>
+        <w:bidi w:val="0"/>
+        <w:jc w:val="start"/>
+        <w:rPr>
+          <w:rFonts w:ascii="Times New Roman" w:hAnsi="Times New Roman" w:cs="Times New Roman"/>
+          <w:sz w:val="28"/>
+          <w:szCs w:val="28"/>
+        </w:rPr>
+      </w:pPr>
+      <w:r>
+        <w:rPr>
+          <w:rFonts w:cs="Times New Roman" w:ascii="Times New Roman" w:hAnsi="Times New Roman"/>
+          <w:sz w:val="28"/>
+          <w:szCs w:val="28"/>
+        </w:rPr>
+      </w:r>
+    </w:p>
+    <w:p>
+      <w:pPr>
+        <w:pStyle w:val="Normal"/>
+        <w:bidi w:val="0"/>
+        <w:jc w:val="start"/>
+        <w:rPr>
+          <w:rFonts w:ascii="Times New Roman" w:hAnsi="Times New Roman" w:cs="Times New Roman"/>
+          <w:sz w:val="28"/>
+          <w:szCs w:val="28"/>
+        </w:rPr>
+      </w:pPr>
+      <w:r>
+        <w:rPr>
+          <w:rFonts w:cs="Times New Roman" w:ascii="Times New Roman" w:hAnsi="Times New Roman"/>
+          <w:sz w:val="28"/>
+          <w:szCs w:val="28"/>
+        </w:rPr>
+      </w:r>
+    </w:p>
+    <w:p>
+      <w:pPr>
+        <w:pStyle w:val="Normal"/>
+        <w:bidi w:val="0"/>
+        <w:jc w:val="start"/>
+        <w:rPr>
+          <w:rFonts w:ascii="Times New Roman" w:hAnsi="Times New Roman" w:cs="Times New Roman"/>
+          <w:sz w:val="28"/>
+          <w:szCs w:val="28"/>
+        </w:rPr>
+      </w:pPr>
+      <w:r>
+        <w:rPr>
+          <w:rFonts w:cs="Times New Roman" w:ascii="Times New Roman" w:hAnsi="Times New Roman"/>
+          <w:sz w:val="28"/>
+          <w:szCs w:val="28"/>
+        </w:rPr>
+      </w:r>
+    </w:p>
+    <w:p>
+      <w:pPr>
+        <w:pStyle w:val="Normal"/>
+        <w:bidi w:val="0"/>
+        <w:jc w:val="start"/>
+        <w:rPr>
+          <w:rFonts w:ascii="Times New Roman" w:hAnsi="Times New Roman" w:cs="Times New Roman"/>
+          <w:sz w:val="28"/>
+          <w:szCs w:val="28"/>
+        </w:rPr>
+      </w:pPr>
+      <w:r>
+        <w:rPr>
+          <w:rFonts w:cs="Times New Roman" w:ascii="Times New Roman" w:hAnsi="Times New Roman"/>
+          <w:sz w:val="28"/>
+          <w:szCs w:val="28"/>
+        </w:rPr>
+      </w:r>
+    </w:p>
+    <w:p>
+      <w:pPr>
+        <w:pStyle w:val="Normal"/>
+        <w:bidi w:val="0"/>
+        <w:jc w:val="start"/>
+        <w:rPr>
+          <w:rFonts w:ascii="Times New Roman" w:hAnsi="Times New Roman" w:cs="Times New Roman"/>
+          <w:sz w:val="28"/>
+          <w:szCs w:val="28"/>
+        </w:rPr>
+      </w:pPr>
+      <w:r>
+        <w:rPr>
+          <w:rFonts w:cs="Times New Roman" w:ascii="Times New Roman" w:hAnsi="Times New Roman"/>
+          <w:sz w:val="28"/>
+          <w:szCs w:val="28"/>
+        </w:rPr>
+      </w:r>
+    </w:p>
+    <w:p>
+      <w:pPr>
+        <w:pStyle w:val="Normal"/>
+        <w:bidi w:val="0"/>
+        <w:jc w:val="start"/>
+        <w:rPr>
+          <w:rFonts w:ascii="Times New Roman" w:hAnsi="Times New Roman" w:cs="Times New Roman"/>
+          <w:sz w:val="28"/>
+          <w:szCs w:val="28"/>
+        </w:rPr>
+      </w:pPr>
+      <w:r>
+        <w:rPr>
+          <w:rFonts w:cs="Times New Roman" w:ascii="Times New Roman" w:hAnsi="Times New Roman"/>
+          <w:sz w:val="28"/>
+          <w:szCs w:val="28"/>
+        </w:rPr>
+      </w:r>
+    </w:p>
+    <w:p>
+      <w:pPr>
+        <w:pStyle w:val="Normal"/>
+        <w:bidi w:val="0"/>
+        <w:jc w:val="start"/>
+        <w:rPr>
+          <w:rFonts w:ascii="Times New Roman" w:hAnsi="Times New Roman" w:cs="Times New Roman"/>
+          <w:sz w:val="28"/>
+          <w:szCs w:val="28"/>
+        </w:rPr>
+      </w:pPr>
+      <w:r>
+        <w:rPr>
+          <w:rFonts w:cs="Times New Roman" w:ascii="Times New Roman" w:hAnsi="Times New Roman"/>
+          <w:sz w:val="28"/>
+          <w:szCs w:val="28"/>
+        </w:rPr>
+      </w:r>
+    </w:p>
+    <w:p>
+      <w:pPr>
+        <w:pStyle w:val="Heading3"/>
+        <w:bidi w:val="0"/>
+        <w:jc w:val="start"/>
+        <w:rPr>
+          <w:rFonts w:ascii="Times New Roman" w:hAnsi="Times New Roman" w:cs="Times New Roman"/>
+          <w:sz w:val="28"/>
+          <w:szCs w:val="28"/>
+        </w:rPr>
+      </w:pPr>
+      <w:r>
+        <w:rPr>
+          <w:rFonts w:cs="Times New Roman" w:ascii="Times New Roman" w:hAnsi="Times New Roman"/>
+          <w:color w:val="000000"/>
+          <w:sz w:val="28"/>
+          <w:szCs w:val="28"/>
+        </w:rPr>
+        <w:t>Задание по варианту №14:</w:t>
+      </w:r>
+    </w:p>
+    <w:p>
+      <w:pPr>
+        <w:pStyle w:val="BodyText"/>
+        <w:bidi w:val="0"/>
+        <w:jc w:val="start"/>
+        <w:rPr>
+          <w:rFonts w:ascii="Times New Roman" w:hAnsi="Times New Roman" w:cs="Times New Roman"/>
+          <w:color w:val="000000"/>
+          <w:sz w:val="28"/>
+          <w:szCs w:val="28"/>
+        </w:rPr>
+      </w:pPr>
+      <w:r>
+        <w:rPr>
+          <w:rFonts w:cs="Times New Roman" w:ascii="Times New Roman" w:hAnsi="Times New Roman"/>
+          <w:color w:val="000000"/>
+          <w:sz w:val="28"/>
+          <w:szCs w:val="28"/>
+        </w:rPr>
+        <w:t>Исходный код на MASM32:</w:t>
+      </w:r>
+    </w:p>
+    <w:p>
+      <w:pPr>
+        <w:pStyle w:val="Style18"/>
+        <w:bidi w:val="0"/>
+        <w:jc w:val="start"/>
+        <w:rPr>
+          <w:rFonts w:ascii="Times New Roman" w:hAnsi="Times New Roman" w:cs="Times New Roman"/>
+          <w:color w:val="000000"/>
+          <w:sz w:val="20"/>
+          <w:szCs w:val="20"/>
+        </w:rPr>
+      </w:pPr>
+      <w:r>
+        <w:rPr>
+          <w:rStyle w:val="Style13"/>
+          <w:rFonts w:ascii="Times New Roman" w:hAnsi="Times New Roman"/>
+          <w:color w:val="000000"/>
+          <w:sz w:val="20"/>
+          <w:szCs w:val="20"/>
+        </w:rPr>
+        <w:t>.DATA</w:t>
+      </w:r>
+    </w:p>
+    <w:p>
+      <w:pPr>
+        <w:pStyle w:val="Style18"/>
+        <w:bidi w:val="0"/>
+        <w:jc w:val="start"/>
+        <w:rPr>
+          <w:rFonts w:ascii="Times New Roman" w:hAnsi="Times New Roman" w:cs="Times New Roman"/>
+          <w:color w:val="000000"/>
+          <w:sz w:val="20"/>
+          <w:szCs w:val="20"/>
+        </w:rPr>
+      </w:pPr>
+      <w:r>
+        <w:rPr>
+          <w:rStyle w:val="Style13"/>
+          <w:rFonts w:ascii="Times New Roman" w:hAnsi="Times New Roman"/>
+          <w:color w:val="000000"/>
+          <w:sz w:val="20"/>
+          <w:szCs w:val="20"/>
+        </w:rPr>
+        <w:t>String1 DB 13, 10, "____", 0</w:t>
+      </w:r>
+    </w:p>
+    <w:p>
+      <w:pPr>
+        <w:pStyle w:val="Style18"/>
+        <w:bidi w:val="0"/>
+        <w:jc w:val="start"/>
+        <w:rPr>
+          <w:rFonts w:ascii="Times New Roman" w:hAnsi="Times New Roman" w:cs="Times New Roman"/>
+          <w:color w:val="000000"/>
+          <w:sz w:val="20"/>
+          <w:szCs w:val="20"/>
+        </w:rPr>
+      </w:pPr>
+      <w:r>
+        <w:rPr>
+          <w:rStyle w:val="Style13"/>
+          <w:rFonts w:ascii="Times New Roman" w:hAnsi="Times New Roman"/>
+          <w:color w:val="000000"/>
+          <w:sz w:val="20"/>
+          <w:szCs w:val="20"/>
+        </w:rPr>
+        <w:t>ds DW 5</w:t>
+      </w:r>
+    </w:p>
+    <w:p>
+      <w:pPr>
+        <w:pStyle w:val="Style18"/>
+        <w:bidi w:val="0"/>
+        <w:jc w:val="start"/>
+        <w:rPr>
+          <w:rFonts w:ascii="Times New Roman" w:hAnsi="Times New Roman" w:cs="Times New Roman"/>
+          <w:color w:val="000000"/>
+          <w:sz w:val="20"/>
+          <w:szCs w:val="20"/>
+        </w:rPr>
+      </w:pPr>
+      <w:r>
+        <w:rPr>
+          <w:rStyle w:val="Style13"/>
+          <w:rFonts w:ascii="Times New Roman" w:hAnsi="Times New Roman"/>
+          <w:color w:val="000000"/>
+          <w:sz w:val="20"/>
+          <w:szCs w:val="20"/>
+        </w:rPr>
+        <w:t>result DD ?</w:t>
+      </w:r>
+    </w:p>
+    <w:p>
+      <w:pPr>
+        <w:pStyle w:val="Style18"/>
+        <w:bidi w:val="0"/>
+        <w:jc w:val="start"/>
+        <w:rPr>
+          <w:rFonts w:ascii="Times New Roman" w:hAnsi="Times New Roman" w:cs="Times New Roman"/>
+          <w:color w:val="000000"/>
+          <w:sz w:val="20"/>
+          <w:szCs w:val="20"/>
+        </w:rPr>
+      </w:pPr>
+      <w:r>
+        <w:rPr>
+          <w:rStyle w:val="Style13"/>
+          <w:rFonts w:ascii="Times New Roman" w:hAnsi="Times New Roman"/>
+          <w:color w:val="000000"/>
+          <w:sz w:val="20"/>
+          <w:szCs w:val="20"/>
+        </w:rPr>
+        <w:t>p DQ 17.5</w:t>
+      </w:r>
+    </w:p>
+    <w:p>
+      <w:pPr>
+        <w:pStyle w:val="Style18"/>
+        <w:bidi w:val="0"/>
+        <w:jc w:val="start"/>
+        <w:rPr>
+          <w:rFonts w:ascii="Times New Roman" w:hAnsi="Times New Roman" w:cs="Times New Roman"/>
+          <w:color w:val="000000"/>
+          <w:sz w:val="20"/>
+          <w:szCs w:val="20"/>
+        </w:rPr>
+      </w:pPr>
+      <w:r>
+        <w:rPr>
+          <w:rStyle w:val="Style13"/>
+          <w:rFonts w:ascii="Times New Roman" w:hAnsi="Times New Roman"/>
+          <w:color w:val="000000"/>
+          <w:sz w:val="20"/>
+          <w:szCs w:val="20"/>
+        </w:rPr>
+        <w:t>ten DT 183333.5</w:t>
+      </w:r>
+    </w:p>
+    <w:p>
+      <w:pPr>
+        <w:pStyle w:val="Style18"/>
+        <w:bidi w:val="0"/>
+        <w:jc w:val="start"/>
+        <w:rPr>
+          <w:rFonts w:ascii="Times New Roman" w:hAnsi="Times New Roman" w:cs="Times New Roman"/>
+          <w:color w:val="000000"/>
+          <w:sz w:val="20"/>
+          <w:szCs w:val="20"/>
+        </w:rPr>
+      </w:pPr>
+      <w:r>
+        <w:rPr>
+          <w:rStyle w:val="Style13"/>
+          <w:rFonts w:ascii="Times New Roman" w:hAnsi="Times New Roman"/>
+          <w:color w:val="000000"/>
+          <w:sz w:val="20"/>
+          <w:szCs w:val="20"/>
+        </w:rPr>
+        <w:t>.CODE</w:t>
+      </w:r>
+    </w:p>
+    <w:p>
+      <w:pPr>
+        <w:pStyle w:val="Style18"/>
+        <w:bidi w:val="0"/>
+        <w:jc w:val="start"/>
+        <w:rPr>
+          <w:rFonts w:ascii="Times New Roman" w:hAnsi="Times New Roman" w:cs="Times New Roman"/>
+          <w:color w:val="000000"/>
+          <w:sz w:val="20"/>
+          <w:szCs w:val="20"/>
+        </w:rPr>
+      </w:pPr>
+      <w:r>
+        <w:rPr>
+          <w:rStyle w:val="Style13"/>
+          <w:rFonts w:ascii="Times New Roman" w:hAnsi="Times New Roman"/>
+          <w:color w:val="000000"/>
+          <w:sz w:val="20"/>
+          <w:szCs w:val="20"/>
+        </w:rPr>
+        <w:t>START:</w:t>
+      </w:r>
+    </w:p>
+    <w:p>
+      <w:pPr>
+        <w:pStyle w:val="Style18"/>
+        <w:bidi w:val="0"/>
+        <w:jc w:val="start"/>
+        <w:rPr>
+          <w:rFonts w:ascii="Times New Roman" w:hAnsi="Times New Roman" w:cs="Times New Roman"/>
+          <w:color w:val="000000"/>
+          <w:sz w:val="20"/>
+          <w:szCs w:val="20"/>
+        </w:rPr>
+      </w:pPr>
+      <w:r>
+        <w:rPr>
+          <w:rStyle w:val="Style13"/>
+          <w:rFonts w:ascii="Times New Roman" w:hAnsi="Times New Roman"/>
+          <w:color w:val="000000"/>
+          <w:sz w:val="20"/>
+          <w:szCs w:val="20"/>
+        </w:rPr>
+        <w:t xml:space="preserve">    </w:t>
+      </w:r>
+      <w:r>
+        <w:rPr>
+          <w:rStyle w:val="Style13"/>
+          <w:rFonts w:ascii="Times New Roman" w:hAnsi="Times New Roman"/>
+          <w:color w:val="000000"/>
+          <w:sz w:val="20"/>
+          <w:szCs w:val="20"/>
+        </w:rPr>
+        <w:t>XOR ECX, ECX</w:t>
+      </w:r>
+    </w:p>
+    <w:p>
+      <w:pPr>
+        <w:pStyle w:val="Style18"/>
+        <w:bidi w:val="0"/>
+        <w:jc w:val="start"/>
+        <w:rPr>
+          <w:rFonts w:ascii="Times New Roman" w:hAnsi="Times New Roman" w:cs="Times New Roman"/>
+          <w:color w:val="000000"/>
+          <w:sz w:val="20"/>
+          <w:szCs w:val="20"/>
+        </w:rPr>
+      </w:pPr>
+      <w:r>
+        <w:rPr>
+          <w:rStyle w:val="Style13"/>
+          <w:rFonts w:ascii="Times New Roman" w:hAnsi="Times New Roman"/>
+          <w:color w:val="000000"/>
+          <w:sz w:val="20"/>
+          <w:szCs w:val="20"/>
+        </w:rPr>
+        <w:t xml:space="preserve">    </w:t>
+      </w:r>
+      <w:r>
+        <w:rPr>
+          <w:rStyle w:val="Style13"/>
+          <w:rFonts w:ascii="Times New Roman" w:hAnsi="Times New Roman"/>
+          <w:color w:val="000000"/>
+          <w:sz w:val="20"/>
+          <w:szCs w:val="20"/>
+        </w:rPr>
+        <w:t>MOV CX, ds</w:t>
+      </w:r>
+    </w:p>
+    <w:p>
+      <w:pPr>
+        <w:pStyle w:val="Style18"/>
+        <w:bidi w:val="0"/>
+        <w:jc w:val="start"/>
+        <w:rPr>
+          <w:rFonts w:ascii="Times New Roman" w:hAnsi="Times New Roman" w:cs="Times New Roman"/>
+          <w:color w:val="000000"/>
+          <w:sz w:val="20"/>
+          <w:szCs w:val="20"/>
+        </w:rPr>
+      </w:pPr>
+      <w:r>
+        <w:rPr>
+          <w:rStyle w:val="Style13"/>
+          <w:rFonts w:ascii="Times New Roman" w:hAnsi="Times New Roman"/>
+          <w:color w:val="000000"/>
+          <w:sz w:val="20"/>
+          <w:szCs w:val="20"/>
+        </w:rPr>
+        <w:t xml:space="preserve">    </w:t>
+      </w:r>
+      <w:r>
+        <w:rPr>
+          <w:rStyle w:val="Style13"/>
+          <w:rFonts w:ascii="Times New Roman" w:hAnsi="Times New Roman"/>
+          <w:color w:val="000000"/>
+          <w:sz w:val="20"/>
+          <w:szCs w:val="20"/>
+        </w:rPr>
+        <w:t>ADD CX, 5</w:t>
+      </w:r>
+    </w:p>
+    <w:p>
+      <w:pPr>
+        <w:pStyle w:val="Style18"/>
+        <w:bidi w:val="0"/>
+        <w:jc w:val="start"/>
+        <w:rPr>
+          <w:rFonts w:ascii="Times New Roman" w:hAnsi="Times New Roman" w:cs="Times New Roman"/>
+          <w:color w:val="000000"/>
+          <w:sz w:val="20"/>
+          <w:szCs w:val="20"/>
+        </w:rPr>
+      </w:pPr>
+      <w:r>
+        <w:rPr>
+          <w:rStyle w:val="Style13"/>
+          <w:rFonts w:ascii="Times New Roman" w:hAnsi="Times New Roman"/>
+          <w:color w:val="000000"/>
+          <w:sz w:val="20"/>
+          <w:szCs w:val="20"/>
+        </w:rPr>
+        <w:t xml:space="preserve">    </w:t>
+      </w:r>
+      <w:r>
+        <w:rPr>
+          <w:rStyle w:val="Style13"/>
+          <w:rFonts w:ascii="Times New Roman" w:hAnsi="Times New Roman"/>
+          <w:color w:val="000000"/>
+          <w:sz w:val="20"/>
+          <w:szCs w:val="20"/>
+        </w:rPr>
+        <w:t>MOV EAX, ECX</w:t>
+      </w:r>
+    </w:p>
+    <w:p>
+      <w:pPr>
+        <w:pStyle w:val="Style18"/>
+        <w:bidi w:val="0"/>
+        <w:jc w:val="start"/>
+        <w:rPr>
+          <w:rFonts w:ascii="Times New Roman" w:hAnsi="Times New Roman" w:cs="Times New Roman"/>
+          <w:color w:val="000000"/>
+          <w:sz w:val="20"/>
+          <w:szCs w:val="20"/>
+        </w:rPr>
+      </w:pPr>
+      <w:r>
+        <w:rPr>
+          <w:rStyle w:val="Style13"/>
+          <w:rFonts w:ascii="Times New Roman" w:hAnsi="Times New Roman"/>
+          <w:color w:val="000000"/>
+          <w:sz w:val="20"/>
+          <w:szCs w:val="20"/>
+        </w:rPr>
+        <w:t xml:space="preserve">    </w:t>
+      </w:r>
+      <w:r>
+        <w:rPr>
+          <w:rStyle w:val="Style13"/>
+          <w:rFonts w:ascii="Times New Roman" w:hAnsi="Times New Roman"/>
+          <w:color w:val="000000"/>
+          <w:sz w:val="20"/>
+          <w:szCs w:val="20"/>
+        </w:rPr>
+        <w:t>DIV 2</w:t>
+      </w:r>
+    </w:p>
+    <w:p>
+      <w:pPr>
+        <w:pStyle w:val="Style18"/>
+        <w:bidi w:val="0"/>
+        <w:jc w:val="start"/>
+        <w:rPr>
+          <w:rFonts w:ascii="Times New Roman" w:hAnsi="Times New Roman" w:cs="Times New Roman"/>
+          <w:color w:val="000000"/>
+          <w:sz w:val="20"/>
+          <w:szCs w:val="20"/>
+        </w:rPr>
+      </w:pPr>
+      <w:r>
+        <w:rPr>
+          <w:rStyle w:val="Style13"/>
+          <w:rFonts w:ascii="Times New Roman" w:hAnsi="Times New Roman"/>
+          <w:color w:val="000000"/>
+          <w:sz w:val="20"/>
+          <w:szCs w:val="20"/>
+        </w:rPr>
+        <w:t xml:space="preserve">    </w:t>
+      </w:r>
+      <w:r>
+        <w:rPr>
+          <w:rStyle w:val="Style13"/>
+          <w:rFonts w:ascii="Times New Roman" w:hAnsi="Times New Roman"/>
+          <w:color w:val="000000"/>
+          <w:sz w:val="20"/>
+          <w:szCs w:val="20"/>
+        </w:rPr>
+        <w:t>MOV result, EAX</w:t>
+      </w:r>
+    </w:p>
+    <w:p>
+      <w:pPr>
+        <w:pStyle w:val="Style18"/>
+        <w:bidi w:val="0"/>
+        <w:spacing w:before="0" w:after="283"/>
+        <w:jc w:val="start"/>
+        <w:rPr>
+          <w:rFonts w:ascii="Times New Roman" w:hAnsi="Times New Roman" w:cs="Times New Roman"/>
+          <w:color w:val="000000"/>
+          <w:sz w:val="20"/>
+          <w:szCs w:val="20"/>
+        </w:rPr>
+      </w:pPr>
+      <w:r>
+        <w:rPr>
+          <w:rStyle w:val="Style13"/>
+          <w:rFonts w:ascii="Times New Roman" w:hAnsi="Times New Roman"/>
+          <w:color w:val="000000"/>
+          <w:sz w:val="20"/>
+          <w:szCs w:val="20"/>
+        </w:rPr>
+        <w:t>END START</w:t>
+      </w:r>
+    </w:p>
+    <w:p>
+      <w:pPr>
+        <w:pStyle w:val="Heading3"/>
+        <w:bidi w:val="0"/>
+        <w:jc w:val="start"/>
+        <w:rPr>
+          <w:rFonts w:ascii="Times New Roman" w:hAnsi="Times New Roman" w:cs="Times New Roman"/>
           <w:color w:val="000000"/>
           <w:sz w:val="24"/>
           <w:szCs w:val="24"/>
         </w:rPr>
-      </w:r>
-    </w:p>
-    <w:p>
-      <w:pPr>
-        <w:pStyle w:val="Normal"/>
-        <w:bidi w:val="0"/>
-        <w:jc w:val="start"/>
-        <w:rPr>
-          <w:rFonts w:ascii="Times New Roman" w:hAnsi="Times New Roman" w:cs="Times New Roman"/>
-          <w:sz w:val="28"/>
-          <w:szCs w:val="28"/>
-        </w:rPr>
       </w:pPr>
       <w:r>
         <w:rPr>
@@ -1227,1045 +2436,40 @@
           <w:sz w:val="24"/>
           <w:szCs w:val="24"/>
         </w:rPr>
-      </w:r>
-    </w:p>
-    <w:p>
-      <w:pPr>
-        <w:pStyle w:val="Normal"/>
-        <w:bidi w:val="0"/>
-        <w:jc w:val="start"/>
-        <w:rPr>
-          <w:rFonts w:ascii="Times New Roman" w:hAnsi="Times New Roman" w:cs="Times New Roman"/>
-          <w:sz w:val="28"/>
-          <w:szCs w:val="28"/>
-        </w:rPr>
-      </w:pPr>
-      <w:r>
-        <w:rPr>
-          <w:rFonts w:cs="Times New Roman" w:ascii="Times New Roman" w:hAnsi="Times New Roman"/>
-          <w:color w:val="000000"/>
-          <w:sz w:val="24"/>
-          <w:szCs w:val="24"/>
-        </w:rPr>
-      </w:r>
-    </w:p>
-    <w:p>
-      <w:pPr>
-        <w:pStyle w:val="Normal"/>
-        <w:bidi w:val="0"/>
-        <w:jc w:val="start"/>
-        <w:rPr>
-          <w:rFonts w:ascii="Times New Roman" w:hAnsi="Times New Roman" w:cs="Times New Roman"/>
-          <w:sz w:val="28"/>
-          <w:szCs w:val="28"/>
-        </w:rPr>
-      </w:pPr>
-      <w:r>
-        <w:rPr>
-          <w:rFonts w:cs="Times New Roman" w:ascii="Times New Roman" w:hAnsi="Times New Roman"/>
-          <w:color w:val="000000"/>
-          <w:sz w:val="24"/>
-          <w:szCs w:val="24"/>
-        </w:rPr>
-      </w:r>
-    </w:p>
-    <w:p>
-      <w:pPr>
-        <w:pStyle w:val="Normal"/>
-        <w:bidi w:val="0"/>
-        <w:jc w:val="start"/>
-        <w:rPr>
-          <w:rFonts w:ascii="Times New Roman" w:hAnsi="Times New Roman" w:cs="Times New Roman"/>
-          <w:sz w:val="28"/>
-          <w:szCs w:val="28"/>
-        </w:rPr>
-      </w:pPr>
-      <w:r>
-        <w:rPr>
-          <w:rFonts w:cs="Times New Roman" w:ascii="Times New Roman" w:hAnsi="Times New Roman"/>
-          <w:color w:val="000000"/>
-          <w:sz w:val="24"/>
-          <w:szCs w:val="24"/>
-        </w:rPr>
-      </w:r>
-    </w:p>
-    <w:p>
-      <w:pPr>
-        <w:pStyle w:val="Normal"/>
-        <w:bidi w:val="0"/>
-        <w:jc w:val="start"/>
-        <w:rPr>
-          <w:rFonts w:ascii="Times New Roman" w:hAnsi="Times New Roman" w:cs="Times New Roman"/>
-          <w:sz w:val="28"/>
-          <w:szCs w:val="28"/>
-        </w:rPr>
-      </w:pPr>
-      <w:r>
-        <w:rPr>
-          <w:rFonts w:cs="Times New Roman" w:ascii="Times New Roman" w:hAnsi="Times New Roman"/>
-          <w:color w:val="000000"/>
-          <w:sz w:val="24"/>
-          <w:szCs w:val="24"/>
-        </w:rPr>
-      </w:r>
-    </w:p>
-    <w:p>
-      <w:pPr>
-        <w:pStyle w:val="Normal"/>
-        <w:bidi w:val="0"/>
-        <w:jc w:val="start"/>
-        <w:rPr>
-          <w:rFonts w:ascii="Times New Roman" w:hAnsi="Times New Roman" w:cs="Times New Roman"/>
-          <w:sz w:val="28"/>
-          <w:szCs w:val="28"/>
-        </w:rPr>
-      </w:pPr>
-      <w:r>
-        <w:rPr>
-          <w:rFonts w:cs="Times New Roman" w:ascii="Times New Roman" w:hAnsi="Times New Roman"/>
-          <w:color w:val="000000"/>
-          <w:sz w:val="24"/>
-          <w:szCs w:val="24"/>
-        </w:rPr>
-      </w:r>
-    </w:p>
-    <w:p>
-      <w:pPr>
-        <w:pStyle w:val="Normal"/>
-        <w:bidi w:val="0"/>
-        <w:jc w:val="start"/>
-        <w:rPr>
-          <w:rFonts w:ascii="Times New Roman" w:hAnsi="Times New Roman" w:cs="Times New Roman"/>
-          <w:sz w:val="28"/>
-          <w:szCs w:val="28"/>
-        </w:rPr>
-      </w:pPr>
-      <w:r>
-        <w:rPr>
-          <w:rFonts w:cs="Times New Roman" w:ascii="Times New Roman" w:hAnsi="Times New Roman"/>
-          <w:color w:val="000000"/>
-          <w:sz w:val="24"/>
-          <w:szCs w:val="24"/>
-        </w:rPr>
-      </w:r>
-    </w:p>
-    <w:p>
-      <w:pPr>
-        <w:pStyle w:val="Normal"/>
-        <w:bidi w:val="0"/>
-        <w:jc w:val="start"/>
-        <w:rPr>
-          <w:rFonts w:ascii="Times New Roman" w:hAnsi="Times New Roman" w:cs="Times New Roman"/>
-          <w:sz w:val="28"/>
-          <w:szCs w:val="28"/>
-        </w:rPr>
-      </w:pPr>
-      <w:r>
-        <w:rPr>
-          <w:rFonts w:cs="Times New Roman" w:ascii="Times New Roman" w:hAnsi="Times New Roman"/>
-          <w:color w:val="000000"/>
-          <w:sz w:val="24"/>
-          <w:szCs w:val="24"/>
-        </w:rPr>
-      </w:r>
-    </w:p>
-    <w:p>
-      <w:pPr>
-        <w:pStyle w:val="Normal"/>
-        <w:bidi w:val="0"/>
-        <w:jc w:val="start"/>
-        <w:rPr>
-          <w:rFonts w:ascii="Times New Roman" w:hAnsi="Times New Roman" w:cs="Times New Roman"/>
-          <w:sz w:val="28"/>
-          <w:szCs w:val="28"/>
-        </w:rPr>
-      </w:pPr>
-      <w:r>
-        <w:rPr>
-          <w:rFonts w:cs="Times New Roman" w:ascii="Times New Roman" w:hAnsi="Times New Roman"/>
-          <w:color w:val="000000"/>
-          <w:sz w:val="24"/>
-          <w:szCs w:val="24"/>
-        </w:rPr>
-      </w:r>
-    </w:p>
-    <w:p>
-      <w:pPr>
-        <w:pStyle w:val="Normal"/>
-        <w:bidi w:val="0"/>
-        <w:jc w:val="start"/>
-        <w:rPr>
-          <w:rFonts w:ascii="Times New Roman" w:hAnsi="Times New Roman" w:cs="Times New Roman"/>
-          <w:sz w:val="28"/>
-          <w:szCs w:val="28"/>
-        </w:rPr>
-      </w:pPr>
-      <w:r>
-        <w:rPr>
-          <w:rFonts w:cs="Times New Roman" w:ascii="Times New Roman" w:hAnsi="Times New Roman"/>
-          <w:color w:val="000000"/>
-          <w:sz w:val="24"/>
-          <w:szCs w:val="24"/>
-        </w:rPr>
-      </w:r>
-    </w:p>
-    <w:p>
-      <w:pPr>
-        <w:pStyle w:val="Normal"/>
-        <w:bidi w:val="0"/>
-        <w:jc w:val="start"/>
-        <w:rPr>
-          <w:rFonts w:ascii="Times New Roman" w:hAnsi="Times New Roman" w:cs="Times New Roman"/>
-          <w:sz w:val="28"/>
-          <w:szCs w:val="28"/>
-        </w:rPr>
-      </w:pPr>
-      <w:r>
-        <w:rPr>
-          <w:rFonts w:cs="Times New Roman" w:ascii="Times New Roman" w:hAnsi="Times New Roman"/>
-          <w:color w:val="000000"/>
-          <w:sz w:val="24"/>
-          <w:szCs w:val="24"/>
-        </w:rPr>
-      </w:r>
-    </w:p>
-    <w:p>
-      <w:pPr>
-        <w:pStyle w:val="Normal"/>
-        <w:bidi w:val="0"/>
-        <w:jc w:val="start"/>
-        <w:rPr>
-          <w:rFonts w:ascii="Times New Roman" w:hAnsi="Times New Roman" w:cs="Times New Roman"/>
-          <w:sz w:val="28"/>
-          <w:szCs w:val="28"/>
-        </w:rPr>
-      </w:pPr>
-      <w:r>
-        <w:rPr>
-          <w:rFonts w:cs="Times New Roman" w:ascii="Times New Roman" w:hAnsi="Times New Roman"/>
-          <w:color w:val="000000"/>
-          <w:sz w:val="24"/>
-          <w:szCs w:val="24"/>
-        </w:rPr>
-      </w:r>
-    </w:p>
-    <w:p>
-      <w:pPr>
-        <w:pStyle w:val="Normal"/>
-        <w:bidi w:val="0"/>
-        <w:jc w:val="start"/>
-        <w:rPr>
-          <w:rFonts w:ascii="Times New Roman" w:hAnsi="Times New Roman" w:cs="Times New Roman"/>
-          <w:sz w:val="28"/>
-          <w:szCs w:val="28"/>
-        </w:rPr>
-      </w:pPr>
-      <w:r>
-        <w:rPr>
-          <w:rFonts w:cs="Times New Roman" w:ascii="Times New Roman" w:hAnsi="Times New Roman"/>
-          <w:color w:val="000000"/>
-          <w:sz w:val="24"/>
-          <w:szCs w:val="24"/>
-        </w:rPr>
-      </w:r>
-    </w:p>
-    <w:p>
-      <w:pPr>
-        <w:pStyle w:val="Normal"/>
-        <w:bidi w:val="0"/>
-        <w:jc w:val="start"/>
-        <w:rPr>
-          <w:rFonts w:ascii="Times New Roman" w:hAnsi="Times New Roman" w:cs="Times New Roman"/>
-          <w:sz w:val="28"/>
-          <w:szCs w:val="28"/>
-        </w:rPr>
-      </w:pPr>
-      <w:r>
-        <w:rPr>
-          <w:rFonts w:cs="Times New Roman" w:ascii="Times New Roman" w:hAnsi="Times New Roman"/>
-          <w:color w:val="000000"/>
-          <w:sz w:val="24"/>
-          <w:szCs w:val="24"/>
-        </w:rPr>
-      </w:r>
-    </w:p>
-    <w:p>
-      <w:pPr>
-        <w:pStyle w:val="Normal"/>
-        <w:bidi w:val="0"/>
-        <w:jc w:val="start"/>
-        <w:rPr>
-          <w:rFonts w:ascii="Times New Roman" w:hAnsi="Times New Roman" w:cs="Times New Roman"/>
-          <w:sz w:val="28"/>
-          <w:szCs w:val="28"/>
-        </w:rPr>
-      </w:pPr>
-      <w:r>
-        <w:rPr>
-          <w:rFonts w:cs="Times New Roman" w:ascii="Times New Roman" w:hAnsi="Times New Roman"/>
-          <w:color w:val="000000"/>
-          <w:sz w:val="24"/>
-          <w:szCs w:val="24"/>
-        </w:rPr>
-      </w:r>
-    </w:p>
-    <w:p>
-      <w:pPr>
-        <w:pStyle w:val="Normal"/>
-        <w:bidi w:val="0"/>
-        <w:jc w:val="start"/>
-        <w:rPr>
-          <w:rFonts w:ascii="Times New Roman" w:hAnsi="Times New Roman" w:cs="Times New Roman"/>
-          <w:sz w:val="28"/>
-          <w:szCs w:val="28"/>
-        </w:rPr>
-      </w:pPr>
-      <w:r>
-        <w:rPr>
-          <w:rFonts w:cs="Times New Roman" w:ascii="Times New Roman" w:hAnsi="Times New Roman"/>
-          <w:color w:val="000000"/>
-          <w:sz w:val="24"/>
-          <w:szCs w:val="24"/>
-        </w:rPr>
-      </w:r>
-    </w:p>
-    <w:p>
-      <w:pPr>
-        <w:pStyle w:val="Normal"/>
-        <w:bidi w:val="0"/>
-        <w:jc w:val="start"/>
-        <w:rPr>
-          <w:rFonts w:ascii="Times New Roman" w:hAnsi="Times New Roman" w:cs="Times New Roman"/>
-          <w:sz w:val="28"/>
-          <w:szCs w:val="28"/>
-        </w:rPr>
-      </w:pPr>
-      <w:r>
-        <w:rPr>
-          <w:rFonts w:cs="Times New Roman" w:ascii="Times New Roman" w:hAnsi="Times New Roman"/>
-          <w:color w:val="000000"/>
-          <w:sz w:val="24"/>
-          <w:szCs w:val="24"/>
-        </w:rPr>
-      </w:r>
-    </w:p>
-    <w:p>
-      <w:pPr>
-        <w:pStyle w:val="Normal"/>
-        <w:bidi w:val="0"/>
-        <w:jc w:val="start"/>
-        <w:rPr>
-          <w:rFonts w:ascii="Times New Roman" w:hAnsi="Times New Roman" w:cs="Times New Roman"/>
-          <w:sz w:val="28"/>
-          <w:szCs w:val="28"/>
-        </w:rPr>
-      </w:pPr>
-      <w:r>
-        <w:rPr>
-          <w:rFonts w:cs="Times New Roman" w:ascii="Times New Roman" w:hAnsi="Times New Roman"/>
-          <w:color w:val="000000"/>
-          <w:sz w:val="24"/>
-          <w:szCs w:val="24"/>
-        </w:rPr>
-      </w:r>
-    </w:p>
-    <w:p>
-      <w:pPr>
-        <w:pStyle w:val="Normal"/>
-        <w:bidi w:val="0"/>
-        <w:jc w:val="start"/>
-        <w:rPr>
-          <w:rFonts w:ascii="Times New Roman" w:hAnsi="Times New Roman" w:cs="Times New Roman"/>
-          <w:sz w:val="28"/>
-          <w:szCs w:val="28"/>
-        </w:rPr>
-      </w:pPr>
-      <w:r>
-        <w:rPr>
-          <w:rFonts w:cs="Times New Roman" w:ascii="Times New Roman" w:hAnsi="Times New Roman"/>
-          <w:color w:val="000000"/>
-          <w:sz w:val="24"/>
-          <w:szCs w:val="24"/>
-        </w:rPr>
-      </w:r>
-    </w:p>
-    <w:p>
-      <w:pPr>
-        <w:pStyle w:val="Normal"/>
-        <w:bidi w:val="0"/>
-        <w:jc w:val="start"/>
-        <w:rPr>
-          <w:rFonts w:ascii="Times New Roman" w:hAnsi="Times New Roman" w:cs="Times New Roman"/>
-          <w:sz w:val="28"/>
-          <w:szCs w:val="28"/>
-        </w:rPr>
-      </w:pPr>
-      <w:r>
-        <w:rPr>
-          <w:rFonts w:cs="Times New Roman" w:ascii="Times New Roman" w:hAnsi="Times New Roman"/>
-          <w:color w:val="000000"/>
-          <w:sz w:val="24"/>
-          <w:szCs w:val="24"/>
-        </w:rPr>
-      </w:r>
-    </w:p>
-    <w:p>
-      <w:pPr>
-        <w:pStyle w:val="Normal"/>
-        <w:bidi w:val="0"/>
-        <w:jc w:val="start"/>
-        <w:rPr>
-          <w:rFonts w:ascii="Times New Roman" w:hAnsi="Times New Roman" w:cs="Times New Roman"/>
-          <w:sz w:val="28"/>
-          <w:szCs w:val="28"/>
-        </w:rPr>
-      </w:pPr>
-      <w:r>
-        <w:rPr>
-          <w:rFonts w:cs="Times New Roman" w:ascii="Times New Roman" w:hAnsi="Times New Roman"/>
-          <w:color w:val="000000"/>
-          <w:sz w:val="24"/>
-          <w:szCs w:val="24"/>
-        </w:rPr>
-      </w:r>
-    </w:p>
-    <w:p>
-      <w:pPr>
-        <w:pStyle w:val="Normal"/>
-        <w:bidi w:val="0"/>
-        <w:jc w:val="start"/>
-        <w:rPr>
-          <w:rFonts w:ascii="Times New Roman" w:hAnsi="Times New Roman" w:cs="Times New Roman"/>
-          <w:sz w:val="28"/>
-          <w:szCs w:val="28"/>
-        </w:rPr>
-      </w:pPr>
-      <w:r>
-        <w:rPr>
-          <w:rFonts w:cs="Times New Roman" w:ascii="Times New Roman" w:hAnsi="Times New Roman"/>
-          <w:color w:val="000000"/>
-          <w:sz w:val="24"/>
-          <w:szCs w:val="24"/>
-        </w:rPr>
-      </w:r>
-    </w:p>
-    <w:p>
-      <w:pPr>
-        <w:pStyle w:val="Normal"/>
-        <w:bidi w:val="0"/>
-        <w:jc w:val="start"/>
-        <w:rPr>
-          <w:rFonts w:ascii="Times New Roman" w:hAnsi="Times New Roman" w:cs="Times New Roman"/>
-          <w:sz w:val="28"/>
-          <w:szCs w:val="28"/>
-        </w:rPr>
-      </w:pPr>
-      <w:r>
-        <w:rPr>
-          <w:rFonts w:cs="Times New Roman" w:ascii="Times New Roman" w:hAnsi="Times New Roman"/>
-          <w:color w:val="000000"/>
-          <w:sz w:val="24"/>
-          <w:szCs w:val="24"/>
-        </w:rPr>
-      </w:r>
-    </w:p>
-    <w:p>
-      <w:pPr>
-        <w:pStyle w:val="Normal"/>
-        <w:bidi w:val="0"/>
-        <w:jc w:val="start"/>
-        <w:rPr>
-          <w:rFonts w:ascii="Times New Roman" w:hAnsi="Times New Roman" w:cs="Times New Roman"/>
-          <w:sz w:val="28"/>
-          <w:szCs w:val="28"/>
-        </w:rPr>
-      </w:pPr>
-      <w:r>
-        <w:rPr>
-          <w:rFonts w:cs="Times New Roman" w:ascii="Times New Roman" w:hAnsi="Times New Roman"/>
-          <w:color w:val="000000"/>
-          <w:sz w:val="24"/>
-          <w:szCs w:val="24"/>
-        </w:rPr>
-      </w:r>
-    </w:p>
-    <w:p>
-      <w:pPr>
-        <w:pStyle w:val="Normal"/>
-        <w:bidi w:val="0"/>
-        <w:jc w:val="start"/>
-        <w:rPr>
-          <w:rFonts w:ascii="Times New Roman" w:hAnsi="Times New Roman" w:cs="Times New Roman"/>
-          <w:sz w:val="28"/>
-          <w:szCs w:val="28"/>
-        </w:rPr>
-      </w:pPr>
-      <w:r>
-        <w:rPr>
-          <w:rFonts w:cs="Times New Roman" w:ascii="Times New Roman" w:hAnsi="Times New Roman"/>
-          <w:color w:val="000000"/>
-          <w:sz w:val="24"/>
-          <w:szCs w:val="24"/>
-        </w:rPr>
-      </w:r>
-    </w:p>
-    <w:p>
-      <w:pPr>
-        <w:pStyle w:val="Normal"/>
-        <w:bidi w:val="0"/>
-        <w:jc w:val="start"/>
-        <w:rPr>
-          <w:rFonts w:ascii="Times New Roman" w:hAnsi="Times New Roman" w:cs="Times New Roman"/>
-          <w:sz w:val="28"/>
-          <w:szCs w:val="28"/>
-        </w:rPr>
-      </w:pPr>
-      <w:r>
-        <w:rPr>
-          <w:rFonts w:cs="Times New Roman" w:ascii="Times New Roman" w:hAnsi="Times New Roman"/>
-          <w:color w:val="000000"/>
-          <w:sz w:val="24"/>
-          <w:szCs w:val="24"/>
-        </w:rPr>
-      </w:r>
-    </w:p>
-    <w:p>
-      <w:pPr>
-        <w:pStyle w:val="Normal"/>
-        <w:bidi w:val="0"/>
-        <w:jc w:val="start"/>
-        <w:rPr>
-          <w:rFonts w:ascii="Times New Roman" w:hAnsi="Times New Roman" w:cs="Times New Roman"/>
-          <w:sz w:val="28"/>
-          <w:szCs w:val="28"/>
-        </w:rPr>
-      </w:pPr>
-      <w:r>
-        <w:rPr>
-          <w:rFonts w:cs="Times New Roman" w:ascii="Times New Roman" w:hAnsi="Times New Roman"/>
-          <w:color w:val="000000"/>
-          <w:sz w:val="24"/>
-          <w:szCs w:val="24"/>
-        </w:rPr>
-      </w:r>
-    </w:p>
-    <w:p>
-      <w:pPr>
-        <w:pStyle w:val="Normal"/>
-        <w:bidi w:val="0"/>
-        <w:jc w:val="start"/>
-        <w:rPr>
-          <w:rFonts w:ascii="Times New Roman" w:hAnsi="Times New Roman" w:cs="Times New Roman"/>
-          <w:sz w:val="28"/>
-          <w:szCs w:val="28"/>
-        </w:rPr>
-      </w:pPr>
-      <w:r>
-        <w:rPr>
-          <w:rFonts w:cs="Times New Roman" w:ascii="Times New Roman" w:hAnsi="Times New Roman"/>
-          <w:color w:val="000000"/>
-          <w:sz w:val="24"/>
-          <w:szCs w:val="24"/>
-        </w:rPr>
-      </w:r>
-    </w:p>
-    <w:p>
-      <w:pPr>
-        <w:pStyle w:val="Normal"/>
-        <w:bidi w:val="0"/>
-        <w:jc w:val="start"/>
-        <w:rPr>
-          <w:rFonts w:ascii="Times New Roman" w:hAnsi="Times New Roman" w:cs="Times New Roman"/>
-          <w:sz w:val="28"/>
-          <w:szCs w:val="28"/>
-        </w:rPr>
-      </w:pPr>
-      <w:r>
-        <w:rPr>
-          <w:rFonts w:cs="Times New Roman" w:ascii="Times New Roman" w:hAnsi="Times New Roman"/>
-          <w:color w:val="000000"/>
-          <w:sz w:val="24"/>
-          <w:szCs w:val="24"/>
-        </w:rPr>
-      </w:r>
-    </w:p>
-    <w:p>
-      <w:pPr>
-        <w:pStyle w:val="Normal"/>
-        <w:bidi w:val="0"/>
-        <w:jc w:val="start"/>
-        <w:rPr>
-          <w:rFonts w:ascii="Times New Roman" w:hAnsi="Times New Roman" w:cs="Times New Roman"/>
-          <w:sz w:val="28"/>
-          <w:szCs w:val="28"/>
-        </w:rPr>
-      </w:pPr>
-      <w:r>
-        <w:rPr>
-          <w:rFonts w:cs="Times New Roman" w:ascii="Times New Roman" w:hAnsi="Times New Roman"/>
-          <w:color w:val="000000"/>
-          <w:sz w:val="24"/>
-          <w:szCs w:val="24"/>
-        </w:rPr>
-      </w:r>
-    </w:p>
-    <w:p>
-      <w:pPr>
-        <w:pStyle w:val="Normal"/>
-        <w:bidi w:val="0"/>
-        <w:jc w:val="start"/>
-        <w:rPr>
-          <w:rFonts w:ascii="Times New Roman" w:hAnsi="Times New Roman" w:cs="Times New Roman"/>
-          <w:sz w:val="28"/>
-          <w:szCs w:val="28"/>
-        </w:rPr>
-      </w:pPr>
-      <w:r>
-        <w:rPr>
-          <w:rFonts w:cs="Times New Roman" w:ascii="Times New Roman" w:hAnsi="Times New Roman"/>
-          <w:color w:val="000000"/>
-          <w:sz w:val="24"/>
-          <w:szCs w:val="24"/>
-        </w:rPr>
-      </w:r>
-    </w:p>
-    <w:p>
-      <w:pPr>
-        <w:pStyle w:val="Normal"/>
-        <w:bidi w:val="0"/>
-        <w:jc w:val="start"/>
-        <w:rPr>
-          <w:rFonts w:ascii="Times New Roman" w:hAnsi="Times New Roman" w:cs="Times New Roman"/>
-          <w:sz w:val="28"/>
-          <w:szCs w:val="28"/>
-        </w:rPr>
-      </w:pPr>
-      <w:r>
-        <w:rPr>
-          <w:rFonts w:cs="Times New Roman" w:ascii="Times New Roman" w:hAnsi="Times New Roman"/>
-          <w:color w:val="000000"/>
-          <w:sz w:val="24"/>
-          <w:szCs w:val="24"/>
-        </w:rPr>
-      </w:r>
-    </w:p>
-    <w:p>
-      <w:pPr>
-        <w:pStyle w:val="Normal"/>
-        <w:bidi w:val="0"/>
-        <w:jc w:val="start"/>
-        <w:rPr>
-          <w:rFonts w:ascii="Times New Roman" w:hAnsi="Times New Roman" w:cs="Times New Roman"/>
-          <w:sz w:val="28"/>
-          <w:szCs w:val="28"/>
-        </w:rPr>
-      </w:pPr>
-      <w:r>
-        <w:rPr>
-          <w:rFonts w:cs="Times New Roman" w:ascii="Times New Roman" w:hAnsi="Times New Roman"/>
-          <w:color w:val="000000"/>
-          <w:sz w:val="24"/>
-          <w:szCs w:val="24"/>
-        </w:rPr>
-      </w:r>
-    </w:p>
-    <w:p>
-      <w:pPr>
-        <w:pStyle w:val="Normal"/>
-        <w:bidi w:val="0"/>
-        <w:jc w:val="start"/>
-        <w:rPr>
-          <w:rFonts w:ascii="Times New Roman" w:hAnsi="Times New Roman" w:cs="Times New Roman"/>
-          <w:sz w:val="28"/>
-          <w:szCs w:val="28"/>
-        </w:rPr>
-      </w:pPr>
-      <w:r>
-        <w:rPr>
-          <w:rFonts w:cs="Times New Roman" w:ascii="Times New Roman" w:hAnsi="Times New Roman"/>
-          <w:color w:val="000000"/>
-          <w:sz w:val="24"/>
-          <w:szCs w:val="24"/>
-        </w:rPr>
-      </w:r>
-    </w:p>
-    <w:p>
-      <w:pPr>
-        <w:pStyle w:val="Normal"/>
-        <w:bidi w:val="0"/>
-        <w:jc w:val="start"/>
-        <w:rPr>
-          <w:rFonts w:ascii="Times New Roman" w:hAnsi="Times New Roman" w:cs="Times New Roman"/>
-          <w:sz w:val="28"/>
-          <w:szCs w:val="28"/>
-        </w:rPr>
-      </w:pPr>
-      <w:r>
-        <w:rPr>
-          <w:rFonts w:cs="Times New Roman" w:ascii="Times New Roman" w:hAnsi="Times New Roman"/>
-          <w:color w:val="000000"/>
-          <w:sz w:val="24"/>
-          <w:szCs w:val="24"/>
-        </w:rPr>
-      </w:r>
-    </w:p>
-    <w:p>
-      <w:pPr>
-        <w:pStyle w:val="Normal"/>
-        <w:bidi w:val="0"/>
-        <w:jc w:val="start"/>
-        <w:rPr>
-          <w:rFonts w:ascii="Times New Roman" w:hAnsi="Times New Roman" w:cs="Times New Roman"/>
-          <w:sz w:val="28"/>
-          <w:szCs w:val="28"/>
-        </w:rPr>
-      </w:pPr>
-      <w:r>
-        <w:rPr>
-          <w:rFonts w:cs="Times New Roman" w:ascii="Times New Roman" w:hAnsi="Times New Roman"/>
-          <w:color w:val="000000"/>
-          <w:sz w:val="24"/>
-          <w:szCs w:val="24"/>
-        </w:rPr>
-      </w:r>
-    </w:p>
-    <w:p>
-      <w:pPr>
-        <w:pStyle w:val="Normal"/>
-        <w:bidi w:val="0"/>
-        <w:jc w:val="start"/>
-        <w:rPr>
-          <w:rFonts w:ascii="Times New Roman" w:hAnsi="Times New Roman" w:cs="Times New Roman"/>
-          <w:sz w:val="28"/>
-          <w:szCs w:val="28"/>
-        </w:rPr>
-      </w:pPr>
-      <w:r>
-        <w:rPr>
-          <w:rFonts w:cs="Times New Roman" w:ascii="Times New Roman" w:hAnsi="Times New Roman"/>
-          <w:color w:val="000000"/>
-          <w:sz w:val="24"/>
-          <w:szCs w:val="24"/>
-        </w:rPr>
-      </w:r>
-    </w:p>
-    <w:p>
-      <w:pPr>
-        <w:pStyle w:val="Normal"/>
-        <w:bidi w:val="0"/>
-        <w:jc w:val="start"/>
-        <w:rPr>
-          <w:rFonts w:ascii="Times New Roman" w:hAnsi="Times New Roman" w:cs="Times New Roman"/>
-          <w:sz w:val="28"/>
-          <w:szCs w:val="28"/>
-        </w:rPr>
-      </w:pPr>
-      <w:r>
-        <w:rPr>
-          <w:rFonts w:cs="Times New Roman" w:ascii="Times New Roman" w:hAnsi="Times New Roman"/>
-          <w:color w:val="000000"/>
-          <w:sz w:val="24"/>
-          <w:szCs w:val="24"/>
-        </w:rPr>
-      </w:r>
-    </w:p>
-    <w:p>
-      <w:pPr>
-        <w:pStyle w:val="Normal"/>
-        <w:bidi w:val="0"/>
-        <w:jc w:val="start"/>
-        <w:rPr>
-          <w:rFonts w:ascii="Times New Roman" w:hAnsi="Times New Roman" w:cs="Times New Roman"/>
-          <w:sz w:val="28"/>
-          <w:szCs w:val="28"/>
-        </w:rPr>
-      </w:pPr>
-      <w:r>
-        <w:rPr>
-          <w:rFonts w:cs="Times New Roman" w:ascii="Times New Roman" w:hAnsi="Times New Roman"/>
-          <w:color w:val="000000"/>
-          <w:sz w:val="24"/>
-          <w:szCs w:val="24"/>
-        </w:rPr>
-      </w:r>
-    </w:p>
-    <w:p>
-      <w:pPr>
-        <w:pStyle w:val="Normal"/>
-        <w:bidi w:val="0"/>
-        <w:jc w:val="start"/>
-        <w:rPr>
-          <w:rFonts w:ascii="Times New Roman" w:hAnsi="Times New Roman" w:cs="Times New Roman"/>
-          <w:sz w:val="28"/>
-          <w:szCs w:val="28"/>
-        </w:rPr>
-      </w:pPr>
-      <w:r>
-        <w:rPr>
-          <w:rFonts w:cs="Times New Roman" w:ascii="Times New Roman" w:hAnsi="Times New Roman"/>
-          <w:color w:val="000000"/>
-          <w:sz w:val="24"/>
-          <w:szCs w:val="24"/>
-        </w:rPr>
-      </w:r>
-    </w:p>
-    <w:p>
-      <w:pPr>
-        <w:pStyle w:val="Normal"/>
-        <w:bidi w:val="0"/>
-        <w:jc w:val="start"/>
-        <w:rPr>
-          <w:rFonts w:ascii="Times New Roman" w:hAnsi="Times New Roman" w:cs="Times New Roman"/>
-          <w:sz w:val="28"/>
-          <w:szCs w:val="28"/>
-        </w:rPr>
-      </w:pPr>
-      <w:r>
-        <w:rPr>
-          <w:rFonts w:cs="Times New Roman" w:ascii="Times New Roman" w:hAnsi="Times New Roman"/>
-          <w:color w:val="000000"/>
-          <w:sz w:val="24"/>
-          <w:szCs w:val="24"/>
-        </w:rPr>
-      </w:r>
-    </w:p>
-    <w:p>
-      <w:pPr>
-        <w:pStyle w:val="Heading3"/>
-        <w:bidi w:val="0"/>
-        <w:jc w:val="start"/>
-        <w:rPr>
-          <w:rFonts w:ascii="Times New Roman" w:hAnsi="Times New Roman" w:cs="Times New Roman"/>
-          <w:sz w:val="28"/>
-          <w:szCs w:val="28"/>
-        </w:rPr>
-      </w:pPr>
-      <w:r>
-        <w:rPr>
-          <w:rFonts w:cs="Times New Roman" w:ascii="Times New Roman" w:hAnsi="Times New Roman"/>
-          <w:color w:val="000000"/>
-          <w:sz w:val="28"/>
-          <w:szCs w:val="28"/>
-        </w:rPr>
-        <w:t>Задание по варианту №14:</w:t>
-      </w:r>
-    </w:p>
-    <w:p>
-      <w:pPr>
-        <w:pStyle w:val="BodyText"/>
-        <w:bidi w:val="0"/>
-        <w:jc w:val="start"/>
-        <w:rPr>
-          <w:rFonts w:ascii="Times New Roman" w:hAnsi="Times New Roman" w:cs="Times New Roman"/>
-          <w:color w:val="000000"/>
-          <w:sz w:val="28"/>
-          <w:szCs w:val="28"/>
-        </w:rPr>
-      </w:pPr>
-      <w:r>
-        <w:rPr>
-          <w:rFonts w:cs="Times New Roman" w:ascii="Times New Roman" w:hAnsi="Times New Roman"/>
-          <w:color w:val="000000"/>
-          <w:sz w:val="28"/>
-          <w:szCs w:val="28"/>
-        </w:rPr>
-        <w:t>Исходный код на MASM32:</w:t>
-      </w:r>
-    </w:p>
-    <w:p>
-      <w:pPr>
-        <w:pStyle w:val="Style18"/>
-        <w:bidi w:val="0"/>
-        <w:jc w:val="start"/>
-        <w:rPr>
-          <w:rFonts w:ascii="Times New Roman" w:hAnsi="Times New Roman" w:cs="Times New Roman"/>
-          <w:color w:val="000000"/>
-          <w:sz w:val="20"/>
-          <w:szCs w:val="20"/>
-        </w:rPr>
-      </w:pPr>
-      <w:r>
-        <w:rPr>
-          <w:rStyle w:val="Style13"/>
-          <w:rFonts w:ascii="Times New Roman" w:hAnsi="Times New Roman"/>
-          <w:color w:val="000000"/>
-          <w:sz w:val="20"/>
-          <w:szCs w:val="20"/>
-        </w:rPr>
-        <w:t>.DATA</w:t>
-      </w:r>
-    </w:p>
-    <w:p>
-      <w:pPr>
-        <w:pStyle w:val="Style18"/>
-        <w:bidi w:val="0"/>
-        <w:jc w:val="start"/>
-        <w:rPr>
-          <w:rFonts w:ascii="Times New Roman" w:hAnsi="Times New Roman" w:cs="Times New Roman"/>
-          <w:color w:val="000000"/>
-          <w:sz w:val="20"/>
-          <w:szCs w:val="20"/>
-        </w:rPr>
-      </w:pPr>
-      <w:r>
-        <w:rPr>
-          <w:rStyle w:val="Style13"/>
-          <w:rFonts w:ascii="Times New Roman" w:hAnsi="Times New Roman"/>
-          <w:color w:val="000000"/>
-          <w:sz w:val="20"/>
-          <w:szCs w:val="20"/>
-        </w:rPr>
-        <w:t>String1 DB 13, 10, "____", 0</w:t>
-      </w:r>
-    </w:p>
-    <w:p>
-      <w:pPr>
-        <w:pStyle w:val="Style18"/>
-        <w:bidi w:val="0"/>
-        <w:jc w:val="start"/>
-        <w:rPr>
-          <w:rFonts w:ascii="Times New Roman" w:hAnsi="Times New Roman" w:cs="Times New Roman"/>
-          <w:color w:val="000000"/>
-          <w:sz w:val="20"/>
-          <w:szCs w:val="20"/>
-        </w:rPr>
-      </w:pPr>
-      <w:r>
-        <w:rPr>
-          <w:rStyle w:val="Style13"/>
-          <w:rFonts w:ascii="Times New Roman" w:hAnsi="Times New Roman"/>
-          <w:color w:val="000000"/>
-          <w:sz w:val="20"/>
-          <w:szCs w:val="20"/>
-        </w:rPr>
-        <w:t>ds DW 5</w:t>
-      </w:r>
-    </w:p>
-    <w:p>
-      <w:pPr>
-        <w:pStyle w:val="Style18"/>
-        <w:bidi w:val="0"/>
-        <w:jc w:val="start"/>
-        <w:rPr>
-          <w:rFonts w:ascii="Times New Roman" w:hAnsi="Times New Roman" w:cs="Times New Roman"/>
-          <w:color w:val="000000"/>
-          <w:sz w:val="20"/>
-          <w:szCs w:val="20"/>
-        </w:rPr>
-      </w:pPr>
-      <w:r>
-        <w:rPr>
-          <w:rStyle w:val="Style13"/>
-          <w:rFonts w:ascii="Times New Roman" w:hAnsi="Times New Roman"/>
-          <w:color w:val="000000"/>
-          <w:sz w:val="20"/>
-          <w:szCs w:val="20"/>
-        </w:rPr>
-        <w:t>result DD ?</w:t>
-      </w:r>
-    </w:p>
-    <w:p>
-      <w:pPr>
-        <w:pStyle w:val="Style18"/>
-        <w:bidi w:val="0"/>
-        <w:jc w:val="start"/>
-        <w:rPr>
-          <w:rFonts w:ascii="Times New Roman" w:hAnsi="Times New Roman" w:cs="Times New Roman"/>
-          <w:color w:val="000000"/>
-          <w:sz w:val="20"/>
-          <w:szCs w:val="20"/>
-        </w:rPr>
-      </w:pPr>
-      <w:r>
-        <w:rPr>
-          <w:rStyle w:val="Style13"/>
-          <w:rFonts w:ascii="Times New Roman" w:hAnsi="Times New Roman"/>
-          <w:color w:val="000000"/>
-          <w:sz w:val="20"/>
-          <w:szCs w:val="20"/>
-        </w:rPr>
-        <w:t>p DQ 17.5</w:t>
-      </w:r>
-    </w:p>
-    <w:p>
-      <w:pPr>
-        <w:pStyle w:val="Style18"/>
-        <w:bidi w:val="0"/>
-        <w:jc w:val="start"/>
-        <w:rPr>
-          <w:rFonts w:ascii="Times New Roman" w:hAnsi="Times New Roman" w:cs="Times New Roman"/>
-          <w:color w:val="000000"/>
-          <w:sz w:val="20"/>
-          <w:szCs w:val="20"/>
-        </w:rPr>
-      </w:pPr>
-      <w:r>
-        <w:rPr>
-          <w:rStyle w:val="Style13"/>
-          <w:rFonts w:ascii="Times New Roman" w:hAnsi="Times New Roman"/>
-          <w:color w:val="000000"/>
-          <w:sz w:val="20"/>
-          <w:szCs w:val="20"/>
-        </w:rPr>
-        <w:t>ten DT 183333.5</w:t>
-      </w:r>
-    </w:p>
-    <w:p>
-      <w:pPr>
-        <w:pStyle w:val="Style18"/>
-        <w:bidi w:val="0"/>
-        <w:jc w:val="start"/>
-        <w:rPr>
-          <w:rFonts w:ascii="Times New Roman" w:hAnsi="Times New Roman" w:cs="Times New Roman"/>
-          <w:color w:val="000000"/>
-          <w:sz w:val="20"/>
-          <w:szCs w:val="20"/>
-        </w:rPr>
-      </w:pPr>
-      <w:r>
-        <w:rPr>
-          <w:rStyle w:val="Style13"/>
-          <w:rFonts w:ascii="Times New Roman" w:hAnsi="Times New Roman"/>
-          <w:color w:val="000000"/>
-          <w:sz w:val="20"/>
-          <w:szCs w:val="20"/>
-        </w:rPr>
-        <w:t>.CODE</w:t>
-      </w:r>
-    </w:p>
-    <w:p>
-      <w:pPr>
-        <w:pStyle w:val="Style18"/>
-        <w:bidi w:val="0"/>
-        <w:jc w:val="start"/>
-        <w:rPr>
-          <w:rFonts w:ascii="Times New Roman" w:hAnsi="Times New Roman" w:cs="Times New Roman"/>
-          <w:color w:val="000000"/>
-          <w:sz w:val="20"/>
-          <w:szCs w:val="20"/>
-        </w:rPr>
-      </w:pPr>
-      <w:r>
-        <w:rPr>
-          <w:rStyle w:val="Style13"/>
-          <w:rFonts w:ascii="Times New Roman" w:hAnsi="Times New Roman"/>
-          <w:color w:val="000000"/>
-          <w:sz w:val="20"/>
-          <w:szCs w:val="20"/>
-        </w:rPr>
-        <w:t>START:</w:t>
-      </w:r>
-    </w:p>
-    <w:p>
-      <w:pPr>
-        <w:pStyle w:val="Style18"/>
-        <w:bidi w:val="0"/>
-        <w:jc w:val="start"/>
-        <w:rPr>
-          <w:rFonts w:ascii="Times New Roman" w:hAnsi="Times New Roman" w:cs="Times New Roman"/>
-          <w:color w:val="000000"/>
-          <w:sz w:val="20"/>
-          <w:szCs w:val="20"/>
+        <w:t>Исходный код программы на NASM для Linux:</w:t>
+      </w:r>
+    </w:p>
+    <w:p>
+      <w:pPr>
+        <w:pStyle w:val="Normal"/>
+        <w:bidi w:val="0"/>
+        <w:jc w:val="start"/>
+        <w:rPr>
+          <w:rFonts w:ascii="Times New Roman" w:hAnsi="Times New Roman" w:cs="Times New Roman"/>
+          <w:sz w:val="28"/>
+          <w:szCs w:val="28"/>
+        </w:rPr>
+      </w:pPr>
+      <w:r>
+        <w:rPr>
+          <w:rStyle w:val="Style13"/>
+          <w:rFonts w:ascii="Times New Roman" w:hAnsi="Times New Roman"/>
+          <w:color w:val="000000"/>
+          <w:sz w:val="20"/>
+          <w:szCs w:val="20"/>
+        </w:rPr>
+        <w:t>section .data                       ; секция инициализированных данных</w:t>
+      </w:r>
+    </w:p>
+    <w:p>
+      <w:pPr>
+        <w:pStyle w:val="Normal"/>
+        <w:bidi w:val="0"/>
+        <w:jc w:val="start"/>
+        <w:rPr>
+          <w:rFonts w:ascii="Times New Roman" w:hAnsi="Times New Roman" w:cs="Times New Roman"/>
+          <w:sz w:val="28"/>
+          <w:szCs w:val="28"/>
         </w:rPr>
       </w:pPr>
       <w:r>
@@ -2286,19 +2490,18 @@
           <w:sz w:val="20"/>
           <w:szCs w:val="20"/>
         </w:rPr>
-        <w:t>XOR ECX, ECX</w:t>
-      </w:r>
-    </w:p>
-    <w:p>
-      <w:pPr>
-        <w:pStyle w:val="Style18"/>
-        <w:bidi w:val="0"/>
-        <w:jc w:val="start"/>
-        <w:rPr>
-          <w:rFonts w:ascii="Times New Roman" w:hAnsi="Times New Roman" w:cs="Times New Roman"/>
-          <w:color w:val="000000"/>
-          <w:sz w:val="20"/>
-          <w:szCs w:val="20"/>
+        <w:t>String1 db 13, 10, "____", 0    ; строка с символами возврата каретки(13) и перевода строки(10)</w:t>
+      </w:r>
+    </w:p>
+    <w:p>
+      <w:pPr>
+        <w:pStyle w:val="Normal"/>
+        <w:bidi w:val="0"/>
+        <w:jc w:val="start"/>
+        <w:rPr>
+          <w:rFonts w:ascii="Times New Roman" w:hAnsi="Times New Roman" w:cs="Times New Roman"/>
+          <w:sz w:val="28"/>
+          <w:szCs w:val="28"/>
         </w:rPr>
       </w:pPr>
       <w:r>
@@ -2319,19 +2522,18 @@
           <w:sz w:val="20"/>
           <w:szCs w:val="20"/>
         </w:rPr>
-        <w:t>MOV CX, ds</w:t>
-      </w:r>
-    </w:p>
-    <w:p>
-      <w:pPr>
-        <w:pStyle w:val="Style18"/>
-        <w:bidi w:val="0"/>
-        <w:jc w:val="start"/>
-        <w:rPr>
-          <w:rFonts w:ascii="Times New Roman" w:hAnsi="Times New Roman" w:cs="Times New Roman"/>
-          <w:color w:val="000000"/>
-          <w:sz w:val="20"/>
-          <w:szCs w:val="20"/>
+        <w:t>data_size dw 5                  ; переменная размером 2 байта со значением 5 (аналог ds из MASM32)</w:t>
+      </w:r>
+    </w:p>
+    <w:p>
+      <w:pPr>
+        <w:pStyle w:val="Normal"/>
+        <w:bidi w:val="0"/>
+        <w:jc w:val="start"/>
+        <w:rPr>
+          <w:rFonts w:ascii="Times New Roman" w:hAnsi="Times New Roman" w:cs="Times New Roman"/>
+          <w:sz w:val="28"/>
+          <w:szCs w:val="28"/>
         </w:rPr>
       </w:pPr>
       <w:r>
@@ -2352,19 +2554,18 @@
           <w:sz w:val="20"/>
           <w:szCs w:val="20"/>
         </w:rPr>
-        <w:t>ADD CX, 5</w:t>
-      </w:r>
-    </w:p>
-    <w:p>
-      <w:pPr>
-        <w:pStyle w:val="Style18"/>
-        <w:bidi w:val="0"/>
-        <w:jc w:val="start"/>
-        <w:rPr>
-          <w:rFonts w:ascii="Times New Roman" w:hAnsi="Times New Roman" w:cs="Times New Roman"/>
-          <w:color w:val="000000"/>
-          <w:sz w:val="20"/>
-          <w:szCs w:val="20"/>
+        <w:t>align 4                         ; выравнивание следующей метки на границу 4 байта</w:t>
+      </w:r>
+    </w:p>
+    <w:p>
+      <w:pPr>
+        <w:pStyle w:val="Normal"/>
+        <w:bidi w:val="0"/>
+        <w:jc w:val="start"/>
+        <w:rPr>
+          <w:rFonts w:ascii="Times New Roman" w:hAnsi="Times New Roman" w:cs="Times New Roman"/>
+          <w:sz w:val="28"/>
+          <w:szCs w:val="28"/>
         </w:rPr>
       </w:pPr>
       <w:r>
@@ -2385,19 +2586,18 @@
           <w:sz w:val="20"/>
           <w:szCs w:val="20"/>
         </w:rPr>
-        <w:t>MOV EAX, ECX</w:t>
-      </w:r>
-    </w:p>
-    <w:p>
-      <w:pPr>
-        <w:pStyle w:val="Style18"/>
-        <w:bidi w:val="0"/>
-        <w:jc w:val="start"/>
-        <w:rPr>
-          <w:rFonts w:ascii="Times New Roman" w:hAnsi="Times New Roman" w:cs="Times New Roman"/>
-          <w:color w:val="000000"/>
-          <w:sz w:val="20"/>
-          <w:szCs w:val="20"/>
+        <w:t>result dd 0                     ; переменная размером 4 байта для хранения результата (инициализирована 0)</w:t>
+      </w:r>
+    </w:p>
+    <w:p>
+      <w:pPr>
+        <w:pStyle w:val="Normal"/>
+        <w:bidi w:val="0"/>
+        <w:jc w:val="start"/>
+        <w:rPr>
+          <w:rFonts w:ascii="Times New Roman" w:hAnsi="Times New Roman" w:cs="Times New Roman"/>
+          <w:sz w:val="28"/>
+          <w:szCs w:val="28"/>
         </w:rPr>
       </w:pPr>
       <w:r>
@@ -2418,19 +2618,18 @@
           <w:sz w:val="20"/>
           <w:szCs w:val="20"/>
         </w:rPr>
-        <w:t>DIV 2</w:t>
-      </w:r>
-    </w:p>
-    <w:p>
-      <w:pPr>
-        <w:pStyle w:val="Style18"/>
-        <w:bidi w:val="0"/>
-        <w:jc w:val="start"/>
-        <w:rPr>
-          <w:rFonts w:ascii="Times New Roman" w:hAnsi="Times New Roman" w:cs="Times New Roman"/>
-          <w:color w:val="000000"/>
-          <w:sz w:val="20"/>
-          <w:szCs w:val="20"/>
+        <w:t>p dq 17.5                       ; переменная размером 8 байт со значением 17.5</w:t>
+      </w:r>
+    </w:p>
+    <w:p>
+      <w:pPr>
+        <w:pStyle w:val="Normal"/>
+        <w:bidi w:val="0"/>
+        <w:jc w:val="start"/>
+        <w:rPr>
+          <w:rFonts w:ascii="Times New Roman" w:hAnsi="Times New Roman" w:cs="Times New Roman"/>
+          <w:sz w:val="28"/>
+          <w:szCs w:val="28"/>
         </w:rPr>
       </w:pPr>
       <w:r>
@@ -2451,75 +2650,48 @@
           <w:sz w:val="20"/>
           <w:szCs w:val="20"/>
         </w:rPr>
-        <w:t>MOV result, EAX</w:t>
-      </w:r>
-    </w:p>
-    <w:p>
-      <w:pPr>
-        <w:pStyle w:val="Style18"/>
-        <w:bidi w:val="0"/>
-        <w:spacing w:before="0" w:after="283"/>
-        <w:jc w:val="start"/>
-        <w:rPr>
-          <w:rFonts w:ascii="Times New Roman" w:hAnsi="Times New Roman" w:cs="Times New Roman"/>
-          <w:color w:val="000000"/>
-          <w:sz w:val="20"/>
-          <w:szCs w:val="20"/>
-        </w:rPr>
-      </w:pPr>
-      <w:r>
-        <w:rPr>
-          <w:rStyle w:val="Style13"/>
-          <w:rFonts w:ascii="Times New Roman" w:hAnsi="Times New Roman"/>
-          <w:color w:val="000000"/>
-          <w:sz w:val="20"/>
-          <w:szCs w:val="20"/>
-        </w:rPr>
-        <w:t>END START</w:t>
-      </w:r>
-    </w:p>
-    <w:p>
-      <w:pPr>
-        <w:pStyle w:val="Heading3"/>
-        <w:bidi w:val="0"/>
-        <w:jc w:val="start"/>
-        <w:rPr>
-          <w:rFonts w:ascii="Times New Roman" w:hAnsi="Times New Roman" w:cs="Times New Roman"/>
-          <w:color w:val="000000"/>
-          <w:sz w:val="24"/>
-          <w:szCs w:val="24"/>
-        </w:rPr>
-      </w:pPr>
-      <w:r>
-        <w:rPr>
-          <w:rFonts w:cs="Times New Roman" w:ascii="Times New Roman" w:hAnsi="Times New Roman"/>
-          <w:color w:val="000000"/>
-          <w:sz w:val="24"/>
-          <w:szCs w:val="24"/>
-        </w:rPr>
-        <w:t>Исходный код программы на NASM для Linux:</w:t>
-      </w:r>
-    </w:p>
-    <w:p>
-      <w:pPr>
-        <w:pStyle w:val="Normal"/>
-        <w:bidi w:val="0"/>
-        <w:jc w:val="start"/>
-        <w:rPr>
-          <w:rFonts w:ascii="Times New Roman" w:hAnsi="Times New Roman" w:cs="Times New Roman"/>
-          <w:sz w:val="28"/>
-          <w:szCs w:val="28"/>
-        </w:rPr>
-      </w:pPr>
-      <w:r>
-        <w:rPr>
-          <w:rStyle w:val="Style13"/>
-          <w:rFonts w:ascii="Times New Roman" w:hAnsi="Times New Roman"/>
-          <w:color w:val="000000"/>
-          <w:sz w:val="20"/>
-          <w:szCs w:val="20"/>
-        </w:rPr>
-        <w:t>section .data                       ; секция инициализированных данных</w:t>
+        <w:t>ten dt 183333.5                 ; переменная размером 10 байт со значением 183333.5</w:t>
+      </w:r>
+    </w:p>
+    <w:p>
+      <w:pPr>
+        <w:pStyle w:val="Normal"/>
+        <w:bidi w:val="0"/>
+        <w:jc w:val="start"/>
+        <w:rPr>
+          <w:rFonts w:ascii="Times New Roman" w:hAnsi="Times New Roman" w:cs="Times New Roman"/>
+          <w:sz w:val="28"/>
+          <w:szCs w:val="28"/>
+        </w:rPr>
+      </w:pPr>
+      <w:r>
+        <w:rPr>
+          <w:rFonts w:cs="Times New Roman" w:ascii="Times New Roman" w:hAnsi="Times New Roman"/>
+          <w:sz w:val="28"/>
+          <w:szCs w:val="28"/>
+        </w:rPr>
+      </w:r>
+    </w:p>
+    <w:p>
+      <w:pPr>
+        <w:pStyle w:val="Normal"/>
+        <w:bidi w:val="0"/>
+        <w:jc w:val="start"/>
+        <w:rPr>
+          <w:rFonts w:ascii="Times New Roman" w:hAnsi="Times New Roman" w:cs="Times New Roman"/>
+          <w:sz w:val="28"/>
+          <w:szCs w:val="28"/>
+        </w:rPr>
+      </w:pPr>
+      <w:r>
+        <w:rPr>
+          <w:rStyle w:val="Style13"/>
+          <w:rFonts w:ascii="Times New Roman" w:hAnsi="Times New Roman"/>
+          <w:color w:val="000000"/>
+          <w:sz w:val="20"/>
+          <w:szCs w:val="20"/>
+        </w:rPr>
+        <w:t>section .text                       ; секция кода</w:t>
       </w:r>
     </w:p>
     <w:p>
@@ -2551,7 +2723,48 @@
           <w:sz w:val="20"/>
           <w:szCs w:val="20"/>
         </w:rPr>
-        <w:t>String1 db 13, 10, "____", 0    ; строка с символами возврата каретки(13) и перевода строки(10)</w:t>
+        <w:t>global _start                   ; объявление точки входа для линкера</w:t>
+      </w:r>
+    </w:p>
+    <w:p>
+      <w:pPr>
+        <w:pStyle w:val="Normal"/>
+        <w:bidi w:val="0"/>
+        <w:jc w:val="start"/>
+        <w:rPr>
+          <w:rFonts w:ascii="Times New Roman" w:hAnsi="Times New Roman" w:cs="Times New Roman"/>
+          <w:sz w:val="28"/>
+          <w:szCs w:val="28"/>
+        </w:rPr>
+      </w:pPr>
+      <w:r>
+        <w:rPr>
+          <w:rFonts w:cs="Times New Roman" w:ascii="Times New Roman" w:hAnsi="Times New Roman"/>
+          <w:sz w:val="28"/>
+          <w:szCs w:val="28"/>
+        </w:rPr>
+      </w:r>
+    </w:p>
+    <w:p>
+      <w:pPr>
+        <w:pStyle w:val="Normal"/>
+        <w:bidi w:val="0"/>
+        <w:jc w:val="start"/>
+        <w:rPr>
+          <w:rFonts w:ascii="Times New Roman" w:hAnsi="Times New Roman" w:cs="Times New Roman"/>
+          <w:sz w:val="28"/>
+          <w:szCs w:val="28"/>
+        </w:rPr>
+      </w:pPr>
+      <w:r>
+        <w:rPr>
+          <w:rStyle w:val="Style13"/>
+          <w:rFonts w:ascii="Times New Roman" w:hAnsi="Times New Roman"/>
+          <w:color w:val="000000"/>
+          <w:sz w:val="20"/>
+          <w:szCs w:val="20"/>
+        </w:rPr>
+        <w:t>_start:                             ; метка начала программы</w:t>
       </w:r>
     </w:p>
     <w:p>
@@ -2583,7 +2796,7 @@
           <w:sz w:val="20"/>
           <w:szCs w:val="20"/>
         </w:rPr>
-        <w:t>data_size dw 5                  ; переменная размером 2 байта со значением 5 (аналог ds из MASM32)</w:t>
+        <w:t>xor ecx, ecx                    ; обнуление регистра ecx</w:t>
       </w:r>
     </w:p>
     <w:p>
@@ -2615,7 +2828,7 @@
           <w:sz w:val="20"/>
           <w:szCs w:val="20"/>
         </w:rPr>
-        <w:t>align 4                         ; выравнивание следующей метки на границу 4 байта</w:t>
+        <w:t>movzx ecx, word [data_size]     ; загрузка значения из data_size в регистр ecx с расширением нулём</w:t>
       </w:r>
     </w:p>
     <w:p>
@@ -2647,7 +2860,7 @@
           <w:sz w:val="20"/>
           <w:szCs w:val="20"/>
         </w:rPr>
-        <w:t>result dd 0                     ; переменная размером 4 байта для хранения результата (инициализирована 0)</w:t>
+        <w:t>add ecx, 5                      ; увеличение значения в регистре ecx на 5</w:t>
       </w:r>
     </w:p>
     <w:p>
@@ -2679,7 +2892,7 @@
           <w:sz w:val="20"/>
           <w:szCs w:val="20"/>
         </w:rPr>
-        <w:t>p dq 17.5                       ; переменная размером 8 байт со значением 17.5</w:t>
+        <w:t>mov eax, ecx                    ; копирование значения из ecx в eax (для операции деления)</w:t>
       </w:r>
     </w:p>
     <w:p>
@@ -2711,49 +2924,7 @@
           <w:sz w:val="20"/>
           <w:szCs w:val="20"/>
         </w:rPr>
-        <w:t>ten dt 183333.5                 ; переменная размером 10 байт со значением 183333.5</w:t>
-      </w:r>
-    </w:p>
-    <w:p>
-      <w:pPr>
-        <w:pStyle w:val="Normal"/>
-        <w:bidi w:val="0"/>
-        <w:jc w:val="start"/>
-        <w:rPr>
-          <w:rFonts w:ascii="Times New Roman" w:hAnsi="Times New Roman" w:cs="Times New Roman"/>
-          <w:sz w:val="28"/>
-          <w:szCs w:val="28"/>
-        </w:rPr>
-      </w:pPr>
-      <w:r>
-        <w:rPr>
-          <w:rFonts w:cs="Times New Roman" w:ascii="Times New Roman" w:hAnsi="Times New Roman"/>
-          <w:color w:val="000000"/>
-          <w:sz w:val="24"/>
-          <w:szCs w:val="24"/>
-        </w:rPr>
-      </w:r>
-    </w:p>
-    <w:p>
-      <w:pPr>
-        <w:pStyle w:val="Normal"/>
-        <w:bidi w:val="0"/>
-        <w:jc w:val="start"/>
-        <w:rPr>
-          <w:rFonts w:ascii="Times New Roman" w:hAnsi="Times New Roman" w:cs="Times New Roman"/>
-          <w:sz w:val="28"/>
-          <w:szCs w:val="28"/>
-        </w:rPr>
-      </w:pPr>
-      <w:r>
-        <w:rPr>
-          <w:rStyle w:val="Style13"/>
-          <w:rFonts w:ascii="Times New Roman" w:hAnsi="Times New Roman"/>
-          <w:color w:val="000000"/>
-          <w:sz w:val="20"/>
-          <w:szCs w:val="20"/>
-        </w:rPr>
-        <w:t>section .text                       ; секция кода</w:t>
+        <w:t>mov edx, 0                      ; обнуление регистра edx (обязательно для операции деления)</w:t>
       </w:r>
     </w:p>
     <w:p>
@@ -2785,49 +2956,7 @@
           <w:sz w:val="20"/>
           <w:szCs w:val="20"/>
         </w:rPr>
-        <w:t>global _start                   ; объявление точки входа для линкера</w:t>
-      </w:r>
-    </w:p>
-    <w:p>
-      <w:pPr>
-        <w:pStyle w:val="Normal"/>
-        <w:bidi w:val="0"/>
-        <w:jc w:val="start"/>
-        <w:rPr>
-          <w:rFonts w:ascii="Times New Roman" w:hAnsi="Times New Roman" w:cs="Times New Roman"/>
-          <w:sz w:val="28"/>
-          <w:szCs w:val="28"/>
-        </w:rPr>
-      </w:pPr>
-      <w:r>
-        <w:rPr>
-          <w:rFonts w:cs="Times New Roman" w:ascii="Times New Roman" w:hAnsi="Times New Roman"/>
-          <w:color w:val="000000"/>
-          <w:sz w:val="24"/>
-          <w:szCs w:val="24"/>
-        </w:rPr>
-      </w:r>
-    </w:p>
-    <w:p>
-      <w:pPr>
-        <w:pStyle w:val="Normal"/>
-        <w:bidi w:val="0"/>
-        <w:jc w:val="start"/>
-        <w:rPr>
-          <w:rFonts w:ascii="Times New Roman" w:hAnsi="Times New Roman" w:cs="Times New Roman"/>
-          <w:sz w:val="28"/>
-          <w:szCs w:val="28"/>
-        </w:rPr>
-      </w:pPr>
-      <w:r>
-        <w:rPr>
-          <w:rStyle w:val="Style13"/>
-          <w:rFonts w:ascii="Times New Roman" w:hAnsi="Times New Roman"/>
-          <w:color w:val="000000"/>
-          <w:sz w:val="20"/>
-          <w:szCs w:val="20"/>
-        </w:rPr>
-        <w:t>_start:                             ; метка начала программы</w:t>
+        <w:t>mov ebx, 2                      ; загрузка значения 2 в регистр ebx (делитель)</w:t>
       </w:r>
     </w:p>
     <w:p>
@@ -2859,7 +2988,7 @@
           <w:sz w:val="20"/>
           <w:szCs w:val="20"/>
         </w:rPr>
-        <w:t>xor ecx, ecx                    ; обнуление регистра ecx</w:t>
+        <w:t>div ebx                         ; деление eax на ebx, результат в eax, остаток в edx</w:t>
       </w:r>
     </w:p>
     <w:p>
@@ -2891,7 +3020,26 @@
           <w:sz w:val="20"/>
           <w:szCs w:val="20"/>
         </w:rPr>
-        <w:t>movzx ecx, word [data_size]     ; загрузка значения из data_size в регистр ecx с расширением нулём</w:t>
+        <w:t>mov [result], eax               ; сохранение результата деления в переменную result</w:t>
+      </w:r>
+    </w:p>
+    <w:p>
+      <w:pPr>
+        <w:pStyle w:val="Normal"/>
+        <w:bidi w:val="0"/>
+        <w:jc w:val="start"/>
+        <w:rPr>
+          <w:rFonts w:ascii="Times New Roman" w:hAnsi="Times New Roman" w:cs="Times New Roman"/>
+          <w:sz w:val="28"/>
+          <w:szCs w:val="28"/>
+        </w:rPr>
+      </w:pPr>
+      <w:r>
+        <w:rPr>
+          <w:rFonts w:cs="Times New Roman" w:ascii="Times New Roman" w:hAnsi="Times New Roman"/>
+          <w:sz w:val="28"/>
+          <w:szCs w:val="28"/>
+        </w:rPr>
       </w:r>
     </w:p>
     <w:p>
@@ -2923,7 +3071,7 @@
           <w:sz w:val="20"/>
           <w:szCs w:val="20"/>
         </w:rPr>
-        <w:t>add ecx, 5                      ; увеличение значения в регистре ecx на 5</w:t>
+        <w:t>mov eax, 4                      ; системный вызов write (4)</w:t>
       </w:r>
     </w:p>
     <w:p>
@@ -2955,7 +3103,7 @@
           <w:sz w:val="20"/>
           <w:szCs w:val="20"/>
         </w:rPr>
-        <w:t>mov eax, ecx                    ; копирование значения из ecx в eax (для операции деления)</w:t>
+        <w:t>mov ebx, 1                      ; файловый дескриптор stdout (1)</w:t>
       </w:r>
     </w:p>
     <w:p>
@@ -2987,7 +3135,7 @@
           <w:sz w:val="20"/>
           <w:szCs w:val="20"/>
         </w:rPr>
-        <w:t>mov edx, 0                      ; обнуление регистра edx (обязательно для операции деления)</w:t>
+        <w:t>mov ecx, String1                ; указатель на строку</w:t>
       </w:r>
     </w:p>
     <w:p>
@@ -3019,7 +3167,7 @@
           <w:sz w:val="20"/>
           <w:szCs w:val="20"/>
         </w:rPr>
-        <w:t>mov ebx, 2                      ; загрузка значения 2 в регистр ebx (делитель)</w:t>
+        <w:t>mov edx, 6                      ; длина строки (6 байт: CR, LF + 4 символа)</w:t>
       </w:r>
     </w:p>
     <w:p>
@@ -3051,7 +3199,26 @@
           <w:sz w:val="20"/>
           <w:szCs w:val="20"/>
         </w:rPr>
-        <w:t>div ebx                         ; деление eax на ebx, результат в eax, остаток в edx</w:t>
+        <w:t>int 0x80                        ; вызов прерывания</w:t>
+      </w:r>
+    </w:p>
+    <w:p>
+      <w:pPr>
+        <w:pStyle w:val="Normal"/>
+        <w:bidi w:val="0"/>
+        <w:jc w:val="start"/>
+        <w:rPr>
+          <w:rFonts w:ascii="Times New Roman" w:hAnsi="Times New Roman" w:cs="Times New Roman"/>
+          <w:sz w:val="28"/>
+          <w:szCs w:val="28"/>
+        </w:rPr>
+      </w:pPr>
+      <w:r>
+        <w:rPr>
+          <w:rFonts w:cs="Times New Roman" w:ascii="Times New Roman" w:hAnsi="Times New Roman"/>
+          <w:sz w:val="28"/>
+          <w:szCs w:val="28"/>
+        </w:rPr>
       </w:r>
     </w:p>
     <w:p>
@@ -3083,27 +3250,7 @@
           <w:sz w:val="20"/>
           <w:szCs w:val="20"/>
         </w:rPr>
-        <w:t>mov [result], eax               ; сохранение результата деления в переменную result</w:t>
-      </w:r>
-    </w:p>
-    <w:p>
-      <w:pPr>
-        <w:pStyle w:val="Normal"/>
-        <w:bidi w:val="0"/>
-        <w:jc w:val="start"/>
-        <w:rPr>
-          <w:rFonts w:ascii="Times New Roman" w:hAnsi="Times New Roman" w:cs="Times New Roman"/>
-          <w:sz w:val="28"/>
-          <w:szCs w:val="28"/>
-        </w:rPr>
-      </w:pPr>
-      <w:r>
-        <w:rPr>
-          <w:rFonts w:cs="Times New Roman" w:ascii="Times New Roman" w:hAnsi="Times New Roman"/>
-          <w:color w:val="000000"/>
-          <w:sz w:val="24"/>
-          <w:szCs w:val="24"/>
-        </w:rPr>
+        <w:t>mov eax, 1                      ; номер системного вызова exit</w:t>
       </w:r>
     </w:p>
     <w:p>
@@ -3135,7 +3282,7 @@
           <w:sz w:val="20"/>
           <w:szCs w:val="20"/>
         </w:rPr>
-        <w:t>mov eax, 4                      ; системный вызов write (4)</w:t>
+        <w:t>xor ebx, ebx                    ; код возврата 0 (успешное завершение)</w:t>
       </w:r>
     </w:p>
     <w:p>
@@ -3167,218 +3314,6 @@
           <w:sz w:val="20"/>
           <w:szCs w:val="20"/>
         </w:rPr>
-        <w:t>mov ebx, 1                      ; файловый дескриптор stdout (1)</w:t>
-      </w:r>
-    </w:p>
-    <w:p>
-      <w:pPr>
-        <w:pStyle w:val="Normal"/>
-        <w:bidi w:val="0"/>
-        <w:jc w:val="start"/>
-        <w:rPr>
-          <w:rFonts w:ascii="Times New Roman" w:hAnsi="Times New Roman" w:cs="Times New Roman"/>
-          <w:sz w:val="28"/>
-          <w:szCs w:val="28"/>
-        </w:rPr>
-      </w:pPr>
-      <w:r>
-        <w:rPr>
-          <w:rStyle w:val="Style13"/>
-          <w:rFonts w:ascii="Times New Roman" w:hAnsi="Times New Roman"/>
-          <w:color w:val="000000"/>
-          <w:sz w:val="20"/>
-          <w:szCs w:val="20"/>
-        </w:rPr>
-        <w:t xml:space="preserve">    </w:t>
-      </w:r>
-      <w:r>
-        <w:rPr>
-          <w:rStyle w:val="Style13"/>
-          <w:rFonts w:ascii="Times New Roman" w:hAnsi="Times New Roman"/>
-          <w:color w:val="000000"/>
-          <w:sz w:val="20"/>
-          <w:szCs w:val="20"/>
-        </w:rPr>
-        <w:t>mov ecx, String1                ; указатель на строку</w:t>
-      </w:r>
-    </w:p>
-    <w:p>
-      <w:pPr>
-        <w:pStyle w:val="Normal"/>
-        <w:bidi w:val="0"/>
-        <w:jc w:val="start"/>
-        <w:rPr>
-          <w:rFonts w:ascii="Times New Roman" w:hAnsi="Times New Roman" w:cs="Times New Roman"/>
-          <w:sz w:val="28"/>
-          <w:szCs w:val="28"/>
-        </w:rPr>
-      </w:pPr>
-      <w:r>
-        <w:rPr>
-          <w:rStyle w:val="Style13"/>
-          <w:rFonts w:ascii="Times New Roman" w:hAnsi="Times New Roman"/>
-          <w:color w:val="000000"/>
-          <w:sz w:val="20"/>
-          <w:szCs w:val="20"/>
-        </w:rPr>
-        <w:t xml:space="preserve">    </w:t>
-      </w:r>
-      <w:r>
-        <w:rPr>
-          <w:rStyle w:val="Style13"/>
-          <w:rFonts w:ascii="Times New Roman" w:hAnsi="Times New Roman"/>
-          <w:color w:val="000000"/>
-          <w:sz w:val="20"/>
-          <w:szCs w:val="20"/>
-        </w:rPr>
-        <w:t>mov edx, 6                      ; длина строки (6 байт: CR, LF + 4 символа)</w:t>
-      </w:r>
-    </w:p>
-    <w:p>
-      <w:pPr>
-        <w:pStyle w:val="Normal"/>
-        <w:bidi w:val="0"/>
-        <w:jc w:val="start"/>
-        <w:rPr>
-          <w:rFonts w:ascii="Times New Roman" w:hAnsi="Times New Roman" w:cs="Times New Roman"/>
-          <w:sz w:val="28"/>
-          <w:szCs w:val="28"/>
-        </w:rPr>
-      </w:pPr>
-      <w:r>
-        <w:rPr>
-          <w:rStyle w:val="Style13"/>
-          <w:rFonts w:ascii="Times New Roman" w:hAnsi="Times New Roman"/>
-          <w:color w:val="000000"/>
-          <w:sz w:val="20"/>
-          <w:szCs w:val="20"/>
-        </w:rPr>
-        <w:t xml:space="preserve">    </w:t>
-      </w:r>
-      <w:r>
-        <w:rPr>
-          <w:rStyle w:val="Style13"/>
-          <w:rFonts w:ascii="Times New Roman" w:hAnsi="Times New Roman"/>
-          <w:color w:val="000000"/>
-          <w:sz w:val="20"/>
-          <w:szCs w:val="20"/>
-        </w:rPr>
-        <w:t>int 0x80                        ; вызов прерывания</w:t>
-      </w:r>
-    </w:p>
-    <w:p>
-      <w:pPr>
-        <w:pStyle w:val="Normal"/>
-        <w:bidi w:val="0"/>
-        <w:jc w:val="start"/>
-        <w:rPr>
-          <w:rFonts w:ascii="Times New Roman" w:hAnsi="Times New Roman" w:cs="Times New Roman"/>
-          <w:sz w:val="28"/>
-          <w:szCs w:val="28"/>
-        </w:rPr>
-      </w:pPr>
-      <w:r>
-        <w:rPr>
-          <w:rFonts w:cs="Times New Roman" w:ascii="Times New Roman" w:hAnsi="Times New Roman"/>
-          <w:color w:val="000000"/>
-          <w:sz w:val="24"/>
-          <w:szCs w:val="24"/>
-        </w:rPr>
-      </w:r>
-    </w:p>
-    <w:p>
-      <w:pPr>
-        <w:pStyle w:val="Normal"/>
-        <w:bidi w:val="0"/>
-        <w:jc w:val="start"/>
-        <w:rPr>
-          <w:rFonts w:ascii="Times New Roman" w:hAnsi="Times New Roman" w:cs="Times New Roman"/>
-          <w:sz w:val="28"/>
-          <w:szCs w:val="28"/>
-        </w:rPr>
-      </w:pPr>
-      <w:r>
-        <w:rPr>
-          <w:rStyle w:val="Style13"/>
-          <w:rFonts w:ascii="Times New Roman" w:hAnsi="Times New Roman"/>
-          <w:color w:val="000000"/>
-          <w:sz w:val="20"/>
-          <w:szCs w:val="20"/>
-        </w:rPr>
-        <w:t xml:space="preserve">    </w:t>
-      </w:r>
-      <w:r>
-        <w:rPr>
-          <w:rStyle w:val="Style13"/>
-          <w:rFonts w:ascii="Times New Roman" w:hAnsi="Times New Roman"/>
-          <w:color w:val="000000"/>
-          <w:sz w:val="20"/>
-          <w:szCs w:val="20"/>
-        </w:rPr>
-        <w:t>mov eax, 1                      ; номер системного вызова exit</w:t>
-      </w:r>
-    </w:p>
-    <w:p>
-      <w:pPr>
-        <w:pStyle w:val="Normal"/>
-        <w:bidi w:val="0"/>
-        <w:jc w:val="start"/>
-        <w:rPr>
-          <w:rFonts w:ascii="Times New Roman" w:hAnsi="Times New Roman" w:cs="Times New Roman"/>
-          <w:sz w:val="28"/>
-          <w:szCs w:val="28"/>
-        </w:rPr>
-      </w:pPr>
-      <w:r>
-        <w:rPr>
-          <w:rStyle w:val="Style13"/>
-          <w:rFonts w:ascii="Times New Roman" w:hAnsi="Times New Roman"/>
-          <w:color w:val="000000"/>
-          <w:sz w:val="20"/>
-          <w:szCs w:val="20"/>
-        </w:rPr>
-        <w:t xml:space="preserve">    </w:t>
-      </w:r>
-      <w:r>
-        <w:rPr>
-          <w:rStyle w:val="Style13"/>
-          <w:rFonts w:ascii="Times New Roman" w:hAnsi="Times New Roman"/>
-          <w:color w:val="000000"/>
-          <w:sz w:val="20"/>
-          <w:szCs w:val="20"/>
-        </w:rPr>
-        <w:t>xor ebx, ebx                    ; код возврата 0 (успешное завершение)</w:t>
-      </w:r>
-    </w:p>
-    <w:p>
-      <w:pPr>
-        <w:pStyle w:val="Normal"/>
-        <w:bidi w:val="0"/>
-        <w:jc w:val="start"/>
-        <w:rPr>
-          <w:rFonts w:ascii="Times New Roman" w:hAnsi="Times New Roman" w:cs="Times New Roman"/>
-          <w:sz w:val="28"/>
-          <w:szCs w:val="28"/>
-        </w:rPr>
-      </w:pPr>
-      <w:r>
-        <w:rPr>
-          <w:rStyle w:val="Style13"/>
-          <w:rFonts w:ascii="Times New Roman" w:hAnsi="Times New Roman"/>
-          <w:color w:val="000000"/>
-          <w:sz w:val="20"/>
-          <w:szCs w:val="20"/>
-        </w:rPr>
-        <w:t xml:space="preserve">    </w:t>
-      </w:r>
-      <w:r>
-        <w:rPr>
-          <w:rStyle w:val="Style13"/>
-          <w:rFonts w:ascii="Times New Roman" w:hAnsi="Times New Roman"/>
-          <w:color w:val="000000"/>
-          <w:sz w:val="20"/>
-          <w:szCs w:val="20"/>
-        </w:rPr>
         <w:t>int 0x80                        ; вызов прерывания для завершения программы</w:t>
       </w:r>
     </w:p>
@@ -3396,9 +3331,8 @@
       <w:r>
         <w:rPr>
           <w:rFonts w:cs="Times New Roman" w:ascii="Times New Roman" w:hAnsi="Times New Roman"/>
-          <w:color w:val="000000"/>
-          <w:sz w:val="24"/>
-          <w:szCs w:val="24"/>
+          <w:sz w:val="28"/>
+          <w:szCs w:val="28"/>
         </w:rPr>
       </w:r>
     </w:p>
@@ -3541,13 +3475,6 @@
         <w:t>Результат выполнения</w:t>
       </w:r>
       <w:r>
-        <w:rPr>
-          <w:rStyle w:val="Style13"/>
-          <w:rFonts w:ascii="Times New Roman" w:hAnsi="Times New Roman"/>
-          <w:color w:val="000000"/>
-          <w:sz w:val="28"/>
-          <w:szCs w:val="28"/>
-        </w:rPr>
         <w:drawing>
           <wp:anchor behindDoc="0" distT="0" distB="0" distL="0" distR="0" simplePos="0" locked="0" layoutInCell="0" allowOverlap="1" relativeHeight="2">
             <wp:simplePos x="0" y="0"/>
@@ -3642,27 +3569,25 @@
       <w:r>
         <w:rPr>
           <w:rFonts w:cs="Times New Roman" w:ascii="Times New Roman" w:hAnsi="Times New Roman"/>
-          <w:color w:val="000000"/>
-          <w:sz w:val="28"/>
-          <w:szCs w:val="28"/>
-        </w:rPr>
-      </w:r>
-    </w:p>
-    <w:p>
-      <w:pPr>
-        <w:pStyle w:val="Normal"/>
-        <w:bidi w:val="0"/>
-        <w:jc w:val="start"/>
-        <w:rPr>
-          <w:rFonts w:ascii="Times New Roman" w:hAnsi="Times New Roman" w:cs="Times New Roman"/>
-          <w:sz w:val="28"/>
-          <w:szCs w:val="28"/>
-        </w:rPr>
-      </w:pPr>
-      <w:r>
-        <w:rPr>
-          <w:rFonts w:cs="Times New Roman" w:ascii="Times New Roman" w:hAnsi="Times New Roman"/>
-          <w:color w:val="000000"/>
+          <w:sz w:val="28"/>
+          <w:szCs w:val="28"/>
+        </w:rPr>
+      </w:r>
+    </w:p>
+    <w:p>
+      <w:pPr>
+        <w:pStyle w:val="Normal"/>
+        <w:bidi w:val="0"/>
+        <w:jc w:val="start"/>
+        <w:rPr>
+          <w:rFonts w:ascii="Times New Roman" w:hAnsi="Times New Roman" w:cs="Times New Roman"/>
+          <w:sz w:val="28"/>
+          <w:szCs w:val="28"/>
+        </w:rPr>
+      </w:pPr>
+      <w:r>
+        <w:rPr>
+          <w:rFonts w:cs="Times New Roman" w:ascii="Times New Roman" w:hAnsi="Times New Roman"/>
           <w:sz w:val="28"/>
           <w:szCs w:val="28"/>
         </w:rPr>
@@ -3756,14 +3681,6 @@
           <w:szCs w:val="28"/>
         </w:rPr>
         <w:br/>
-      </w:r>
-      <w:r>
-        <w:rPr>
-          <w:rFonts w:cs="Times New Roman" w:ascii="Times New Roman" w:hAnsi="Times New Roman"/>
-          <w:color w:val="000000"/>
-          <w:sz w:val="28"/>
-          <w:szCs w:val="28"/>
-        </w:rPr>
         <w:t>Описание:</w:t>
         <w:br/>
         <w:t xml:space="preserve">Мы переходим на _start программы, где у нас уже записались все данные. После этого мы просматриваем все переменные, получая информацию о сегменте данных и значении. При получении этой информации стоит не забывать использовать соответствующий заданному типу атрибут </w:t>
@@ -3783,107 +3700,101 @@
       <w:r>
         <w:rPr>
           <w:rFonts w:cs="Times New Roman" w:ascii="Times New Roman" w:hAnsi="Times New Roman"/>
-          <w:color w:val="000000"/>
-          <w:sz w:val="28"/>
-          <w:szCs w:val="28"/>
-        </w:rPr>
-      </w:r>
-    </w:p>
-    <w:p>
-      <w:pPr>
-        <w:pStyle w:val="Normal"/>
-        <w:bidi w:val="0"/>
-        <w:jc w:val="start"/>
-        <w:rPr>
-          <w:rFonts w:ascii="Times New Roman" w:hAnsi="Times New Roman" w:cs="Times New Roman"/>
-          <w:sz w:val="28"/>
-          <w:szCs w:val="28"/>
-        </w:rPr>
-      </w:pPr>
-      <w:r>
-        <w:rPr>
-          <w:rFonts w:cs="Times New Roman" w:ascii="Times New Roman" w:hAnsi="Times New Roman"/>
-          <w:color w:val="000000"/>
-          <w:sz w:val="28"/>
-          <w:szCs w:val="28"/>
-        </w:rPr>
-      </w:r>
-    </w:p>
-    <w:p>
-      <w:pPr>
-        <w:pStyle w:val="Normal"/>
-        <w:bidi w:val="0"/>
-        <w:jc w:val="start"/>
-        <w:rPr>
-          <w:rFonts w:ascii="Times New Roman" w:hAnsi="Times New Roman" w:cs="Times New Roman"/>
-          <w:sz w:val="28"/>
-          <w:szCs w:val="28"/>
-        </w:rPr>
-      </w:pPr>
-      <w:r>
-        <w:rPr>
-          <w:rFonts w:cs="Times New Roman" w:ascii="Times New Roman" w:hAnsi="Times New Roman"/>
-          <w:color w:val="000000"/>
-          <w:sz w:val="28"/>
-          <w:szCs w:val="28"/>
-        </w:rPr>
-      </w:r>
-    </w:p>
-    <w:p>
-      <w:pPr>
-        <w:pStyle w:val="Normal"/>
-        <w:bidi w:val="0"/>
-        <w:jc w:val="start"/>
-        <w:rPr>
-          <w:rFonts w:ascii="Times New Roman" w:hAnsi="Times New Roman" w:cs="Times New Roman"/>
-          <w:sz w:val="28"/>
-          <w:szCs w:val="28"/>
-        </w:rPr>
-      </w:pPr>
-      <w:r>
-        <w:rPr>
-          <w:rFonts w:cs="Times New Roman" w:ascii="Times New Roman" w:hAnsi="Times New Roman"/>
-          <w:color w:val="000000"/>
-          <w:sz w:val="28"/>
-          <w:szCs w:val="28"/>
-        </w:rPr>
-      </w:r>
-    </w:p>
-    <w:p>
-      <w:pPr>
-        <w:pStyle w:val="Normal"/>
-        <w:bidi w:val="0"/>
-        <w:jc w:val="start"/>
-        <w:rPr>
-          <w:rFonts w:ascii="Times New Roman" w:hAnsi="Times New Roman" w:cs="Times New Roman"/>
-          <w:sz w:val="28"/>
-          <w:szCs w:val="28"/>
-        </w:rPr>
-      </w:pPr>
-      <w:r>
-        <w:rPr>
-          <w:rFonts w:cs="Times New Roman" w:ascii="Times New Roman" w:hAnsi="Times New Roman"/>
-          <w:color w:val="000000"/>
-          <w:sz w:val="28"/>
-          <w:szCs w:val="28"/>
-        </w:rPr>
-      </w:r>
-    </w:p>
-    <w:p>
-      <w:pPr>
-        <w:pStyle w:val="Normal"/>
-        <w:bidi w:val="0"/>
-        <w:jc w:val="start"/>
-        <w:rPr>
-          <w:rFonts w:ascii="Times New Roman" w:hAnsi="Times New Roman" w:cs="Times New Roman"/>
-          <w:sz w:val="28"/>
-          <w:szCs w:val="28"/>
-        </w:rPr>
-      </w:pPr>
-      <w:r>
-        <w:rPr>
-          <w:rFonts w:cs="Times New Roman" w:ascii="Times New Roman" w:hAnsi="Times New Roman"/>
-          <w:color w:val="000000"/>
+          <w:sz w:val="28"/>
+          <w:szCs w:val="28"/>
+        </w:rPr>
+      </w:r>
+    </w:p>
+    <w:p>
+      <w:pPr>
+        <w:pStyle w:val="Normal"/>
+        <w:bidi w:val="0"/>
+        <w:jc w:val="start"/>
+        <w:rPr>
+          <w:rFonts w:ascii="Times New Roman" w:hAnsi="Times New Roman" w:cs="Times New Roman"/>
+          <w:sz w:val="28"/>
+          <w:szCs w:val="28"/>
+        </w:rPr>
+      </w:pPr>
+      <w:r>
+        <w:rPr>
+          <w:rFonts w:cs="Times New Roman" w:ascii="Times New Roman" w:hAnsi="Times New Roman"/>
+          <w:sz w:val="28"/>
+          <w:szCs w:val="28"/>
+        </w:rPr>
+      </w:r>
+    </w:p>
+    <w:p>
+      <w:pPr>
+        <w:pStyle w:val="Normal"/>
+        <w:bidi w:val="0"/>
+        <w:jc w:val="start"/>
+        <w:rPr>
+          <w:rFonts w:ascii="Times New Roman" w:hAnsi="Times New Roman" w:cs="Times New Roman"/>
+          <w:sz w:val="28"/>
+          <w:szCs w:val="28"/>
+        </w:rPr>
+      </w:pPr>
+      <w:r>
+        <w:rPr>
+          <w:rFonts w:cs="Times New Roman" w:ascii="Times New Roman" w:hAnsi="Times New Roman"/>
+          <w:sz w:val="28"/>
+          <w:szCs w:val="28"/>
+        </w:rPr>
+      </w:r>
+    </w:p>
+    <w:p>
+      <w:pPr>
+        <w:pStyle w:val="Normal"/>
+        <w:bidi w:val="0"/>
+        <w:jc w:val="start"/>
+        <w:rPr>
+          <w:rFonts w:ascii="Times New Roman" w:hAnsi="Times New Roman" w:cs="Times New Roman"/>
+          <w:sz w:val="28"/>
+          <w:szCs w:val="28"/>
+        </w:rPr>
+      </w:pPr>
+      <w:r>
+        <w:rPr>
+          <w:rFonts w:cs="Times New Roman" w:ascii="Times New Roman" w:hAnsi="Times New Roman"/>
+          <w:sz w:val="28"/>
+          <w:szCs w:val="28"/>
+        </w:rPr>
+      </w:r>
+    </w:p>
+    <w:p>
+      <w:pPr>
+        <w:pStyle w:val="Normal"/>
+        <w:bidi w:val="0"/>
+        <w:jc w:val="start"/>
+        <w:rPr>
+          <w:rFonts w:ascii="Times New Roman" w:hAnsi="Times New Roman" w:cs="Times New Roman"/>
+          <w:sz w:val="28"/>
+          <w:szCs w:val="28"/>
+        </w:rPr>
+      </w:pPr>
+      <w:r>
+        <w:rPr>
+          <w:rFonts w:cs="Times New Roman" w:ascii="Times New Roman" w:hAnsi="Times New Roman"/>
+          <w:sz w:val="28"/>
+          <w:szCs w:val="28"/>
+        </w:rPr>
+      </w:r>
+    </w:p>
+    <w:p>
+      <w:pPr>
+        <w:pStyle w:val="Normal"/>
+        <w:bidi w:val="0"/>
+        <w:jc w:val="start"/>
+        <w:rPr>
+          <w:rFonts w:ascii="Times New Roman" w:hAnsi="Times New Roman" w:cs="Times New Roman"/>
+          <w:sz w:val="28"/>
+          <w:szCs w:val="28"/>
+        </w:rPr>
+      </w:pPr>
+      <w:r>
+        <w:rPr>
+          <w:rFonts w:cs="Times New Roman" w:ascii="Times New Roman" w:hAnsi="Times New Roman"/>
           <w:sz w:val="28"/>
           <w:szCs w:val="28"/>
         </w:rPr>
@@ -3918,7 +3829,6 @@
           <w:numId w:val="1"/>
         </w:numPr>
         <w:tabs>
-          <w:tab w:val="clear" w:pos="709"/>
           <w:tab w:val="left" w:pos="709" w:leader="none"/>
         </w:tabs>
         <w:bidi w:val="0"/>
@@ -4092,7 +4002,6 @@
           <w:numId w:val="1"/>
         </w:numPr>
         <w:tabs>
-          <w:tab w:val="clear" w:pos="709"/>
           <w:tab w:val="left" w:pos="709" w:leader="none"/>
         </w:tabs>
         <w:bidi w:val="0"/>
@@ -4231,7 +4140,6 @@
           <w:numId w:val="1"/>
         </w:numPr>
         <w:tabs>
-          <w:tab w:val="clear" w:pos="709"/>
           <w:tab w:val="left" w:pos="709" w:leader="none"/>
         </w:tabs>
         <w:bidi w:val="0"/>
@@ -4370,7 +4278,6 @@
           <w:numId w:val="1"/>
         </w:numPr>
         <w:tabs>
-          <w:tab w:val="clear" w:pos="709"/>
           <w:tab w:val="left" w:pos="709" w:leader="none"/>
         </w:tabs>
         <w:bidi w:val="0"/>
@@ -4544,7 +4451,6 @@
           <w:numId w:val="1"/>
         </w:numPr>
         <w:tabs>
-          <w:tab w:val="clear" w:pos="709"/>
           <w:tab w:val="left" w:pos="709" w:leader="none"/>
         </w:tabs>
         <w:bidi w:val="0"/>
@@ -4712,122 +4618,932 @@
     </w:p>
     <w:p>
       <w:pPr>
-        <w:pStyle w:val="Normal"/>
-        <w:bidi w:val="0"/>
-        <w:jc w:val="start"/>
-        <w:rPr>
-          <w:rFonts w:ascii="Times New Roman" w:hAnsi="Times New Roman" w:cs="Times New Roman"/>
-          <w:sz w:val="28"/>
-          <w:szCs w:val="28"/>
-        </w:rPr>
-      </w:pPr>
-      <w:r>
-        <w:rPr>
-          <w:rFonts w:cs="Times New Roman" w:ascii="Times New Roman" w:hAnsi="Times New Roman"/>
-          <w:color w:val="000000"/>
-          <w:sz w:val="28"/>
-          <w:szCs w:val="28"/>
-        </w:rPr>
-      </w:r>
-    </w:p>
-    <w:p>
-      <w:pPr>
-        <w:pStyle w:val="Normal"/>
-        <w:bidi w:val="0"/>
-        <w:jc w:val="start"/>
-        <w:rPr>
-          <w:rFonts w:ascii="Times New Roman" w:hAnsi="Times New Roman" w:cs="Times New Roman"/>
-          <w:sz w:val="28"/>
-          <w:szCs w:val="28"/>
-        </w:rPr>
-      </w:pPr>
-      <w:r>
-        <w:rPr>
-          <w:rFonts w:cs="Times New Roman" w:ascii="Times New Roman" w:hAnsi="Times New Roman"/>
-          <w:color w:val="000000"/>
-          <w:sz w:val="28"/>
-          <w:szCs w:val="28"/>
-        </w:rPr>
-      </w:r>
-    </w:p>
-    <w:p>
-      <w:pPr>
-        <w:pStyle w:val="Normal"/>
-        <w:bidi w:val="0"/>
-        <w:jc w:val="start"/>
-        <w:rPr>
-          <w:rFonts w:ascii="Times New Roman" w:hAnsi="Times New Roman" w:cs="Times New Roman"/>
-          <w:sz w:val="28"/>
-          <w:szCs w:val="28"/>
-        </w:rPr>
-      </w:pPr>
-      <w:r>
-        <w:rPr>
-          <w:rFonts w:cs="Times New Roman" w:ascii="Times New Roman" w:hAnsi="Times New Roman"/>
-          <w:color w:val="000000"/>
-          <w:sz w:val="28"/>
-          <w:szCs w:val="28"/>
-        </w:rPr>
-      </w:r>
-    </w:p>
-    <w:p>
-      <w:pPr>
-        <w:pStyle w:val="Normal"/>
-        <w:bidi w:val="0"/>
-        <w:jc w:val="start"/>
-        <w:rPr>
-          <w:rFonts w:ascii="Times New Roman" w:hAnsi="Times New Roman" w:cs="Times New Roman"/>
-          <w:sz w:val="28"/>
-          <w:szCs w:val="28"/>
-        </w:rPr>
-      </w:pPr>
-      <w:r>
-        <w:rPr>
-          <w:rFonts w:cs="Times New Roman" w:ascii="Times New Roman" w:hAnsi="Times New Roman"/>
-          <w:color w:val="000000"/>
-          <w:sz w:val="28"/>
-          <w:szCs w:val="28"/>
-        </w:rPr>
-      </w:r>
-    </w:p>
-    <w:p>
-      <w:pPr>
-        <w:pStyle w:val="Normal"/>
-        <w:bidi w:val="0"/>
-        <w:jc w:val="start"/>
-        <w:rPr>
-          <w:rFonts w:ascii="Times New Roman" w:hAnsi="Times New Roman" w:cs="Times New Roman"/>
-          <w:sz w:val="28"/>
-          <w:szCs w:val="28"/>
-        </w:rPr>
-      </w:pPr>
-      <w:r>
-        <w:rPr>
-          <w:rFonts w:cs="Times New Roman" w:ascii="Times New Roman" w:hAnsi="Times New Roman"/>
-          <w:color w:val="000000"/>
-          <w:sz w:val="28"/>
-          <w:szCs w:val="28"/>
-        </w:rPr>
-      </w:r>
-    </w:p>
-    <w:p>
-      <w:pPr>
-        <w:pStyle w:val="Normal"/>
-        <w:bidi w:val="0"/>
-        <w:jc w:val="start"/>
-        <w:rPr>
-          <w:rFonts w:ascii="Times New Roman" w:hAnsi="Times New Roman" w:cs="Times New Roman"/>
-          <w:sz w:val="28"/>
-          <w:szCs w:val="28"/>
-        </w:rPr>
-      </w:pPr>
-      <w:r>
-        <w:rPr>
-          <w:rFonts w:cs="Times New Roman" w:ascii="Times New Roman" w:hAnsi="Times New Roman"/>
-          <w:color w:val="000000"/>
-          <w:sz w:val="28"/>
-          <w:szCs w:val="28"/>
-        </w:rPr>
+        <w:pStyle w:val="BodyText"/>
+        <w:tabs>
+          <w:tab w:val="clear" w:pos="709"/>
+          <w:tab w:val="left" w:pos="1418" w:leader="none"/>
+        </w:tabs>
+        <w:bidi w:val="0"/>
+        <w:ind w:hanging="283" w:start="1418"/>
+        <w:jc w:val="start"/>
+        <w:rPr>
+          <w:rFonts w:ascii="Times New Roman" w:hAnsi="Times New Roman" w:cs="Times New Roman"/>
+          <w:b w:val="false"/>
+          <w:bCs w:val="false"/>
+          <w:color w:val="000000"/>
+          <w:sz w:val="28"/>
+          <w:szCs w:val="28"/>
+        </w:rPr>
+      </w:pPr>
+      <w:r>
+        <w:rPr>
+          <w:rFonts w:cs="Times New Roman" w:ascii="Times New Roman" w:hAnsi="Times New Roman"/>
+          <w:b w:val="false"/>
+          <w:bCs w:val="false"/>
+          <w:color w:val="000000"/>
+          <w:sz w:val="28"/>
+          <w:szCs w:val="28"/>
+        </w:rPr>
+      </w:r>
+    </w:p>
+    <w:p>
+      <w:pPr>
+        <w:pStyle w:val="BodyText"/>
+        <w:tabs>
+          <w:tab w:val="clear" w:pos="709"/>
+          <w:tab w:val="left" w:pos="1418" w:leader="none"/>
+        </w:tabs>
+        <w:bidi w:val="0"/>
+        <w:ind w:hanging="283" w:start="1418"/>
+        <w:jc w:val="start"/>
+        <w:rPr>
+          <w:rFonts w:ascii="Times New Roman" w:hAnsi="Times New Roman" w:cs="Times New Roman"/>
+          <w:b w:val="false"/>
+          <w:bCs w:val="false"/>
+          <w:color w:val="000000"/>
+          <w:sz w:val="28"/>
+          <w:szCs w:val="28"/>
+        </w:rPr>
+      </w:pPr>
+      <w:r>
+        <w:rPr>
+          <w:rFonts w:cs="Times New Roman" w:ascii="Times New Roman" w:hAnsi="Times New Roman"/>
+          <w:b w:val="false"/>
+          <w:bCs w:val="false"/>
+          <w:color w:val="000000"/>
+          <w:sz w:val="28"/>
+          <w:szCs w:val="28"/>
+        </w:rPr>
+      </w:r>
+    </w:p>
+    <w:p>
+      <w:pPr>
+        <w:pStyle w:val="BodyText"/>
+        <w:tabs>
+          <w:tab w:val="clear" w:pos="709"/>
+          <w:tab w:val="left" w:pos="1418" w:leader="none"/>
+        </w:tabs>
+        <w:bidi w:val="0"/>
+        <w:ind w:hanging="283" w:start="1418"/>
+        <w:jc w:val="start"/>
+        <w:rPr>
+          <w:rFonts w:ascii="Times New Roman" w:hAnsi="Times New Roman" w:cs="Times New Roman"/>
+          <w:b w:val="false"/>
+          <w:bCs w:val="false"/>
+          <w:color w:val="000000"/>
+          <w:sz w:val="28"/>
+          <w:szCs w:val="28"/>
+        </w:rPr>
+      </w:pPr>
+      <w:r>
+        <w:rPr>
+          <w:rFonts w:cs="Times New Roman" w:ascii="Times New Roman" w:hAnsi="Times New Roman"/>
+          <w:b w:val="false"/>
+          <w:bCs w:val="false"/>
+          <w:color w:val="000000"/>
+          <w:sz w:val="28"/>
+          <w:szCs w:val="28"/>
+        </w:rPr>
+      </w:r>
+    </w:p>
+    <w:p>
+      <w:pPr>
+        <w:pStyle w:val="BodyText"/>
+        <w:tabs>
+          <w:tab w:val="clear" w:pos="709"/>
+          <w:tab w:val="left" w:pos="1418" w:leader="none"/>
+        </w:tabs>
+        <w:bidi w:val="0"/>
+        <w:ind w:hanging="283" w:start="1418"/>
+        <w:jc w:val="start"/>
+        <w:rPr>
+          <w:rFonts w:ascii="Times New Roman" w:hAnsi="Times New Roman" w:cs="Times New Roman"/>
+          <w:b w:val="false"/>
+          <w:bCs w:val="false"/>
+          <w:color w:val="000000"/>
+          <w:sz w:val="28"/>
+          <w:szCs w:val="28"/>
+        </w:rPr>
+      </w:pPr>
+      <w:r>
+        <w:rPr>
+          <w:rFonts w:cs="Times New Roman" w:ascii="Times New Roman" w:hAnsi="Times New Roman"/>
+          <w:b w:val="false"/>
+          <w:bCs w:val="false"/>
+          <w:color w:val="000000"/>
+          <w:sz w:val="28"/>
+          <w:szCs w:val="28"/>
+        </w:rPr>
+      </w:r>
+    </w:p>
+    <w:p>
+      <w:pPr>
+        <w:pStyle w:val="BodyText"/>
+        <w:tabs>
+          <w:tab w:val="clear" w:pos="709"/>
+          <w:tab w:val="left" w:pos="1418" w:leader="none"/>
+        </w:tabs>
+        <w:bidi w:val="0"/>
+        <w:ind w:hanging="0" w:start="0"/>
+        <w:jc w:val="start"/>
+        <w:rPr>
+          <w:rFonts w:ascii="Times New Roman" w:hAnsi="Times New Roman" w:cs="Times New Roman"/>
+          <w:b w:val="false"/>
+          <w:bCs w:val="false"/>
+          <w:color w:val="000000"/>
+          <w:sz w:val="28"/>
+          <w:szCs w:val="28"/>
+        </w:rPr>
+      </w:pPr>
+      <w:r>
+        <w:rPr>
+          <w:rFonts w:cs="Times New Roman" w:ascii="Times New Roman" w:hAnsi="Times New Roman"/>
+          <w:b w:val="false"/>
+          <w:bCs w:val="false"/>
+          <w:color w:val="000000"/>
+          <w:sz w:val="28"/>
+          <w:szCs w:val="28"/>
+        </w:rPr>
+        <w:t>Дамп памяти:</w:t>
+      </w:r>
+    </w:p>
+    <w:p>
+      <w:pPr>
+        <w:pStyle w:val="BodyText"/>
+        <w:tabs>
+          <w:tab w:val="clear" w:pos="709"/>
+          <w:tab w:val="left" w:pos="1418" w:leader="none"/>
+        </w:tabs>
+        <w:bidi w:val="0"/>
+        <w:ind w:hanging="0" w:start="0"/>
+        <w:jc w:val="start"/>
+        <w:rPr>
+          <w:rFonts w:ascii="Times New Roman" w:hAnsi="Times New Roman" w:cs="Times New Roman"/>
+          <w:sz w:val="28"/>
+          <w:szCs w:val="28"/>
+        </w:rPr>
+      </w:pPr>
+      <w:r>
+        <w:rPr>
+          <w:rFonts w:cs="Times New Roman" w:ascii="Times New Roman" w:hAnsi="Times New Roman"/>
+          <w:sz w:val="28"/>
+          <w:szCs w:val="28"/>
+        </w:rPr>
+        <w:drawing>
+          <wp:anchor behindDoc="0" distT="0" distB="0" distL="0" distR="0" simplePos="0" locked="0" layoutInCell="0" allowOverlap="1" relativeHeight="11">
+            <wp:simplePos x="0" y="0"/>
+            <wp:positionH relativeFrom="column">
+              <wp:align>center</wp:align>
+            </wp:positionH>
+            <wp:positionV relativeFrom="paragraph">
+              <wp:posOffset>635</wp:posOffset>
+            </wp:positionV>
+            <wp:extent cx="6120130" cy="1282065"/>
+            <wp:effectExtent l="0" t="0" r="0" b="0"/>
+            <wp:wrapSquare wrapText="largest"/>
+            <wp:docPr id="3" name="Image1"/>
+            <wp:cNvGraphicFramePr>
+              <a:graphicFrameLocks xmlns:a="http://schemas.openxmlformats.org/drawingml/2006/main" noChangeAspect="1"/>
+            </wp:cNvGraphicFramePr>
+            <a:graphic xmlns:a="http://schemas.openxmlformats.org/drawingml/2006/main">
+              <a:graphicData uri="http://schemas.openxmlformats.org/drawingml/2006/picture">
+                <pic:pic xmlns:pic="http://schemas.openxmlformats.org/drawingml/2006/picture">
+                  <pic:nvPicPr>
+                    <pic:cNvPr id="3" name="Image1"/>
+                    <pic:cNvPicPr>
+                      <a:picLocks noChangeAspect="1" noChangeArrowheads="1"/>
+                    </pic:cNvPicPr>
+                  </pic:nvPicPr>
+                  <pic:blipFill>
+                    <a:blip r:embed="rId4"/>
+                    <a:stretch>
+                      <a:fillRect/>
+                    </a:stretch>
+                  </pic:blipFill>
+                  <pic:spPr bwMode="auto">
+                    <a:xfrm>
+                      <a:off x="0" y="0"/>
+                      <a:ext cx="6120130" cy="1282065"/>
+                    </a:xfrm>
+                    <a:prstGeom prst="rect">
+                      <a:avLst/>
+                    </a:prstGeom>
+                    <a:noFill/>
+                  </pic:spPr>
+                </pic:pic>
+              </a:graphicData>
+            </a:graphic>
+          </wp:anchor>
+        </w:drawing>
+      </w:r>
+    </w:p>
+    <w:tbl>
+      <w:tblPr>
+        <w:tblW w:w="5000" w:type="pct"/>
+        <w:jc w:val="start"/>
+        <w:tblInd w:w="-5" w:type="dxa"/>
+        <w:tblLayout w:type="fixed"/>
+        <w:tblCellMar>
+          <w:top w:w="55" w:type="dxa"/>
+          <w:start w:w="55" w:type="dxa"/>
+          <w:bottom w:w="55" w:type="dxa"/>
+          <w:end w:w="55" w:type="dxa"/>
+        </w:tblCellMar>
+      </w:tblPr>
+      <w:tblGrid>
+        <w:gridCol w:w="1813"/>
+        <w:gridCol w:w="4607"/>
+        <w:gridCol w:w="3218"/>
+      </w:tblGrid>
+      <w:tr>
+        <w:trPr/>
+        <w:tc>
+          <w:tcPr>
+            <w:tcW w:w="1813" w:type="dxa"/>
+            <w:tcBorders>
+              <w:top w:val="single" w:sz="4" w:space="0" w:color="000000"/>
+              <w:start w:val="single" w:sz="4" w:space="0" w:color="000000"/>
+              <w:bottom w:val="single" w:sz="4" w:space="0" w:color="000000"/>
+            </w:tcBorders>
+          </w:tcPr>
+          <w:p>
+            <w:pPr>
+              <w:pStyle w:val="TableContents"/>
+              <w:rPr/>
+            </w:pPr>
+            <w:r>
+              <w:rPr/>
+              <w:t>Адрес</w:t>
+            </w:r>
+          </w:p>
+        </w:tc>
+        <w:tc>
+          <w:tcPr>
+            <w:tcW w:w="4607" w:type="dxa"/>
+            <w:tcBorders>
+              <w:top w:val="single" w:sz="4" w:space="0" w:color="000000"/>
+              <w:start w:val="single" w:sz="4" w:space="0" w:color="000000"/>
+              <w:bottom w:val="single" w:sz="4" w:space="0" w:color="000000"/>
+            </w:tcBorders>
+          </w:tcPr>
+          <w:p>
+            <w:pPr>
+              <w:pStyle w:val="TableContents"/>
+              <w:rPr/>
+            </w:pPr>
+            <w:r>
+              <w:rPr/>
+              <w:t>Шестнадцатеричное</w:t>
+            </w:r>
+          </w:p>
+        </w:tc>
+        <w:tc>
+          <w:tcPr>
+            <w:tcW w:w="3218" w:type="dxa"/>
+            <w:tcBorders>
+              <w:top w:val="single" w:sz="4" w:space="0" w:color="000000"/>
+              <w:start w:val="single" w:sz="4" w:space="0" w:color="000000"/>
+              <w:bottom w:val="single" w:sz="4" w:space="0" w:color="000000"/>
+              <w:end w:val="single" w:sz="4" w:space="0" w:color="000000"/>
+            </w:tcBorders>
+          </w:tcPr>
+          <w:p>
+            <w:pPr>
+              <w:pStyle w:val="TableContents"/>
+              <w:rPr/>
+            </w:pPr>
+            <w:r>
+              <w:rPr/>
+              <w:t>Интерпретация</w:t>
+            </w:r>
+          </w:p>
+        </w:tc>
+      </w:tr>
+      <w:tr>
+        <w:trPr/>
+        <w:tc>
+          <w:tcPr>
+            <w:tcW w:w="1813" w:type="dxa"/>
+            <w:tcBorders>
+              <w:start w:val="single" w:sz="4" w:space="0" w:color="000000"/>
+              <w:bottom w:val="single" w:sz="4" w:space="0" w:color="000000"/>
+            </w:tcBorders>
+          </w:tcPr>
+          <w:p>
+            <w:pPr>
+              <w:pStyle w:val="Normal"/>
+              <w:bidi w:val="0"/>
+              <w:jc w:val="start"/>
+              <w:rPr>
+                <w:rFonts w:ascii="Times New Roman" w:hAnsi="Times New Roman" w:cs="Times New Roman"/>
+                <w:sz w:val="28"/>
+                <w:szCs w:val="28"/>
+              </w:rPr>
+            </w:pPr>
+            <w:r>
+              <w:rPr>
+                <w:rFonts w:cs="Times New Roman" w:ascii="Times New Roman" w:hAnsi="Times New Roman"/>
+                <w:sz w:val="28"/>
+                <w:szCs w:val="28"/>
+              </w:rPr>
+              <w:t>0x0804a000</w:t>
+            </w:r>
+          </w:p>
+        </w:tc>
+        <w:tc>
+          <w:tcPr>
+            <w:tcW w:w="4607" w:type="dxa"/>
+            <w:tcBorders>
+              <w:start w:val="single" w:sz="4" w:space="0" w:color="000000"/>
+              <w:bottom w:val="single" w:sz="4" w:space="0" w:color="000000"/>
+            </w:tcBorders>
+          </w:tcPr>
+          <w:p>
+            <w:pPr>
+              <w:pStyle w:val="Normal"/>
+              <w:bidi w:val="0"/>
+              <w:jc w:val="start"/>
+              <w:rPr>
+                <w:rFonts w:ascii="Times New Roman" w:hAnsi="Times New Roman" w:cs="Times New Roman"/>
+                <w:sz w:val="28"/>
+                <w:szCs w:val="28"/>
+              </w:rPr>
+            </w:pPr>
+            <w:r>
+              <w:rPr>
+                <w:rFonts w:cs="Times New Roman" w:ascii="Times New Roman" w:hAnsi="Times New Roman"/>
+                <w:sz w:val="28"/>
+                <w:szCs w:val="28"/>
+              </w:rPr>
+              <w:t xml:space="preserve">0x0d 0x0a 0x5f 0x5f 0x5f 0x5f 0x00 0x05 </w:t>
+            </w:r>
+          </w:p>
+        </w:tc>
+        <w:tc>
+          <w:tcPr>
+            <w:tcW w:w="3218" w:type="dxa"/>
+            <w:tcBorders>
+              <w:start w:val="single" w:sz="4" w:space="0" w:color="000000"/>
+              <w:bottom w:val="single" w:sz="4" w:space="0" w:color="000000"/>
+              <w:end w:val="single" w:sz="4" w:space="0" w:color="000000"/>
+            </w:tcBorders>
+          </w:tcPr>
+          <w:p>
+            <w:pPr>
+              <w:pStyle w:val="Normal"/>
+              <w:bidi w:val="0"/>
+              <w:jc w:val="start"/>
+              <w:rPr>
+                <w:rFonts w:ascii="Times New Roman" w:hAnsi="Times New Roman" w:cs="Times New Roman"/>
+                <w:sz w:val="28"/>
+                <w:szCs w:val="28"/>
+              </w:rPr>
+            </w:pPr>
+            <w:r>
+              <w:rPr>
+                <w:rFonts w:cs="Times New Roman" w:ascii="Times New Roman" w:hAnsi="Times New Roman"/>
+                <w:sz w:val="28"/>
+                <w:szCs w:val="28"/>
+              </w:rPr>
+              <w:t>String1: '\r\n____\0' + data_size = 5</w:t>
+            </w:r>
+          </w:p>
+        </w:tc>
+      </w:tr>
+      <w:tr>
+        <w:trPr/>
+        <w:tc>
+          <w:tcPr>
+            <w:tcW w:w="1813" w:type="dxa"/>
+            <w:tcBorders>
+              <w:start w:val="single" w:sz="4" w:space="0" w:color="000000"/>
+              <w:bottom w:val="single" w:sz="4" w:space="0" w:color="000000"/>
+            </w:tcBorders>
+          </w:tcPr>
+          <w:p>
+            <w:pPr>
+              <w:pStyle w:val="Normal"/>
+              <w:bidi w:val="0"/>
+              <w:jc w:val="start"/>
+              <w:rPr>
+                <w:rFonts w:ascii="Times New Roman" w:hAnsi="Times New Roman" w:cs="Times New Roman"/>
+                <w:sz w:val="28"/>
+                <w:szCs w:val="28"/>
+              </w:rPr>
+            </w:pPr>
+            <w:r>
+              <w:rPr>
+                <w:rFonts w:cs="Times New Roman" w:ascii="Times New Roman" w:hAnsi="Times New Roman"/>
+                <w:sz w:val="28"/>
+                <w:szCs w:val="28"/>
+              </w:rPr>
+              <w:t>0x0804a008</w:t>
+            </w:r>
+          </w:p>
+        </w:tc>
+        <w:tc>
+          <w:tcPr>
+            <w:tcW w:w="4607" w:type="dxa"/>
+            <w:tcBorders>
+              <w:start w:val="single" w:sz="4" w:space="0" w:color="000000"/>
+              <w:bottom w:val="single" w:sz="4" w:space="0" w:color="000000"/>
+            </w:tcBorders>
+          </w:tcPr>
+          <w:p>
+            <w:pPr>
+              <w:pStyle w:val="Normal"/>
+              <w:bidi w:val="0"/>
+              <w:jc w:val="start"/>
+              <w:rPr>
+                <w:rFonts w:ascii="Times New Roman" w:hAnsi="Times New Roman" w:cs="Times New Roman"/>
+                <w:sz w:val="28"/>
+                <w:szCs w:val="28"/>
+              </w:rPr>
+            </w:pPr>
+            <w:r>
+              <w:rPr>
+                <w:rFonts w:cs="Times New Roman" w:ascii="Times New Roman" w:hAnsi="Times New Roman"/>
+                <w:sz w:val="28"/>
+                <w:szCs w:val="28"/>
+              </w:rPr>
+              <w:t>0x00 0x90 0x90 0x90 0x00 0x00 0x00 0x00</w:t>
+            </w:r>
+          </w:p>
+        </w:tc>
+        <w:tc>
+          <w:tcPr>
+            <w:tcW w:w="3218" w:type="dxa"/>
+            <w:tcBorders>
+              <w:start w:val="single" w:sz="4" w:space="0" w:color="000000"/>
+              <w:bottom w:val="single" w:sz="4" w:space="0" w:color="000000"/>
+              <w:end w:val="single" w:sz="4" w:space="0" w:color="000000"/>
+            </w:tcBorders>
+          </w:tcPr>
+          <w:p>
+            <w:pPr>
+              <w:pStyle w:val="Normal"/>
+              <w:bidi w:val="0"/>
+              <w:jc w:val="start"/>
+              <w:rPr>
+                <w:rFonts w:ascii="Times New Roman" w:hAnsi="Times New Roman" w:cs="Times New Roman"/>
+                <w:sz w:val="28"/>
+                <w:szCs w:val="28"/>
+              </w:rPr>
+            </w:pPr>
+            <w:r>
+              <w:rPr>
+                <w:rFonts w:cs="Times New Roman" w:ascii="Times New Roman" w:hAnsi="Times New Roman"/>
+                <w:sz w:val="28"/>
+                <w:szCs w:val="28"/>
+              </w:rPr>
+              <w:t>Выравнивание (nop-байты) + нулевые байты</w:t>
+            </w:r>
+          </w:p>
+        </w:tc>
+      </w:tr>
+      <w:tr>
+        <w:trPr/>
+        <w:tc>
+          <w:tcPr>
+            <w:tcW w:w="1813" w:type="dxa"/>
+            <w:tcBorders>
+              <w:start w:val="single" w:sz="4" w:space="0" w:color="000000"/>
+              <w:bottom w:val="single" w:sz="4" w:space="0" w:color="000000"/>
+            </w:tcBorders>
+          </w:tcPr>
+          <w:p>
+            <w:pPr>
+              <w:pStyle w:val="Normal"/>
+              <w:bidi w:val="0"/>
+              <w:jc w:val="start"/>
+              <w:rPr>
+                <w:rFonts w:ascii="Times New Roman" w:hAnsi="Times New Roman" w:cs="Times New Roman"/>
+                <w:sz w:val="28"/>
+                <w:szCs w:val="28"/>
+              </w:rPr>
+            </w:pPr>
+            <w:r>
+              <w:rPr>
+                <w:rFonts w:cs="Times New Roman" w:ascii="Times New Roman" w:hAnsi="Times New Roman"/>
+                <w:sz w:val="28"/>
+                <w:szCs w:val="28"/>
+              </w:rPr>
+              <w:t>0x0804a010</w:t>
+            </w:r>
+          </w:p>
+        </w:tc>
+        <w:tc>
+          <w:tcPr>
+            <w:tcW w:w="4607" w:type="dxa"/>
+            <w:tcBorders>
+              <w:start w:val="single" w:sz="4" w:space="0" w:color="000000"/>
+              <w:bottom w:val="single" w:sz="4" w:space="0" w:color="000000"/>
+            </w:tcBorders>
+          </w:tcPr>
+          <w:p>
+            <w:pPr>
+              <w:pStyle w:val="Normal"/>
+              <w:bidi w:val="0"/>
+              <w:jc w:val="start"/>
+              <w:rPr>
+                <w:rFonts w:ascii="Times New Roman" w:hAnsi="Times New Roman" w:cs="Times New Roman"/>
+                <w:sz w:val="28"/>
+                <w:szCs w:val="28"/>
+              </w:rPr>
+            </w:pPr>
+            <w:r>
+              <w:rPr>
+                <w:rFonts w:cs="Times New Roman" w:ascii="Times New Roman" w:hAnsi="Times New Roman"/>
+                <w:sz w:val="28"/>
+                <w:szCs w:val="28"/>
+              </w:rPr>
+              <w:t>0x00 0x00 0x00 0x00 0x00 0x80 0x31 0x40</w:t>
+            </w:r>
+          </w:p>
+        </w:tc>
+        <w:tc>
+          <w:tcPr>
+            <w:tcW w:w="3218" w:type="dxa"/>
+            <w:tcBorders>
+              <w:start w:val="single" w:sz="4" w:space="0" w:color="000000"/>
+              <w:bottom w:val="single" w:sz="4" w:space="0" w:color="000000"/>
+              <w:end w:val="single" w:sz="4" w:space="0" w:color="000000"/>
+            </w:tcBorders>
+          </w:tcPr>
+          <w:p>
+            <w:pPr>
+              <w:pStyle w:val="Normal"/>
+              <w:bidi w:val="0"/>
+              <w:jc w:val="start"/>
+              <w:rPr>
+                <w:rFonts w:ascii="Times New Roman" w:hAnsi="Times New Roman" w:cs="Times New Roman"/>
+                <w:sz w:val="28"/>
+                <w:szCs w:val="28"/>
+              </w:rPr>
+            </w:pPr>
+            <w:r>
+              <w:rPr>
+                <w:rFonts w:cs="Times New Roman" w:ascii="Times New Roman" w:hAnsi="Times New Roman"/>
+                <w:sz w:val="28"/>
+                <w:szCs w:val="28"/>
+              </w:rPr>
+              <w:t xml:space="preserve"> </w:t>
+            </w:r>
+            <w:r>
+              <w:rPr>
+                <w:rFonts w:cs="Times New Roman" w:ascii="Times New Roman" w:hAnsi="Times New Roman"/>
+                <w:sz w:val="28"/>
+                <w:szCs w:val="28"/>
+              </w:rPr>
+              <w:t>result = 0 (4 байта), p = 17.5 (начало)</w:t>
+            </w:r>
+          </w:p>
+        </w:tc>
+      </w:tr>
+      <w:tr>
+        <w:trPr/>
+        <w:tc>
+          <w:tcPr>
+            <w:tcW w:w="1813" w:type="dxa"/>
+            <w:tcBorders>
+              <w:start w:val="single" w:sz="4" w:space="0" w:color="000000"/>
+              <w:bottom w:val="single" w:sz="4" w:space="0" w:color="000000"/>
+            </w:tcBorders>
+          </w:tcPr>
+          <w:p>
+            <w:pPr>
+              <w:pStyle w:val="Normal"/>
+              <w:bidi w:val="0"/>
+              <w:jc w:val="start"/>
+              <w:rPr>
+                <w:rFonts w:ascii="Times New Roman" w:hAnsi="Times New Roman" w:cs="Times New Roman"/>
+                <w:sz w:val="28"/>
+                <w:szCs w:val="28"/>
+              </w:rPr>
+            </w:pPr>
+            <w:r>
+              <w:rPr>
+                <w:rFonts w:cs="Times New Roman" w:ascii="Times New Roman" w:hAnsi="Times New Roman"/>
+                <w:sz w:val="28"/>
+                <w:szCs w:val="28"/>
+              </w:rPr>
+              <w:t>0x0804a018</w:t>
+            </w:r>
+          </w:p>
+        </w:tc>
+        <w:tc>
+          <w:tcPr>
+            <w:tcW w:w="4607" w:type="dxa"/>
+            <w:tcBorders>
+              <w:start w:val="single" w:sz="4" w:space="0" w:color="000000"/>
+              <w:bottom w:val="single" w:sz="4" w:space="0" w:color="000000"/>
+            </w:tcBorders>
+          </w:tcPr>
+          <w:p>
+            <w:pPr>
+              <w:pStyle w:val="Normal"/>
+              <w:bidi w:val="0"/>
+              <w:jc w:val="start"/>
+              <w:rPr>
+                <w:rFonts w:ascii="Times New Roman" w:hAnsi="Times New Roman" w:cs="Times New Roman"/>
+                <w:sz w:val="28"/>
+                <w:szCs w:val="28"/>
+              </w:rPr>
+            </w:pPr>
+            <w:r>
+              <w:rPr>
+                <w:rFonts w:cs="Times New Roman" w:ascii="Times New Roman" w:hAnsi="Times New Roman"/>
+                <w:sz w:val="28"/>
+                <w:szCs w:val="28"/>
+              </w:rPr>
+              <w:t xml:space="preserve">0x00 0x00 0x00 0x00 0x00 0x60 0x09 0xb3 </w:t>
+            </w:r>
+          </w:p>
+        </w:tc>
+        <w:tc>
+          <w:tcPr>
+            <w:tcW w:w="3218" w:type="dxa"/>
+            <w:tcBorders>
+              <w:start w:val="single" w:sz="4" w:space="0" w:color="000000"/>
+              <w:bottom w:val="single" w:sz="4" w:space="0" w:color="000000"/>
+              <w:end w:val="single" w:sz="4" w:space="0" w:color="000000"/>
+            </w:tcBorders>
+          </w:tcPr>
+          <w:p>
+            <w:pPr>
+              <w:pStyle w:val="Normal"/>
+              <w:bidi w:val="0"/>
+              <w:jc w:val="start"/>
+              <w:rPr>
+                <w:rFonts w:ascii="Times New Roman" w:hAnsi="Times New Roman" w:cs="Times New Roman"/>
+                <w:sz w:val="28"/>
+                <w:szCs w:val="28"/>
+              </w:rPr>
+            </w:pPr>
+            <w:r>
+              <w:rPr>
+                <w:rFonts w:cs="Times New Roman" w:ascii="Times New Roman" w:hAnsi="Times New Roman"/>
+                <w:sz w:val="28"/>
+                <w:szCs w:val="28"/>
+              </w:rPr>
+              <w:t>p = 17.5 (продолжение), ten = 183333.5 (начало)</w:t>
+            </w:r>
+          </w:p>
+        </w:tc>
+      </w:tr>
+      <w:tr>
+        <w:trPr/>
+        <w:tc>
+          <w:tcPr>
+            <w:tcW w:w="1813" w:type="dxa"/>
+            <w:tcBorders>
+              <w:start w:val="single" w:sz="4" w:space="0" w:color="000000"/>
+              <w:bottom w:val="single" w:sz="4" w:space="0" w:color="000000"/>
+            </w:tcBorders>
+          </w:tcPr>
+          <w:p>
+            <w:pPr>
+              <w:pStyle w:val="Normal"/>
+              <w:bidi w:val="0"/>
+              <w:jc w:val="start"/>
+              <w:rPr>
+                <w:rFonts w:ascii="Times New Roman" w:hAnsi="Times New Roman" w:cs="Times New Roman"/>
+                <w:sz w:val="28"/>
+                <w:szCs w:val="28"/>
+              </w:rPr>
+            </w:pPr>
+            <w:r>
+              <w:rPr>
+                <w:rFonts w:cs="Times New Roman" w:ascii="Times New Roman" w:hAnsi="Times New Roman"/>
+                <w:sz w:val="28"/>
+                <w:szCs w:val="28"/>
+              </w:rPr>
+              <w:t>0x0804a020</w:t>
+            </w:r>
+          </w:p>
+        </w:tc>
+        <w:tc>
+          <w:tcPr>
+            <w:tcW w:w="4607" w:type="dxa"/>
+            <w:tcBorders>
+              <w:start w:val="single" w:sz="4" w:space="0" w:color="000000"/>
+              <w:bottom w:val="single" w:sz="4" w:space="0" w:color="000000"/>
+            </w:tcBorders>
+          </w:tcPr>
+          <w:p>
+            <w:pPr>
+              <w:pStyle w:val="Normal"/>
+              <w:bidi w:val="0"/>
+              <w:jc w:val="start"/>
+              <w:rPr>
+                <w:rFonts w:ascii="Times New Roman" w:hAnsi="Times New Roman" w:cs="Times New Roman"/>
+                <w:sz w:val="28"/>
+                <w:szCs w:val="28"/>
+              </w:rPr>
+            </w:pPr>
+            <w:r>
+              <w:rPr>
+                <w:rFonts w:cs="Times New Roman" w:ascii="Times New Roman" w:hAnsi="Times New Roman"/>
+                <w:sz w:val="28"/>
+                <w:szCs w:val="28"/>
+              </w:rPr>
+              <w:t xml:space="preserve"> </w:t>
+            </w:r>
+            <w:r>
+              <w:rPr>
+                <w:rFonts w:cs="Times New Roman" w:ascii="Times New Roman" w:hAnsi="Times New Roman"/>
+                <w:sz w:val="28"/>
+                <w:szCs w:val="28"/>
+              </w:rPr>
+              <w:t>0x10 0x40</w:t>
+            </w:r>
+          </w:p>
+        </w:tc>
+        <w:tc>
+          <w:tcPr>
+            <w:tcW w:w="3218" w:type="dxa"/>
+            <w:tcBorders>
+              <w:start w:val="single" w:sz="4" w:space="0" w:color="000000"/>
+              <w:bottom w:val="single" w:sz="4" w:space="0" w:color="000000"/>
+              <w:end w:val="single" w:sz="4" w:space="0" w:color="000000"/>
+            </w:tcBorders>
+          </w:tcPr>
+          <w:p>
+            <w:pPr>
+              <w:pStyle w:val="Normal"/>
+              <w:bidi w:val="0"/>
+              <w:jc w:val="start"/>
+              <w:rPr>
+                <w:rFonts w:ascii="Times New Roman" w:hAnsi="Times New Roman" w:cs="Times New Roman"/>
+                <w:sz w:val="28"/>
+                <w:szCs w:val="28"/>
+              </w:rPr>
+            </w:pPr>
+            <w:r>
+              <w:rPr>
+                <w:rFonts w:cs="Times New Roman" w:ascii="Times New Roman" w:hAnsi="Times New Roman"/>
+                <w:sz w:val="28"/>
+                <w:szCs w:val="28"/>
+              </w:rPr>
+              <w:t>ten = 183333.5 (окончание)</w:t>
+            </w:r>
+          </w:p>
+        </w:tc>
+      </w:tr>
+    </w:tbl>
+    <w:p>
+      <w:pPr>
+        <w:pStyle w:val="Normal"/>
+        <w:bidi w:val="0"/>
+        <w:jc w:val="start"/>
+        <w:rPr>
+          <w:rFonts w:ascii="Times New Roman" w:hAnsi="Times New Roman" w:cs="Times New Roman"/>
+          <w:sz w:val="28"/>
+          <w:szCs w:val="28"/>
+        </w:rPr>
+      </w:pPr>
+      <w:r>
+        <w:rPr>
+          <w:rFonts w:cs="Times New Roman" w:ascii="Times New Roman" w:hAnsi="Times New Roman"/>
+          <w:sz w:val="28"/>
+          <w:szCs w:val="28"/>
+        </w:rPr>
+      </w:r>
+    </w:p>
+    <w:p>
+      <w:pPr>
+        <w:pStyle w:val="Normal"/>
+        <w:bidi w:val="0"/>
+        <w:jc w:val="start"/>
+        <w:rPr>
+          <w:rFonts w:ascii="Times New Roman" w:hAnsi="Times New Roman" w:cs="Times New Roman"/>
+          <w:sz w:val="28"/>
+          <w:szCs w:val="28"/>
+        </w:rPr>
+      </w:pPr>
+      <w:r>
+        <w:rPr>
+          <w:rFonts w:cs="Times New Roman" w:ascii="Times New Roman" w:hAnsi="Times New Roman"/>
+          <w:sz w:val="28"/>
+          <w:szCs w:val="28"/>
+        </w:rPr>
+      </w:r>
+    </w:p>
+    <w:p>
+      <w:pPr>
+        <w:pStyle w:val="Normal"/>
+        <w:bidi w:val="0"/>
+        <w:jc w:val="start"/>
+        <w:rPr>
+          <w:rFonts w:ascii="Times New Roman" w:hAnsi="Times New Roman" w:cs="Times New Roman"/>
+          <w:sz w:val="28"/>
+          <w:szCs w:val="28"/>
+        </w:rPr>
+      </w:pPr>
+      <w:r>
+        <w:rPr>
+          <w:rFonts w:cs="Times New Roman" w:ascii="Times New Roman" w:hAnsi="Times New Roman"/>
+          <w:sz w:val="28"/>
+          <w:szCs w:val="28"/>
+        </w:rPr>
+      </w:r>
+    </w:p>
+    <w:p>
+      <w:pPr>
+        <w:pStyle w:val="Normal"/>
+        <w:bidi w:val="0"/>
+        <w:jc w:val="start"/>
+        <w:rPr>
+          <w:rFonts w:ascii="Times New Roman" w:hAnsi="Times New Roman" w:cs="Times New Roman"/>
+          <w:sz w:val="28"/>
+          <w:szCs w:val="28"/>
+        </w:rPr>
+      </w:pPr>
+      <w:r>
+        <w:rPr>
+          <w:rFonts w:cs="Times New Roman" w:ascii="Times New Roman" w:hAnsi="Times New Roman"/>
+          <w:sz w:val="28"/>
+          <w:szCs w:val="28"/>
+        </w:rPr>
+      </w:r>
+    </w:p>
+    <w:p>
+      <w:pPr>
+        <w:pStyle w:val="Normal"/>
+        <w:bidi w:val="0"/>
+        <w:jc w:val="start"/>
+        <w:rPr>
+          <w:rFonts w:ascii="Times New Roman" w:hAnsi="Times New Roman" w:cs="Times New Roman"/>
+          <w:sz w:val="28"/>
+          <w:szCs w:val="28"/>
+        </w:rPr>
+      </w:pPr>
+      <w:r>
+        <w:rPr>
+          <w:rFonts w:cs="Times New Roman" w:ascii="Times New Roman" w:hAnsi="Times New Roman"/>
+          <w:sz w:val="28"/>
+          <w:szCs w:val="28"/>
+        </w:rPr>
+      </w:r>
+    </w:p>
+    <w:p>
+      <w:pPr>
+        <w:pStyle w:val="Normal"/>
+        <w:bidi w:val="0"/>
+        <w:jc w:val="start"/>
+        <w:rPr>
+          <w:rFonts w:ascii="Times New Roman" w:hAnsi="Times New Roman" w:cs="Times New Roman"/>
+          <w:sz w:val="28"/>
+          <w:szCs w:val="28"/>
+        </w:rPr>
+      </w:pPr>
+      <w:r>
+        <w:rPr>
+          <w:rFonts w:cs="Times New Roman" w:ascii="Times New Roman" w:hAnsi="Times New Roman"/>
+          <w:sz w:val="28"/>
+          <w:szCs w:val="28"/>
+        </w:rPr>
+      </w:r>
+    </w:p>
+    <w:p>
+      <w:pPr>
+        <w:pStyle w:val="Normal"/>
+        <w:bidi w:val="0"/>
+        <w:jc w:val="start"/>
+        <w:rPr>
+          <w:rFonts w:ascii="Times New Roman" w:hAnsi="Times New Roman" w:cs="Times New Roman"/>
+          <w:sz w:val="28"/>
+          <w:szCs w:val="28"/>
+        </w:rPr>
+      </w:pPr>
+      <w:r>
+        <w:rPr>
+          <w:rFonts w:cs="Times New Roman" w:ascii="Times New Roman" w:hAnsi="Times New Roman"/>
+          <w:sz w:val="28"/>
+          <w:szCs w:val="28"/>
+        </w:rPr>
+      </w:r>
+    </w:p>
+    <w:p>
+      <w:pPr>
+        <w:pStyle w:val="Normal"/>
+        <w:bidi w:val="0"/>
+        <w:jc w:val="start"/>
+        <w:rPr>
+          <w:rFonts w:ascii="Times New Roman" w:hAnsi="Times New Roman" w:cs="Times New Roman"/>
+          <w:sz w:val="28"/>
+          <w:szCs w:val="28"/>
+        </w:rPr>
+      </w:pPr>
+      <w:r>
+        <w:rPr>
+          <w:rFonts w:cs="Times New Roman" w:ascii="Times New Roman" w:hAnsi="Times New Roman"/>
+          <w:sz w:val="28"/>
+          <w:szCs w:val="28"/>
+        </w:rPr>
+      </w:r>
+      <w:r>
+        <w:br w:type="page"/>
       </w:r>
     </w:p>
     <w:p>
@@ -4887,7 +5603,6 @@
       <w:r>
         <w:rPr>
           <w:rFonts w:cs="Times New Roman" w:ascii="Times New Roman" w:hAnsi="Times New Roman"/>
-          <w:color w:val="000000"/>
           <w:sz w:val="28"/>
           <w:szCs w:val="28"/>
         </w:rPr>
@@ -4903,7 +5618,7 @@
             <wp:extent cx="6031230" cy="3301365"/>
             <wp:effectExtent l="0" t="0" r="0" b="0"/>
             <wp:wrapSquare wrapText="largest"/>
-            <wp:docPr id="3" name="Изображение3"/>
+            <wp:docPr id="4" name="Изображение3"/>
             <wp:cNvGraphicFramePr>
               <a:graphicFrameLocks xmlns:a="http://schemas.openxmlformats.org/drawingml/2006/main" noChangeAspect="1"/>
             </wp:cNvGraphicFramePr>
@@ -4911,13 +5626,13 @@
               <a:graphicData uri="http://schemas.openxmlformats.org/drawingml/2006/picture">
                 <pic:pic xmlns:pic="http://schemas.openxmlformats.org/drawingml/2006/picture">
                   <pic:nvPicPr>
-                    <pic:cNvPr id="3" name="Изображение3"/>
+                    <pic:cNvPr id="4" name="Изображение3"/>
                     <pic:cNvPicPr>
                       <a:picLocks noChangeAspect="1" noChangeArrowheads="1"/>
                     </pic:cNvPicPr>
                   </pic:nvPicPr>
                   <pic:blipFill>
-                    <a:blip r:embed="rId4"/>
+                    <a:blip r:embed="rId5"/>
                     <a:stretch>
                       <a:fillRect/>
                     </a:stretch>
@@ -4960,12 +5675,6 @@
         <w:br/>
       </w:r>
       <w:r>
-        <w:rPr>
-          <w:rFonts w:cs="Times New Roman" w:ascii="Times New Roman" w:hAnsi="Times New Roman"/>
-          <w:color w:val="000000"/>
-          <w:sz w:val="28"/>
-          <w:szCs w:val="28"/>
-        </w:rPr>
         <w:drawing>
           <wp:anchor behindDoc="0" distT="0" distB="0" distL="0" distR="0" simplePos="0" locked="0" layoutInCell="0" allowOverlap="1" relativeHeight="5">
             <wp:simplePos x="0" y="0"/>
@@ -4978,7 +5687,7 @@
             <wp:extent cx="6120130" cy="3277235"/>
             <wp:effectExtent l="0" t="0" r="0" b="0"/>
             <wp:wrapSquare wrapText="largest"/>
-            <wp:docPr id="4" name="Изображение4"/>
+            <wp:docPr id="5" name="Изображение4"/>
             <wp:cNvGraphicFramePr>
               <a:graphicFrameLocks xmlns:a="http://schemas.openxmlformats.org/drawingml/2006/main" noChangeAspect="1"/>
             </wp:cNvGraphicFramePr>
@@ -4986,13 +5695,13 @@
               <a:graphicData uri="http://schemas.openxmlformats.org/drawingml/2006/picture">
                 <pic:pic xmlns:pic="http://schemas.openxmlformats.org/drawingml/2006/picture">
                   <pic:nvPicPr>
-                    <pic:cNvPr id="4" name="Изображение4"/>
+                    <pic:cNvPr id="5" name="Изображение4"/>
                     <pic:cNvPicPr>
                       <a:picLocks noChangeAspect="1" noChangeArrowheads="1"/>
                     </pic:cNvPicPr>
                   </pic:nvPicPr>
                   <pic:blipFill>
-                    <a:blip r:embed="rId5"/>
+                    <a:blip r:embed="rId6"/>
                     <a:stretch>
                       <a:fillRect/>
                     </a:stretch>
@@ -5024,7 +5733,7 @@
             <wp:extent cx="6120130" cy="3590290"/>
             <wp:effectExtent l="0" t="0" r="0" b="0"/>
             <wp:wrapSquare wrapText="largest"/>
-            <wp:docPr id="5" name="Изображение5"/>
+            <wp:docPr id="6" name="Изображение5"/>
             <wp:cNvGraphicFramePr>
               <a:graphicFrameLocks xmlns:a="http://schemas.openxmlformats.org/drawingml/2006/main" noChangeAspect="1"/>
             </wp:cNvGraphicFramePr>
@@ -5032,13 +5741,13 @@
               <a:graphicData uri="http://schemas.openxmlformats.org/drawingml/2006/picture">
                 <pic:pic xmlns:pic="http://schemas.openxmlformats.org/drawingml/2006/picture">
                   <pic:nvPicPr>
-                    <pic:cNvPr id="5" name="Изображение5"/>
+                    <pic:cNvPr id="6" name="Изображение5"/>
                     <pic:cNvPicPr>
                       <a:picLocks noChangeAspect="1" noChangeArrowheads="1"/>
                     </pic:cNvPicPr>
                   </pic:nvPicPr>
                   <pic:blipFill>
-                    <a:blip r:embed="rId6"/>
+                    <a:blip r:embed="rId7"/>
                     <a:stretch>
                       <a:fillRect/>
                     </a:stretch>
@@ -5069,42 +5778,20 @@
         <w:br/>
         <w:br/>
         <w:br/>
-        <w:br/>
-        <w:br/>
-        <w:br/>
-        <w:br/>
-        <w:br/>
-        <w:br/>
-      </w:r>
-    </w:p>
-    <w:p>
-      <w:pPr>
-        <w:pStyle w:val="Normal"/>
-        <w:bidi w:val="0"/>
-        <w:jc w:val="start"/>
-        <w:rPr>
-          <w:rFonts w:ascii="Times New Roman" w:hAnsi="Times New Roman" w:cs="Times New Roman"/>
-          <w:sz w:val="28"/>
-          <w:szCs w:val="28"/>
-        </w:rPr>
-      </w:pPr>
-      <w:r>
-        <w:rPr>
-          <w:rFonts w:cs="Times New Roman" w:ascii="Times New Roman" w:hAnsi="Times New Roman"/>
-          <w:color w:val="000000"/>
-          <w:sz w:val="28"/>
-          <w:szCs w:val="28"/>
-        </w:rPr>
-        <w:br/>
-        <w:br/>
-      </w:r>
-      <w:r>
-        <w:rPr>
-          <w:rFonts w:cs="Times New Roman" w:ascii="Times New Roman" w:hAnsi="Times New Roman"/>
-          <w:color w:val="000000"/>
-          <w:sz w:val="28"/>
-          <w:szCs w:val="28"/>
-        </w:rPr>
+      </w:r>
+    </w:p>
+    <w:p>
+      <w:pPr>
+        <w:pStyle w:val="Normal"/>
+        <w:bidi w:val="0"/>
+        <w:jc w:val="start"/>
+        <w:rPr>
+          <w:rFonts w:ascii="Times New Roman" w:hAnsi="Times New Roman" w:cs="Times New Roman"/>
+          <w:sz w:val="28"/>
+          <w:szCs w:val="28"/>
+        </w:rPr>
+      </w:pPr>
+      <w:r>
         <w:drawing>
           <wp:anchor behindDoc="0" distT="0" distB="0" distL="0" distR="0" simplePos="0" locked="0" layoutInCell="0" allowOverlap="1" relativeHeight="7">
             <wp:simplePos x="0" y="0"/>
@@ -5117,7 +5804,7 @@
             <wp:extent cx="6350000" cy="3448050"/>
             <wp:effectExtent l="0" t="0" r="0" b="0"/>
             <wp:wrapSquare wrapText="largest"/>
-            <wp:docPr id="6" name="Изображение6"/>
+            <wp:docPr id="7" name="Изображение6"/>
             <wp:cNvGraphicFramePr>
               <a:graphicFrameLocks xmlns:a="http://schemas.openxmlformats.org/drawingml/2006/main" noChangeAspect="1"/>
             </wp:cNvGraphicFramePr>
@@ -5125,13 +5812,13 @@
               <a:graphicData uri="http://schemas.openxmlformats.org/drawingml/2006/picture">
                 <pic:pic xmlns:pic="http://schemas.openxmlformats.org/drawingml/2006/picture">
                   <pic:nvPicPr>
-                    <pic:cNvPr id="6" name="Изображение6"/>
+                    <pic:cNvPr id="7" name="Изображение6"/>
                     <pic:cNvPicPr>
                       <a:picLocks noChangeAspect="1" noChangeArrowheads="1"/>
                     </pic:cNvPicPr>
                   </pic:nvPicPr>
                   <pic:blipFill>
-                    <a:blip r:embed="rId7"/>
+                    <a:blip r:embed="rId8"/>
                     <a:stretch>
                       <a:fillRect/>
                     </a:stretch>
@@ -5151,12 +5838,6 @@
             </a:graphic>
           </wp:anchor>
         </w:drawing>
-        <w:br/>
-        <w:br/>
-        <w:br/>
-        <w:br/>
-      </w:r>
-      <w:r>
         <w:drawing>
           <wp:anchor behindDoc="0" distT="0" distB="0" distL="0" distR="0" simplePos="0" locked="0" layoutInCell="0" allowOverlap="1" relativeHeight="8">
             <wp:simplePos x="0" y="0"/>
@@ -5169,7 +5850,7 @@
             <wp:extent cx="6466840" cy="3766820"/>
             <wp:effectExtent l="0" t="0" r="0" b="0"/>
             <wp:wrapSquare wrapText="largest"/>
-            <wp:docPr id="7" name="Изображение7"/>
+            <wp:docPr id="8" name="Изображение7"/>
             <wp:cNvGraphicFramePr>
               <a:graphicFrameLocks xmlns:a="http://schemas.openxmlformats.org/drawingml/2006/main" noChangeAspect="1"/>
             </wp:cNvGraphicFramePr>
@@ -5177,13 +5858,13 @@
               <a:graphicData uri="http://schemas.openxmlformats.org/drawingml/2006/picture">
                 <pic:pic xmlns:pic="http://schemas.openxmlformats.org/drawingml/2006/picture">
                   <pic:nvPicPr>
-                    <pic:cNvPr id="7" name="Изображение7"/>
+                    <pic:cNvPr id="8" name="Изображение7"/>
                     <pic:cNvPicPr>
                       <a:picLocks noChangeAspect="1" noChangeArrowheads="1"/>
                     </pic:cNvPicPr>
                   </pic:nvPicPr>
                   <pic:blipFill>
-                    <a:blip r:embed="rId8"/>
+                    <a:blip r:embed="rId9"/>
                     <a:stretch>
                       <a:fillRect/>
                     </a:stretch>
@@ -5228,27 +5909,6 @@
       <w:r>
         <w:rPr>
           <w:rFonts w:cs="Times New Roman" w:ascii="Times New Roman" w:hAnsi="Times New Roman"/>
-          <w:color w:val="000000"/>
-          <w:sz w:val="28"/>
-          <w:szCs w:val="28"/>
-        </w:rPr>
-      </w:r>
-    </w:p>
-    <w:p>
-      <w:pPr>
-        <w:pStyle w:val="Normal"/>
-        <w:bidi w:val="0"/>
-        <w:jc w:val="start"/>
-        <w:rPr>
-          <w:rFonts w:ascii="Times New Roman" w:hAnsi="Times New Roman" w:cs="Times New Roman"/>
-          <w:sz w:val="28"/>
-          <w:szCs w:val="28"/>
-        </w:rPr>
-      </w:pPr>
-      <w:r>
-        <w:rPr>
-          <w:rFonts w:cs="Times New Roman" w:ascii="Times New Roman" w:hAnsi="Times New Roman"/>
-          <w:color w:val="000000"/>
           <w:sz w:val="28"/>
           <w:szCs w:val="28"/>
         </w:rPr>
@@ -5256,15 +5916,15 @@
           <wp:anchor behindDoc="0" distT="0" distB="0" distL="0" distR="0" simplePos="0" locked="0" layoutInCell="0" allowOverlap="1" relativeHeight="9">
             <wp:simplePos x="0" y="0"/>
             <wp:positionH relativeFrom="column">
-              <wp:posOffset>-47625</wp:posOffset>
+              <wp:posOffset>-171450</wp:posOffset>
             </wp:positionH>
             <wp:positionV relativeFrom="paragraph">
-              <wp:posOffset>60960</wp:posOffset>
+              <wp:posOffset>281940</wp:posOffset>
             </wp:positionV>
             <wp:extent cx="6421120" cy="3775710"/>
             <wp:effectExtent l="0" t="0" r="0" b="0"/>
             <wp:wrapSquare wrapText="largest"/>
-            <wp:docPr id="8" name="Изображение8"/>
+            <wp:docPr id="9" name="Изображение8"/>
             <wp:cNvGraphicFramePr>
               <a:graphicFrameLocks xmlns:a="http://schemas.openxmlformats.org/drawingml/2006/main" noChangeAspect="1"/>
             </wp:cNvGraphicFramePr>
@@ -5272,13 +5932,13 @@
               <a:graphicData uri="http://schemas.openxmlformats.org/drawingml/2006/picture">
                 <pic:pic xmlns:pic="http://schemas.openxmlformats.org/drawingml/2006/picture">
                   <pic:nvPicPr>
-                    <pic:cNvPr id="8" name="Изображение8"/>
+                    <pic:cNvPr id="9" name="Изображение8"/>
                     <pic:cNvPicPr>
                       <a:picLocks noChangeAspect="1" noChangeArrowheads="1"/>
                     </pic:cNvPicPr>
                   </pic:nvPicPr>
                   <pic:blipFill>
-                    <a:blip r:embed="rId9"/>
+                    <a:blip r:embed="rId10"/>
                     <a:stretch>
                       <a:fillRect/>
                     </a:stretch>
@@ -5314,87 +5974,101 @@
       <w:r>
         <w:rPr>
           <w:rFonts w:cs="Times New Roman" w:ascii="Times New Roman" w:hAnsi="Times New Roman"/>
-          <w:color w:val="000000"/>
-          <w:sz w:val="28"/>
-          <w:szCs w:val="28"/>
-        </w:rPr>
-      </w:r>
-    </w:p>
-    <w:p>
-      <w:pPr>
-        <w:pStyle w:val="Normal"/>
-        <w:bidi w:val="0"/>
-        <w:jc w:val="start"/>
-        <w:rPr>
-          <w:rFonts w:ascii="Times New Roman" w:hAnsi="Times New Roman" w:cs="Times New Roman"/>
-          <w:sz w:val="28"/>
-          <w:szCs w:val="28"/>
-        </w:rPr>
-      </w:pPr>
-      <w:r>
-        <w:rPr>
-          <w:rFonts w:cs="Times New Roman" w:ascii="Times New Roman" w:hAnsi="Times New Roman"/>
-          <w:color w:val="000000"/>
-          <w:sz w:val="28"/>
-          <w:szCs w:val="28"/>
-        </w:rPr>
-      </w:r>
-    </w:p>
-    <w:p>
-      <w:pPr>
-        <w:pStyle w:val="Normal"/>
-        <w:bidi w:val="0"/>
-        <w:jc w:val="start"/>
-        <w:rPr>
-          <w:rFonts w:ascii="Times New Roman" w:hAnsi="Times New Roman" w:cs="Times New Roman"/>
-          <w:sz w:val="28"/>
-          <w:szCs w:val="28"/>
-        </w:rPr>
-      </w:pPr>
-      <w:r>
-        <w:rPr>
-          <w:rFonts w:cs="Times New Roman" w:ascii="Times New Roman" w:hAnsi="Times New Roman"/>
-          <w:color w:val="000000"/>
-          <w:sz w:val="28"/>
-          <w:szCs w:val="28"/>
-        </w:rPr>
-      </w:r>
-    </w:p>
-    <w:p>
-      <w:pPr>
-        <w:pStyle w:val="Normal"/>
-        <w:bidi w:val="0"/>
-        <w:jc w:val="start"/>
-        <w:rPr>
-          <w:rFonts w:ascii="Times New Roman" w:hAnsi="Times New Roman" w:cs="Times New Roman"/>
-          <w:sz w:val="28"/>
-          <w:szCs w:val="28"/>
-        </w:rPr>
-      </w:pPr>
-      <w:r>
-        <w:rPr>
-          <w:rFonts w:cs="Times New Roman" w:ascii="Times New Roman" w:hAnsi="Times New Roman"/>
-          <w:color w:val="000000"/>
-          <w:sz w:val="28"/>
-          <w:szCs w:val="28"/>
-        </w:rPr>
-      </w:r>
-    </w:p>
-    <w:p>
-      <w:pPr>
-        <w:pStyle w:val="Normal"/>
-        <w:bidi w:val="0"/>
-        <w:jc w:val="start"/>
-        <w:rPr>
-          <w:rFonts w:ascii="Times New Roman" w:hAnsi="Times New Roman" w:cs="Times New Roman"/>
-          <w:sz w:val="28"/>
-          <w:szCs w:val="28"/>
-        </w:rPr>
-      </w:pPr>
-      <w:r>
-        <w:rPr>
-          <w:rFonts w:cs="Times New Roman" w:ascii="Times New Roman" w:hAnsi="Times New Roman"/>
-          <w:color w:val="000000"/>
+          <w:sz w:val="28"/>
+          <w:szCs w:val="28"/>
+        </w:rPr>
+      </w:r>
+    </w:p>
+    <w:p>
+      <w:pPr>
+        <w:pStyle w:val="Normal"/>
+        <w:bidi w:val="0"/>
+        <w:jc w:val="start"/>
+        <w:rPr>
+          <w:rFonts w:ascii="Times New Roman" w:hAnsi="Times New Roman" w:cs="Times New Roman"/>
+          <w:sz w:val="28"/>
+          <w:szCs w:val="28"/>
+        </w:rPr>
+      </w:pPr>
+      <w:r>
+        <w:rPr>
+          <w:rFonts w:cs="Times New Roman" w:ascii="Times New Roman" w:hAnsi="Times New Roman"/>
+          <w:sz w:val="28"/>
+          <w:szCs w:val="28"/>
+        </w:rPr>
+      </w:r>
+    </w:p>
+    <w:p>
+      <w:pPr>
+        <w:pStyle w:val="Normal"/>
+        <w:bidi w:val="0"/>
+        <w:jc w:val="start"/>
+        <w:rPr>
+          <w:rFonts w:ascii="Times New Roman" w:hAnsi="Times New Roman" w:cs="Times New Roman"/>
+          <w:sz w:val="28"/>
+          <w:szCs w:val="28"/>
+        </w:rPr>
+      </w:pPr>
+      <w:r>
+        <w:rPr>
+          <w:rFonts w:cs="Times New Roman" w:ascii="Times New Roman" w:hAnsi="Times New Roman"/>
+          <w:sz w:val="28"/>
+          <w:szCs w:val="28"/>
+        </w:rPr>
+      </w:r>
+    </w:p>
+    <w:p>
+      <w:pPr>
+        <w:pStyle w:val="Normal"/>
+        <w:bidi w:val="0"/>
+        <w:jc w:val="start"/>
+        <w:rPr>
+          <w:rFonts w:ascii="Times New Roman" w:hAnsi="Times New Roman" w:cs="Times New Roman"/>
+          <w:sz w:val="28"/>
+          <w:szCs w:val="28"/>
+        </w:rPr>
+      </w:pPr>
+      <w:r>
+        <w:rPr>
+          <w:rFonts w:cs="Times New Roman" w:ascii="Times New Roman" w:hAnsi="Times New Roman"/>
+          <w:sz w:val="28"/>
+          <w:szCs w:val="28"/>
+        </w:rPr>
+      </w:r>
+    </w:p>
+    <w:p>
+      <w:pPr>
+        <w:pStyle w:val="Normal"/>
+        <w:bidi w:val="0"/>
+        <w:jc w:val="start"/>
+        <w:rPr>
+          <w:rFonts w:ascii="Times New Roman" w:hAnsi="Times New Roman" w:cs="Times New Roman"/>
+          <w:sz w:val="28"/>
+          <w:szCs w:val="28"/>
+        </w:rPr>
+      </w:pPr>
+      <w:r>
+        <w:rPr>
+          <w:rFonts w:cs="Times New Roman" w:ascii="Times New Roman" w:hAnsi="Times New Roman"/>
+          <w:sz w:val="28"/>
+          <w:szCs w:val="28"/>
+        </w:rPr>
+      </w:r>
+    </w:p>
+    <w:p>
+      <w:pPr>
+        <w:pStyle w:val="Normal"/>
+        <w:bidi w:val="0"/>
+        <w:jc w:val="start"/>
+        <w:rPr>
+          <w:rFonts w:ascii="Times New Roman" w:hAnsi="Times New Roman" w:cs="Times New Roman"/>
+          <w:sz w:val="28"/>
+          <w:szCs w:val="28"/>
+        </w:rPr>
+      </w:pPr>
+      <w:r>
+        <w:rPr>
+          <w:rFonts w:cs="Times New Roman" w:ascii="Times New Roman" w:hAnsi="Times New Roman"/>
           <w:sz w:val="28"/>
           <w:szCs w:val="28"/>
         </w:rPr>
@@ -5424,7 +6098,7 @@
             <wp:extent cx="6120130" cy="3374390"/>
             <wp:effectExtent l="0" t="0" r="0" b="0"/>
             <wp:wrapSquare wrapText="largest"/>
-            <wp:docPr id="9" name="Изображение9"/>
+            <wp:docPr id="10" name="Изображение9"/>
             <wp:cNvGraphicFramePr>
               <a:graphicFrameLocks xmlns:a="http://schemas.openxmlformats.org/drawingml/2006/main" noChangeAspect="1"/>
             </wp:cNvGraphicFramePr>
@@ -5432,13 +6106,13 @@
               <a:graphicData uri="http://schemas.openxmlformats.org/drawingml/2006/picture">
                 <pic:pic xmlns:pic="http://schemas.openxmlformats.org/drawingml/2006/picture">
                   <pic:nvPicPr>
-                    <pic:cNvPr id="9" name="Изображение9"/>
+                    <pic:cNvPr id="10" name="Изображение9"/>
                     <pic:cNvPicPr>
                       <a:picLocks noChangeAspect="1" noChangeArrowheads="1"/>
                     </pic:cNvPicPr>
                   </pic:nvPicPr>
                   <pic:blipFill>
-                    <a:blip r:embed="rId10"/>
+                    <a:blip r:embed="rId11"/>
                     <a:stretch>
                       <a:fillRect/>
                     </a:stretch>
@@ -5467,190 +6141,8 @@
           <w:szCs w:val="28"/>
         </w:rPr>
         <w:br/>
-      </w:r>
-      <w:r>
-        <w:rPr>
-          <w:rFonts w:cs="Times New Roman" w:ascii="Times New Roman" w:hAnsi="Times New Roman"/>
-          <w:color w:val="000000"/>
-          <w:sz w:val="28"/>
-          <w:szCs w:val="28"/>
-        </w:rPr>
         <w:t>Программа завершается с кодом 0.</w:t>
         <w:br/>
-        <w:br/>
-      </w:r>
-      <w:r>
-        <w:rPr>
-          <w:rFonts w:cs="Times New Roman" w:ascii="Times New Roman" w:hAnsi="Times New Roman"/>
-          <w:color w:val="000000"/>
-          <w:sz w:val="28"/>
-          <w:szCs w:val="28"/>
-        </w:rPr>
-        <w:br/>
-        <w:br/>
-        <w:br/>
-        <w:br/>
-        <w:br/>
-      </w:r>
-    </w:p>
-    <w:p>
-      <w:pPr>
-        <w:pStyle w:val="Normal"/>
-        <w:bidi w:val="0"/>
-        <w:jc w:val="start"/>
-        <w:rPr>
-          <w:rFonts w:ascii="Times New Roman" w:hAnsi="Times New Roman" w:cs="Times New Roman"/>
-          <w:sz w:val="28"/>
-          <w:szCs w:val="28"/>
-        </w:rPr>
-      </w:pPr>
-      <w:r>
-        <w:rPr>
-          <w:rFonts w:cs="Times New Roman" w:ascii="Times New Roman" w:hAnsi="Times New Roman"/>
-          <w:color w:val="000000"/>
-          <w:sz w:val="28"/>
-          <w:szCs w:val="28"/>
-        </w:rPr>
-      </w:r>
-    </w:p>
-    <w:p>
-      <w:pPr>
-        <w:pStyle w:val="Normal"/>
-        <w:bidi w:val="0"/>
-        <w:jc w:val="start"/>
-        <w:rPr>
-          <w:rFonts w:ascii="Times New Roman" w:hAnsi="Times New Roman" w:cs="Times New Roman"/>
-          <w:sz w:val="28"/>
-          <w:szCs w:val="28"/>
-        </w:rPr>
-      </w:pPr>
-      <w:r>
-        <w:rPr>
-          <w:rFonts w:cs="Times New Roman" w:ascii="Times New Roman" w:hAnsi="Times New Roman"/>
-          <w:color w:val="000000"/>
-          <w:sz w:val="28"/>
-          <w:szCs w:val="28"/>
-        </w:rPr>
-      </w:r>
-    </w:p>
-    <w:p>
-      <w:pPr>
-        <w:pStyle w:val="Normal"/>
-        <w:bidi w:val="0"/>
-        <w:jc w:val="start"/>
-        <w:rPr>
-          <w:rFonts w:ascii="Times New Roman" w:hAnsi="Times New Roman" w:cs="Times New Roman"/>
-          <w:sz w:val="28"/>
-          <w:szCs w:val="28"/>
-        </w:rPr>
-      </w:pPr>
-      <w:r>
-        <w:rPr>
-          <w:rFonts w:cs="Times New Roman" w:ascii="Times New Roman" w:hAnsi="Times New Roman"/>
-          <w:color w:val="000000"/>
-          <w:sz w:val="28"/>
-          <w:szCs w:val="28"/>
-        </w:rPr>
-      </w:r>
-    </w:p>
-    <w:p>
-      <w:pPr>
-        <w:pStyle w:val="Normal"/>
-        <w:bidi w:val="0"/>
-        <w:jc w:val="start"/>
-        <w:rPr>
-          <w:rFonts w:ascii="Times New Roman" w:hAnsi="Times New Roman" w:cs="Times New Roman"/>
-          <w:sz w:val="28"/>
-          <w:szCs w:val="28"/>
-        </w:rPr>
-      </w:pPr>
-      <w:r>
-        <w:rPr>
-          <w:rFonts w:cs="Times New Roman" w:ascii="Times New Roman" w:hAnsi="Times New Roman"/>
-          <w:color w:val="000000"/>
-          <w:sz w:val="28"/>
-          <w:szCs w:val="28"/>
-        </w:rPr>
-      </w:r>
-    </w:p>
-    <w:p>
-      <w:pPr>
-        <w:pStyle w:val="Normal"/>
-        <w:bidi w:val="0"/>
-        <w:jc w:val="start"/>
-        <w:rPr>
-          <w:rFonts w:ascii="Times New Roman" w:hAnsi="Times New Roman" w:cs="Times New Roman"/>
-          <w:sz w:val="28"/>
-          <w:szCs w:val="28"/>
-        </w:rPr>
-      </w:pPr>
-      <w:r>
-        <w:rPr>
-          <w:rFonts w:cs="Times New Roman" w:ascii="Times New Roman" w:hAnsi="Times New Roman"/>
-          <w:color w:val="000000"/>
-          <w:sz w:val="28"/>
-          <w:szCs w:val="28"/>
-        </w:rPr>
-      </w:r>
-    </w:p>
-    <w:p>
-      <w:pPr>
-        <w:pStyle w:val="Normal"/>
-        <w:bidi w:val="0"/>
-        <w:jc w:val="start"/>
-        <w:rPr>
-          <w:rFonts w:ascii="Times New Roman" w:hAnsi="Times New Roman" w:cs="Times New Roman"/>
-          <w:sz w:val="28"/>
-          <w:szCs w:val="28"/>
-        </w:rPr>
-      </w:pPr>
-      <w:r>
-        <w:rPr>
-          <w:rFonts w:cs="Times New Roman" w:ascii="Times New Roman" w:hAnsi="Times New Roman"/>
-          <w:color w:val="000000"/>
-          <w:sz w:val="28"/>
-          <w:szCs w:val="28"/>
-        </w:rPr>
-      </w:r>
-    </w:p>
-    <w:p>
-      <w:pPr>
-        <w:pStyle w:val="Normal"/>
-        <w:bidi w:val="0"/>
-        <w:jc w:val="start"/>
-        <w:rPr>
-          <w:rFonts w:ascii="Times New Roman" w:hAnsi="Times New Roman" w:cs="Times New Roman"/>
-          <w:sz w:val="28"/>
-          <w:szCs w:val="28"/>
-        </w:rPr>
-      </w:pPr>
-      <w:r>
-        <w:rPr>
-          <w:rFonts w:cs="Times New Roman" w:ascii="Times New Roman" w:hAnsi="Times New Roman"/>
-          <w:color w:val="000000"/>
-          <w:sz w:val="28"/>
-          <w:szCs w:val="28"/>
-        </w:rPr>
-      </w:r>
-    </w:p>
-    <w:p>
-      <w:pPr>
-        <w:pStyle w:val="Normal"/>
-        <w:bidi w:val="0"/>
-        <w:jc w:val="start"/>
-        <w:rPr>
-          <w:rFonts w:ascii="Times New Roman" w:hAnsi="Times New Roman" w:cs="Times New Roman"/>
-          <w:sz w:val="28"/>
-          <w:szCs w:val="28"/>
-        </w:rPr>
-      </w:pPr>
-      <w:r>
-        <w:rPr>
-          <w:rFonts w:cs="Times New Roman" w:ascii="Times New Roman" w:hAnsi="Times New Roman"/>
-          <w:color w:val="000000"/>
-          <w:sz w:val="28"/>
-          <w:szCs w:val="28"/>
-        </w:rPr>
       </w:r>
     </w:p>
     <w:p>
@@ -5704,6 +6196,7 @@
       <w:pgNumType w:fmt="decimal"/>
       <w:formProt w:val="false"/>
       <w:textDirection w:val="lrTb"/>
+      <w:docGrid w:type="default" w:linePitch="100" w:charSpace="0"/>
     </w:sectPr>
   </w:body>
 </w:document>
@@ -5875,7 +6368,6 @@
     </w:lvl>
     <w:lvl w:ilvl="2">
       <w:start w:val="1"/>
-      <w:pStyle w:val="Heading3"/>
       <w:numFmt w:val="none"/>
       <w:suff w:val="nothing"/>
       <w:lvlText w:val=""/>
@@ -5989,7 +6481,6 @@
     </w:rPrDefault>
     <w:pPrDefault>
       <w:pPr>
-        <w:widowControl/>
         <w:suppressAutoHyphens w:val="true"/>
       </w:pPr>
     </w:pPrDefault>
@@ -5999,7 +6490,10 @@
     <w:qFormat/>
     <w:pPr>
       <w:widowControl/>
+      <w:suppressAutoHyphens w:val="true"/>
       <w:bidi w:val="0"/>
+      <w:spacing w:before="0" w:after="0"/>
+      <w:jc w:val="start"/>
     </w:pPr>
     <w:rPr>
       <w:rFonts w:ascii="Liberation Serif" w:hAnsi="Liberation Serif" w:eastAsia="Noto Serif CJK SC" w:cs="Noto Sans Devanagari"/>
@@ -6054,8 +6548,8 @@
       <w:rFonts w:ascii="OpenSymbol" w:hAnsi="OpenSymbol" w:eastAsia="OpenSymbol" w:cs="OpenSymbol"/>
     </w:rPr>
   </w:style>
-  <w:style w:type="paragraph" w:styleId="Style16">
-    <w:name w:val="Заголовок"/>
+  <w:style w:type="paragraph" w:styleId="Heading">
+    <w:name w:val="Heading"/>
     <w:basedOn w:val="Normal"/>
     <w:next w:val="BodyText"/>
     <w:qFormat/>
@@ -6101,6 +6595,32 @@
       <w:szCs w:val="24"/>
     </w:rPr>
   </w:style>
+  <w:style w:type="paragraph" w:styleId="Index">
+    <w:name w:val="Index"/>
+    <w:basedOn w:val="Normal"/>
+    <w:qFormat/>
+    <w:pPr>
+      <w:suppressLineNumbers/>
+    </w:pPr>
+    <w:rPr>
+      <w:rFonts w:cs="Noto Sans Devanagari"/>
+    </w:rPr>
+  </w:style>
+  <w:style w:type="paragraph" w:styleId="Style16">
+    <w:name w:val="Заголовок"/>
+    <w:basedOn w:val="Normal"/>
+    <w:next w:val="BodyText"/>
+    <w:qFormat/>
+    <w:pPr>
+      <w:keepNext w:val="true"/>
+      <w:spacing w:before="240" w:after="120"/>
+    </w:pPr>
+    <w:rPr>
+      <w:rFonts w:ascii="Liberation Sans" w:hAnsi="Liberation Sans" w:eastAsia="Noto Sans CJK SC" w:cs="Noto Sans Devanagari"/>
+      <w:sz w:val="28"/>
+      <w:szCs w:val="28"/>
+    </w:rPr>
+  </w:style>
   <w:style w:type="paragraph" w:styleId="Style17">
     <w:name w:val="Указатель"/>
     <w:basedOn w:val="Normal"/>
@@ -6124,6 +6644,16 @@
       <w:sz w:val="20"/>
       <w:szCs w:val="20"/>
     </w:rPr>
+  </w:style>
+  <w:style w:type="paragraph" w:styleId="TableContents">
+    <w:name w:val="Table Contents"/>
+    <w:basedOn w:val="Normal"/>
+    <w:qFormat/>
+    <w:pPr>
+      <w:widowControl w:val="false"/>
+      <w:suppressLineNumbers/>
+    </w:pPr>
+    <w:rPr/>
   </w:style>
 </w:styles>
 </file>
